--- a/00-首页/题组Word/第一轮·综合套卷/第一轮综合卷06（学生版-打印版）.docx
+++ b/00-首页/题组Word/第一轮·综合套卷/第一轮综合卷06（学生版-打印版）.docx
@@ -91,8 +91,8 @@
     <w:p>
       <w:pPr>
         <w:pStyle w:val="FirstParagraph"/>
+        <w:spacing w:before="0" w:after="0"/>
         <w:ind w:left="480" w:hanging="480"/>
-        <w:spacing w:after="0"/>
       </w:pPr>
       <w:r>
         <w:rPr>
@@ -128,8 +128,8 @@
     <w:p>
       <w:pPr>
         <w:pStyle w:val="FirstParagraph"/>
+        <w:spacing w:before="0" w:after="0"/>
         <w:ind w:left="480" w:hanging="480"/>
-        <w:spacing w:before="0" w:after="0"/>
       </w:pPr>
       <w:r>
         <w:rPr>
@@ -230,8 +230,8 @@
     <w:p>
       <w:pPr>
         <w:pStyle w:val="FirstParagraph"/>
+        <w:spacing w:before="0" w:after="0"/>
         <w:ind w:left="480" w:hanging="480"/>
-        <w:spacing w:before="0" w:after="0"/>
       </w:pPr>
       <w:r>
         <w:rPr>
@@ -332,8 +332,8 @@
     <w:p>
       <w:pPr>
         <w:pStyle w:val="FirstParagraph"/>
+        <w:spacing w:before="0" w:after="0"/>
         <w:ind w:left="480" w:hanging="480"/>
-        <w:spacing w:before="0" w:after="0"/>
       </w:pPr>
       <w:r>
         <w:rPr>
@@ -434,8 +434,8 @@
     <w:p>
       <w:pPr>
         <w:pStyle w:val="FirstParagraph"/>
+        <w:spacing w:before="0" w:after="0"/>
         <w:ind w:left="480" w:hanging="480"/>
-        <w:spacing w:before="0" w:after="180"/>
       </w:pPr>
       <w:r>
         <w:rPr>
@@ -576,8 +576,8 @@
     <w:p>
       <w:pPr>
         <w:pStyle w:val="FirstParagraph"/>
+        <w:spacing w:before="0" w:after="0"/>
         <w:ind w:left="480" w:hanging="480"/>
-        <w:spacing w:after="0"/>
       </w:pPr>
       <w:r>
         <w:rPr>
@@ -631,20 +631,45 @@
     <w:p>
       <w:pPr>
         <w:pStyle w:val="FirstParagraph"/>
+        <w:spacing w:before="0" w:after="0"/>
         <w:ind w:left="480" w:hanging="480"/>
+      </w:pPr>
+      <w:r>
+        <w:rPr>
+          <w:rFonts w:ascii="Times New Roman" w:hAnsi="Times New Roman" w:eastAsia="Times New Roman" w:cs="Times New Roman"/>
+        </w:rPr>
+        <w:t xml:space="preserve">A. </w:t>
+      </w:r>
+      <w:r>
+        <w:rPr>
+          <w:rFonts w:hint="eastAsia" w:ascii="Times New Roman" w:hAnsi="Times New Roman" w:eastAsia="FangSong" w:cs="Times New Roman"/>
+        </w:rPr>
+        <w:t xml:space="preserve">颜色变深</w:t>
+      </w:r>
+      <w:r>
+        <w:rPr>
+          <w:rFonts w:ascii="Times New Roman" w:hAnsi="Times New Roman" w:eastAsia="Times New Roman" w:cs="Times New Roman"/>
+        </w:rPr>
+        <w:t xml:space="preserve"> </w:t>
+      </w:r>
+    </w:p>
+    <w:p>
+      <w:pPr>
+        <w:pStyle w:val="FirstParagraph"/>
         <w:spacing w:before="0" w:after="0"/>
-      </w:pPr>
-      <w:r>
-        <w:rPr>
-          <w:rFonts w:ascii="Times New Roman" w:hAnsi="Times New Roman" w:eastAsia="Times New Roman" w:cs="Times New Roman"/>
-        </w:rPr>
-        <w:t xml:space="preserve">A. </w:t>
-      </w:r>
-      <w:r>
-        <w:rPr>
-          <w:rFonts w:hint="eastAsia" w:ascii="Times New Roman" w:hAnsi="Times New Roman" w:eastAsia="FangSong" w:cs="Times New Roman"/>
-        </w:rPr>
-        <w:t xml:space="preserve">颜色变深</w:t>
+        <w:ind w:left="480" w:hanging="480"/>
+      </w:pPr>
+      <w:r>
+        <w:rPr>
+          <w:rFonts w:ascii="Times New Roman" w:hAnsi="Times New Roman" w:eastAsia="Times New Roman" w:cs="Times New Roman"/>
+        </w:rPr>
+        <w:t xml:space="preserve">B. </w:t>
+      </w:r>
+      <w:r>
+        <w:rPr>
+          <w:rFonts w:hint="eastAsia" w:ascii="Times New Roman" w:hAnsi="Times New Roman" w:eastAsia="FangSong" w:cs="Times New Roman"/>
+        </w:rPr>
+        <w:t xml:space="preserve">溶解度变小</w:t>
       </w:r>
       <w:r>
         <w:rPr>
@@ -656,58 +681,33 @@
     <w:p>
       <w:pPr>
         <w:pStyle w:val="FirstParagraph"/>
+        <w:spacing w:before="0" w:after="0"/>
         <w:ind w:left="480" w:hanging="480"/>
+      </w:pPr>
+      <w:r>
+        <w:rPr>
+          <w:rFonts w:ascii="Times New Roman" w:hAnsi="Times New Roman" w:eastAsia="Times New Roman" w:cs="Times New Roman"/>
+        </w:rPr>
+        <w:t xml:space="preserve">C. </w:t>
+      </w:r>
+      <w:r>
+        <w:rPr>
+          <w:rFonts w:hint="eastAsia" w:ascii="Times New Roman" w:hAnsi="Times New Roman" w:eastAsia="FangSong" w:cs="Times New Roman"/>
+        </w:rPr>
+        <w:t xml:space="preserve">离子键递变到共价键</w:t>
+      </w:r>
+      <w:r>
+        <w:rPr>
+          <w:rFonts w:ascii="Times New Roman" w:hAnsi="Times New Roman" w:eastAsia="Times New Roman" w:cs="Times New Roman"/>
+        </w:rPr>
+        <w:t xml:space="preserve"> </w:t>
+      </w:r>
+    </w:p>
+    <w:p>
+      <w:pPr>
+        <w:pStyle w:val="FirstParagraph"/>
         <w:spacing w:before="0" w:after="0"/>
-      </w:pPr>
-      <w:r>
-        <w:rPr>
-          <w:rFonts w:ascii="Times New Roman" w:hAnsi="Times New Roman" w:eastAsia="Times New Roman" w:cs="Times New Roman"/>
-        </w:rPr>
-        <w:t xml:space="preserve">B. </w:t>
-      </w:r>
-      <w:r>
-        <w:rPr>
-          <w:rFonts w:hint="eastAsia" w:ascii="Times New Roman" w:hAnsi="Times New Roman" w:eastAsia="FangSong" w:cs="Times New Roman"/>
-        </w:rPr>
-        <w:t xml:space="preserve">溶解度变小</w:t>
-      </w:r>
-      <w:r>
-        <w:rPr>
-          <w:rFonts w:ascii="Times New Roman" w:hAnsi="Times New Roman" w:eastAsia="Times New Roman" w:cs="Times New Roman"/>
-        </w:rPr>
-        <w:t xml:space="preserve"> </w:t>
-      </w:r>
-    </w:p>
-    <w:p>
-      <w:pPr>
-        <w:pStyle w:val="FirstParagraph"/>
         <w:ind w:left="480" w:hanging="480"/>
-        <w:spacing w:before="0" w:after="0"/>
-      </w:pPr>
-      <w:r>
-        <w:rPr>
-          <w:rFonts w:ascii="Times New Roman" w:hAnsi="Times New Roman" w:eastAsia="Times New Roman" w:cs="Times New Roman"/>
-        </w:rPr>
-        <w:t xml:space="preserve">C. </w:t>
-      </w:r>
-      <w:r>
-        <w:rPr>
-          <w:rFonts w:hint="eastAsia" w:ascii="Times New Roman" w:hAnsi="Times New Roman" w:eastAsia="FangSong" w:cs="Times New Roman"/>
-        </w:rPr>
-        <w:t xml:space="preserve">离子键递变到共价键</w:t>
-      </w:r>
-      <w:r>
-        <w:rPr>
-          <w:rFonts w:ascii="Times New Roman" w:hAnsi="Times New Roman" w:eastAsia="Times New Roman" w:cs="Times New Roman"/>
-        </w:rPr>
-        <w:t xml:space="preserve"> </w:t>
-      </w:r>
-    </w:p>
-    <w:p>
-      <w:pPr>
-        <w:pStyle w:val="FirstParagraph"/>
-        <w:ind w:left="480" w:hanging="480"/>
-        <w:spacing w:before="0" w:after="180"/>
       </w:pPr>
       <w:r>
         <w:rPr>
@@ -771,8 +771,8 @@
     <w:p>
       <w:pPr>
         <w:pStyle w:val="FirstParagraph"/>
+        <w:spacing w:before="0" w:after="0"/>
         <w:ind w:left="480" w:hanging="480"/>
-        <w:spacing w:after="0"/>
       </w:pPr>
       <w:r>
         <w:rPr>
@@ -852,20 +852,45 @@
     <w:p>
       <w:pPr>
         <w:pStyle w:val="FirstParagraph"/>
+        <w:spacing w:before="0" w:after="0"/>
         <w:ind w:left="480" w:hanging="480"/>
+      </w:pPr>
+      <w:r>
+        <w:rPr>
+          <w:rFonts w:ascii="Times New Roman" w:hAnsi="Times New Roman" w:eastAsia="Times New Roman" w:cs="Times New Roman"/>
+        </w:rPr>
+        <w:t xml:space="preserve">A. </w:t>
+      </w:r>
+      <w:r>
+        <w:rPr>
+          <w:rFonts w:hint="eastAsia" w:ascii="Times New Roman" w:hAnsi="Times New Roman" w:eastAsia="FangSong" w:cs="Times New Roman"/>
+        </w:rPr>
+        <w:t xml:space="preserve">平面三角形</w:t>
+      </w:r>
+      <w:r>
+        <w:rPr>
+          <w:rFonts w:ascii="Times New Roman" w:hAnsi="Times New Roman" w:eastAsia="Times New Roman" w:cs="Times New Roman"/>
+        </w:rPr>
+        <w:t xml:space="preserve"> </w:t>
+      </w:r>
+    </w:p>
+    <w:p>
+      <w:pPr>
+        <w:pStyle w:val="FirstParagraph"/>
         <w:spacing w:before="0" w:after="0"/>
-      </w:pPr>
-      <w:r>
-        <w:rPr>
-          <w:rFonts w:ascii="Times New Roman" w:hAnsi="Times New Roman" w:eastAsia="Times New Roman" w:cs="Times New Roman"/>
-        </w:rPr>
-        <w:t xml:space="preserve">A. </w:t>
-      </w:r>
-      <w:r>
-        <w:rPr>
-          <w:rFonts w:hint="eastAsia" w:ascii="Times New Roman" w:hAnsi="Times New Roman" w:eastAsia="FangSong" w:cs="Times New Roman"/>
-        </w:rPr>
-        <w:t xml:space="preserve">平面三角形</w:t>
+        <w:ind w:left="480" w:hanging="480"/>
+      </w:pPr>
+      <w:r>
+        <w:rPr>
+          <w:rFonts w:ascii="Times New Roman" w:hAnsi="Times New Roman" w:eastAsia="Times New Roman" w:cs="Times New Roman"/>
+        </w:rPr>
+        <w:t xml:space="preserve">B. </w:t>
+      </w:r>
+      <w:r>
+        <w:rPr>
+          <w:rFonts w:hint="eastAsia" w:ascii="Times New Roman" w:hAnsi="Times New Roman" w:eastAsia="FangSong" w:cs="Times New Roman"/>
+        </w:rPr>
+        <w:t xml:space="preserve">三角锥形</w:t>
       </w:r>
       <w:r>
         <w:rPr>
@@ -877,58 +902,33 @@
     <w:p>
       <w:pPr>
         <w:pStyle w:val="FirstParagraph"/>
+        <w:spacing w:before="0" w:after="0"/>
         <w:ind w:left="480" w:hanging="480"/>
+      </w:pPr>
+      <w:r>
+        <w:rPr>
+          <w:rFonts w:ascii="Times New Roman" w:hAnsi="Times New Roman" w:eastAsia="Times New Roman" w:cs="Times New Roman"/>
+        </w:rPr>
+        <w:t xml:space="preserve">C. </w:t>
+      </w:r>
+      <w:r>
+        <w:rPr>
+          <w:rFonts w:hint="eastAsia" w:ascii="Times New Roman" w:hAnsi="Times New Roman" w:eastAsia="FangSong" w:cs="Times New Roman"/>
+        </w:rPr>
+        <w:t xml:space="preserve">三角双锥形</w:t>
+      </w:r>
+      <w:r>
+        <w:rPr>
+          <w:rFonts w:ascii="Times New Roman" w:hAnsi="Times New Roman" w:eastAsia="Times New Roman" w:cs="Times New Roman"/>
+        </w:rPr>
+        <w:t xml:space="preserve"> </w:t>
+      </w:r>
+    </w:p>
+    <w:p>
+      <w:pPr>
+        <w:pStyle w:val="FirstParagraph"/>
         <w:spacing w:before="0" w:after="0"/>
-      </w:pPr>
-      <w:r>
-        <w:rPr>
-          <w:rFonts w:ascii="Times New Roman" w:hAnsi="Times New Roman" w:eastAsia="Times New Roman" w:cs="Times New Roman"/>
-        </w:rPr>
-        <w:t xml:space="preserve">B. </w:t>
-      </w:r>
-      <w:r>
-        <w:rPr>
-          <w:rFonts w:hint="eastAsia" w:ascii="Times New Roman" w:hAnsi="Times New Roman" w:eastAsia="FangSong" w:cs="Times New Roman"/>
-        </w:rPr>
-        <w:t xml:space="preserve">三角锥形</w:t>
-      </w:r>
-      <w:r>
-        <w:rPr>
-          <w:rFonts w:ascii="Times New Roman" w:hAnsi="Times New Roman" w:eastAsia="Times New Roman" w:cs="Times New Roman"/>
-        </w:rPr>
-        <w:t xml:space="preserve"> </w:t>
-      </w:r>
-    </w:p>
-    <w:p>
-      <w:pPr>
-        <w:pStyle w:val="FirstParagraph"/>
         <w:ind w:left="480" w:hanging="480"/>
-        <w:spacing w:before="0" w:after="0"/>
-      </w:pPr>
-      <w:r>
-        <w:rPr>
-          <w:rFonts w:ascii="Times New Roman" w:hAnsi="Times New Roman" w:eastAsia="Times New Roman" w:cs="Times New Roman"/>
-        </w:rPr>
-        <w:t xml:space="preserve">C. </w:t>
-      </w:r>
-      <w:r>
-        <w:rPr>
-          <w:rFonts w:hint="eastAsia" w:ascii="Times New Roman" w:hAnsi="Times New Roman" w:eastAsia="FangSong" w:cs="Times New Roman"/>
-        </w:rPr>
-        <w:t xml:space="preserve">三角双锥形</w:t>
-      </w:r>
-      <w:r>
-        <w:rPr>
-          <w:rFonts w:ascii="Times New Roman" w:hAnsi="Times New Roman" w:eastAsia="Times New Roman" w:cs="Times New Roman"/>
-        </w:rPr>
-        <w:t xml:space="preserve"> </w:t>
-      </w:r>
-    </w:p>
-    <w:p>
-      <w:pPr>
-        <w:pStyle w:val="FirstParagraph"/>
-        <w:ind w:left="480" w:hanging="480"/>
-        <w:spacing w:before="0" w:after="180"/>
       </w:pPr>
       <w:r>
         <w:rPr>
@@ -992,8 +992,8 @@
     <w:p>
       <w:pPr>
         <w:pStyle w:val="FirstParagraph"/>
+        <w:spacing w:before="0" w:after="0"/>
         <w:ind w:left="480" w:hanging="480"/>
-        <w:spacing w:after="0"/>
       </w:pPr>
       <w:r>
         <w:rPr>
@@ -1035,21 +1035,21 @@
     <w:p>
       <w:pPr>
         <w:pStyle w:val="FirstParagraph"/>
+        <w:spacing w:before="0" w:after="0"/>
         <w:ind w:left="480" w:hanging="480"/>
+      </w:pPr>
+      <w:r>
+        <w:rPr>
+          <w:rFonts w:ascii="Times New Roman" w:hAnsi="Times New Roman" w:eastAsia="Times New Roman" w:cs="Times New Roman"/>
+        </w:rPr>
+        <w:t xml:space="preserve">A. K </w:t>
+      </w:r>
+    </w:p>
+    <w:p>
+      <w:pPr>
+        <w:pStyle w:val="FirstParagraph"/>
         <w:spacing w:before="0" w:after="0"/>
-      </w:pPr>
-      <w:r>
-        <w:rPr>
-          <w:rFonts w:ascii="Times New Roman" w:hAnsi="Times New Roman" w:eastAsia="Times New Roman" w:cs="Times New Roman"/>
-        </w:rPr>
-        <w:t xml:space="preserve">A. K </w:t>
-      </w:r>
-    </w:p>
-    <w:p>
-      <w:pPr>
-        <w:pStyle w:val="FirstParagraph"/>
         <w:ind w:left="480" w:hanging="480"/>
-        <w:spacing w:before="0" w:after="0"/>
       </w:pPr>
       <w:r>
         <w:rPr>
@@ -1090,21 +1090,21 @@
     <w:p>
       <w:pPr>
         <w:pStyle w:val="FirstParagraph"/>
+        <w:spacing w:before="0" w:after="0"/>
         <w:ind w:left="480" w:hanging="480"/>
+      </w:pPr>
+      <w:r>
+        <w:rPr>
+          <w:rFonts w:ascii="Times New Roman" w:hAnsi="Times New Roman" w:eastAsia="Times New Roman" w:cs="Times New Roman"/>
+        </w:rPr>
+        <w:t xml:space="preserve">C. SiC </w:t>
+      </w:r>
+    </w:p>
+    <w:p>
+      <w:pPr>
+        <w:pStyle w:val="FirstParagraph"/>
         <w:spacing w:before="0" w:after="0"/>
-      </w:pPr>
-      <w:r>
-        <w:rPr>
-          <w:rFonts w:ascii="Times New Roman" w:hAnsi="Times New Roman" w:eastAsia="Times New Roman" w:cs="Times New Roman"/>
-        </w:rPr>
-        <w:t xml:space="preserve">C. SiC </w:t>
-      </w:r>
-    </w:p>
-    <w:p>
-      <w:pPr>
-        <w:pStyle w:val="FirstParagraph"/>
         <w:ind w:left="480" w:hanging="480"/>
-        <w:spacing w:before="0" w:after="180"/>
       </w:pPr>
       <w:r>
         <w:rPr>
@@ -2889,8 +2889,8 @@
     <w:p>
       <w:pPr>
         <w:pStyle w:val="FirstParagraph"/>
+        <w:spacing w:before="0" w:after="0"/>
         <w:ind w:left="480" w:hanging="480"/>
-        <w:spacing w:after="0"/>
       </w:pPr>
       <w:r>
         <w:rPr>
@@ -3112,47 +3112,47 @@
     <w:p>
       <w:pPr>
         <w:pStyle w:val="FirstParagraph"/>
+        <w:spacing w:before="0" w:after="0"/>
         <w:ind w:left="480" w:hanging="480"/>
+      </w:pPr>
+      <w:r>
+        <w:rPr>
+          <w:rFonts w:ascii="Times New Roman" w:hAnsi="Times New Roman" w:eastAsia="Times New Roman" w:cs="Times New Roman"/>
+        </w:rPr>
+        <w:t xml:space="preserve">A. m-n </w:t>
+      </w:r>
+    </w:p>
+    <w:p>
+      <w:pPr>
+        <w:pStyle w:val="FirstParagraph"/>
         <w:spacing w:before="0" w:after="0"/>
-      </w:pPr>
-      <w:r>
-        <w:rPr>
-          <w:rFonts w:ascii="Times New Roman" w:hAnsi="Times New Roman" w:eastAsia="Times New Roman" w:cs="Times New Roman"/>
-        </w:rPr>
-        <w:t xml:space="preserve">A. m-n </w:t>
+        <w:ind w:left="480" w:hanging="480"/>
+      </w:pPr>
+      <w:r>
+        <w:rPr>
+          <w:rFonts w:ascii="Times New Roman" w:hAnsi="Times New Roman" w:eastAsia="Times New Roman" w:cs="Times New Roman"/>
+        </w:rPr>
+        <w:t xml:space="preserve">B. m-3n </w:t>
       </w:r>
     </w:p>
     <w:p>
       <w:pPr>
         <w:pStyle w:val="FirstParagraph"/>
+        <w:spacing w:before="0" w:after="0"/>
         <w:ind w:left="480" w:hanging="480"/>
+      </w:pPr>
+      <w:r>
+        <w:rPr>
+          <w:rFonts w:ascii="Times New Roman" w:hAnsi="Times New Roman" w:eastAsia="Times New Roman" w:cs="Times New Roman"/>
+        </w:rPr>
+        <w:t xml:space="preserve">C. n-m </w:t>
+      </w:r>
+    </w:p>
+    <w:p>
+      <w:pPr>
+        <w:pStyle w:val="FirstParagraph"/>
         <w:spacing w:before="0" w:after="0"/>
-      </w:pPr>
-      <w:r>
-        <w:rPr>
-          <w:rFonts w:ascii="Times New Roman" w:hAnsi="Times New Roman" w:eastAsia="Times New Roman" w:cs="Times New Roman"/>
-        </w:rPr>
-        <w:t xml:space="preserve">B. m-3n </w:t>
-      </w:r>
-    </w:p>
-    <w:p>
-      <w:pPr>
-        <w:pStyle w:val="FirstParagraph"/>
         <w:ind w:left="480" w:hanging="480"/>
-        <w:spacing w:before="0" w:after="0"/>
-      </w:pPr>
-      <w:r>
-        <w:rPr>
-          <w:rFonts w:ascii="Times New Roman" w:hAnsi="Times New Roman" w:eastAsia="Times New Roman" w:cs="Times New Roman"/>
-        </w:rPr>
-        <w:t xml:space="preserve">C. n-m </w:t>
-      </w:r>
-    </w:p>
-    <w:p>
-      <w:pPr>
-        <w:pStyle w:val="FirstParagraph"/>
-        <w:ind w:left="480" w:hanging="480"/>
-        <w:spacing w:before="0" w:after="180"/>
       </w:pPr>
       <w:r>
         <w:rPr>
@@ -3382,6 +3382,7 @@
     <w:p>
       <w:pPr>
         <w:pStyle w:val="Compact"/>
+        <w:spacing w:before="0" w:after="0"/>
       </w:pPr>
       <w:r>
         <w:rPr>
@@ -3431,6 +3432,7 @@
     <w:p>
       <w:pPr>
         <w:pStyle w:val="Compact"/>
+        <w:spacing w:before="0" w:after="0"/>
       </w:pPr>
       <w:r>
         <w:rPr>
@@ -3479,6 +3481,7 @@
     <w:p>
       <w:pPr>
         <w:pStyle w:val="Compact"/>
+        <w:spacing w:before="0" w:after="0"/>
       </w:pPr>
       <w:r>
         <w:rPr>
@@ -3564,6 +3567,7 @@
     <w:p>
       <w:pPr>
         <w:pStyle w:val="Compact"/>
+        <w:spacing w:before="0" w:after="0"/>
       </w:pPr>
       <w:r>
         <w:rPr>
@@ -3804,6 +3808,7 @@
     <w:p>
       <w:pPr>
         <w:pStyle w:val="Compact"/>
+        <w:spacing w:before="0" w:after="0"/>
       </w:pPr>
       <w:r>
         <w:rPr>
@@ -3847,6 +3852,7 @@
     <w:p>
       <w:pPr>
         <w:pStyle w:val="Compact"/>
+        <w:spacing w:before="0" w:after="0"/>
       </w:pPr>
       <w:r>
         <w:rPr>
@@ -3890,6 +3896,7 @@
     <w:p>
       <w:pPr>
         <w:pStyle w:val="Compact"/>
+        <w:spacing w:before="0" w:after="0"/>
       </w:pPr>
       <w:r>
         <w:rPr>
@@ -3907,6 +3914,7 @@
     <w:p>
       <w:pPr>
         <w:pStyle w:val="Compact"/>
+        <w:spacing w:before="0" w:after="0"/>
       </w:pPr>
       <w:r>
         <w:rPr>
@@ -16058,8 +16066,8 @@
     <w:p>
       <w:pPr>
         <w:pStyle w:val="FirstParagraph"/>
+        <w:spacing w:before="0" w:after="0"/>
         <w:ind w:left="480" w:hanging="480"/>
-        <w:spacing w:after="0"/>
       </w:pPr>
       <w:r>
         <w:rPr>
@@ -16155,20 +16163,45 @@
     <w:p>
       <w:pPr>
         <w:pStyle w:val="FirstParagraph"/>
+        <w:spacing w:before="0" w:after="0"/>
         <w:ind w:left="480" w:hanging="480"/>
+      </w:pPr>
+      <w:r>
+        <w:rPr>
+          <w:rFonts w:ascii="Times New Roman" w:hAnsi="Times New Roman" w:eastAsia="Times New Roman" w:cs="Times New Roman"/>
+        </w:rPr>
+        <w:t xml:space="preserve">A. </w:t>
+      </w:r>
+      <w:r>
+        <w:rPr>
+          <w:rFonts w:hint="eastAsia" w:ascii="Times New Roman" w:hAnsi="Times New Roman" w:eastAsia="FangSong" w:cs="Times New Roman"/>
+        </w:rPr>
+        <w:t xml:space="preserve">此反应为二级反应</w:t>
+      </w:r>
+      <w:r>
+        <w:rPr>
+          <w:rFonts w:ascii="Times New Roman" w:hAnsi="Times New Roman" w:eastAsia="Times New Roman" w:cs="Times New Roman"/>
+        </w:rPr>
+        <w:t xml:space="preserve"> </w:t>
+      </w:r>
+    </w:p>
+    <w:p>
+      <w:pPr>
+        <w:pStyle w:val="FirstParagraph"/>
         <w:spacing w:before="0" w:after="0"/>
-      </w:pPr>
-      <w:r>
-        <w:rPr>
-          <w:rFonts w:ascii="Times New Roman" w:hAnsi="Times New Roman" w:eastAsia="Times New Roman" w:cs="Times New Roman"/>
-        </w:rPr>
-        <w:t xml:space="preserve">A. </w:t>
-      </w:r>
-      <w:r>
-        <w:rPr>
-          <w:rFonts w:hint="eastAsia" w:ascii="Times New Roman" w:hAnsi="Times New Roman" w:eastAsia="FangSong" w:cs="Times New Roman"/>
-        </w:rPr>
-        <w:t xml:space="preserve">此反应为二级反应</w:t>
+        <w:ind w:left="480" w:hanging="480"/>
+      </w:pPr>
+      <w:r>
+        <w:rPr>
+          <w:rFonts w:ascii="Times New Roman" w:hAnsi="Times New Roman" w:eastAsia="Times New Roman" w:cs="Times New Roman"/>
+        </w:rPr>
+        <w:t xml:space="preserve">B. </w:t>
+      </w:r>
+      <w:r>
+        <w:rPr>
+          <w:rFonts w:hint="eastAsia" w:ascii="Times New Roman" w:hAnsi="Times New Roman" w:eastAsia="FangSong" w:cs="Times New Roman"/>
+        </w:rPr>
+        <w:t xml:space="preserve">糖被还原一半所需的时间与起始浓度有关</w:t>
       </w:r>
       <w:r>
         <w:rPr>
@@ -16180,58 +16213,33 @@
     <w:p>
       <w:pPr>
         <w:pStyle w:val="FirstParagraph"/>
+        <w:spacing w:before="0" w:after="0"/>
         <w:ind w:left="480" w:hanging="480"/>
+      </w:pPr>
+      <w:r>
+        <w:rPr>
+          <w:rFonts w:ascii="Times New Roman" w:hAnsi="Times New Roman" w:eastAsia="Times New Roman" w:cs="Times New Roman"/>
+        </w:rPr>
+        <w:t xml:space="preserve">C. </w:t>
+      </w:r>
+      <w:r>
+        <w:rPr>
+          <w:rFonts w:hint="eastAsia" w:ascii="Times New Roman" w:hAnsi="Times New Roman" w:eastAsia="FangSong" w:cs="Times New Roman"/>
+        </w:rPr>
+        <w:t xml:space="preserve">糖被还原一半所需的时间与起始浓度无关</w:t>
+      </w:r>
+      <w:r>
+        <w:rPr>
+          <w:rFonts w:ascii="Times New Roman" w:hAnsi="Times New Roman" w:eastAsia="Times New Roman" w:cs="Times New Roman"/>
+        </w:rPr>
+        <w:t xml:space="preserve"> </w:t>
+      </w:r>
+    </w:p>
+    <w:p>
+      <w:pPr>
+        <w:pStyle w:val="FirstParagraph"/>
         <w:spacing w:before="0" w:after="0"/>
-      </w:pPr>
-      <w:r>
-        <w:rPr>
-          <w:rFonts w:ascii="Times New Roman" w:hAnsi="Times New Roman" w:eastAsia="Times New Roman" w:cs="Times New Roman"/>
-        </w:rPr>
-        <w:t xml:space="preserve">B. </w:t>
-      </w:r>
-      <w:r>
-        <w:rPr>
-          <w:rFonts w:hint="eastAsia" w:ascii="Times New Roman" w:hAnsi="Times New Roman" w:eastAsia="FangSong" w:cs="Times New Roman"/>
-        </w:rPr>
-        <w:t xml:space="preserve">糖被还原一半所需的时间与起始浓度有关</w:t>
-      </w:r>
-      <w:r>
-        <w:rPr>
-          <w:rFonts w:ascii="Times New Roman" w:hAnsi="Times New Roman" w:eastAsia="Times New Roman" w:cs="Times New Roman"/>
-        </w:rPr>
-        <w:t xml:space="preserve"> </w:t>
-      </w:r>
-    </w:p>
-    <w:p>
-      <w:pPr>
-        <w:pStyle w:val="FirstParagraph"/>
         <w:ind w:left="480" w:hanging="480"/>
-        <w:spacing w:before="0" w:after="0"/>
-      </w:pPr>
-      <w:r>
-        <w:rPr>
-          <w:rFonts w:ascii="Times New Roman" w:hAnsi="Times New Roman" w:eastAsia="Times New Roman" w:cs="Times New Roman"/>
-        </w:rPr>
-        <w:t xml:space="preserve">C. </w:t>
-      </w:r>
-      <w:r>
-        <w:rPr>
-          <w:rFonts w:hint="eastAsia" w:ascii="Times New Roman" w:hAnsi="Times New Roman" w:eastAsia="FangSong" w:cs="Times New Roman"/>
-        </w:rPr>
-        <w:t xml:space="preserve">糖被还原一半所需的时间与起始浓度无关</w:t>
-      </w:r>
-      <w:r>
-        <w:rPr>
-          <w:rFonts w:ascii="Times New Roman" w:hAnsi="Times New Roman" w:eastAsia="Times New Roman" w:cs="Times New Roman"/>
-        </w:rPr>
-        <w:t xml:space="preserve"> </w:t>
-      </w:r>
-    </w:p>
-    <w:p>
-      <w:pPr>
-        <w:pStyle w:val="FirstParagraph"/>
-        <w:ind w:left="480" w:hanging="480"/>
-        <w:spacing w:before="0" w:after="180"/>
       </w:pPr>
       <w:r>
         <w:rPr>
@@ -18045,6 +18053,14 @@
       <w:tblPr>
         <w:tblStyle w:val="Table"/>
         <w:tblW w:type="auto" w:w="0"/>
+        <w:tblBorders>
+          <w:top w:val="single" w:sz="12" w:space="0" w:color="000000"/>
+          <w:left w:val="none" w:sz="0" w:space="0" w:color="auto"/>
+          <w:bottom w:val="single" w:sz="12" w:space="0" w:color="000000"/>
+          <w:right w:val="none" w:sz="0" w:space="0" w:color="auto"/>
+          <w:insideH w:val="none" w:sz="0" w:space="0" w:color="auto"/>
+          <w:insideV w:val="none" w:sz="0" w:space="0" w:color="auto"/>
+        </w:tblBorders>
         <w:tblLook w:firstRow="1" w:lastRow="0" w:firstColumn="0" w:lastColumn="0" w:noHBand="0" w:noVBand="0" w:val="0020"/>
       </w:tblPr>
       <w:tblGrid>
@@ -18058,7 +18074,11 @@
           <w:tblHeader w:val="on"/>
         </w:trPr>
         <w:tc>
-          <w:tcPr/>
+          <w:tcPr>
+            <w:tcBorders>
+              <w:bottom w:val="single" w:sz="8" w:space="0" w:color="000000"/>
+            </w:tcBorders>
+          </w:tcPr>
           <w:p>
             <w:pPr>
               <w:pStyle w:val="Compact"/>
@@ -18074,7 +18094,11 @@
           </w:p>
         </w:tc>
         <w:tc>
-          <w:tcPr/>
+          <w:tcPr>
+            <w:tcBorders>
+              <w:bottom w:val="single" w:sz="8" w:space="0" w:color="000000"/>
+            </w:tcBorders>
+          </w:tcPr>
           <w:p>
             <w:pPr>
               <w:pStyle w:val="Compact"/>
@@ -18090,7 +18114,11 @@
           </w:p>
         </w:tc>
         <w:tc>
-          <w:tcPr/>
+          <w:tcPr>
+            <w:tcBorders>
+              <w:bottom w:val="single" w:sz="8" w:space="0" w:color="000000"/>
+            </w:tcBorders>
+          </w:tcPr>
           <w:p>
             <w:pPr>
               <w:pStyle w:val="Compact"/>
@@ -18106,7 +18134,11 @@
           </w:p>
         </w:tc>
         <w:tc>
-          <w:tcPr/>
+          <w:tcPr>
+            <w:tcBorders>
+              <w:bottom w:val="single" w:sz="8" w:space="0" w:color="000000"/>
+            </w:tcBorders>
+          </w:tcPr>
           <w:p>
             <w:pPr>
               <w:pStyle w:val="Compact"/>
@@ -20512,7 +20544,6 @@
     <w:bookmarkEnd w:id="53"/>
     <w:bookmarkEnd w:id="54"/>
     <w:sectPr>
-      <w:headerReference w:type="default" r:id="rId49"/>
       <w:footerReference w:type="default" r:id="rId9"/>
       <w:footnotePr>
         <w:numRestart w:val="eachSect"/>
@@ -20539,16 +20570,6 @@
       <w:rPr>
         <w:rFonts w:ascii="Times New Roman" w:hAnsi="Times New Roman" w:eastAsia="Times New Roman" w:cs="Times New Roman"/>
         <w:b w:val="0"/>
-        <w:color w:val="000000"/>
-        <w:sz w:val="20"/>
-      </w:rPr>
-      <w:t xml:space="preserve">第 </w:t>
-    </w:r>
-    <w:r>
-      <w:rPr>
-        <w:rFonts w:ascii="Times New Roman" w:hAnsi="Times New Roman" w:eastAsia="Times New Roman" w:cs="Times New Roman"/>
-        <w:b w:val="0"/>
-        <w:color w:val="000000"/>
         <w:sz w:val="20"/>
       </w:rPr>
       <w:fldChar w:fldCharType="begin"/>
@@ -20557,7 +20578,6 @@
       <w:rPr>
         <w:rFonts w:ascii="Times New Roman" w:hAnsi="Times New Roman" w:eastAsia="Times New Roman" w:cs="Times New Roman"/>
         <w:b w:val="0"/>
-        <w:color w:val="000000"/>
         <w:sz w:val="20"/>
       </w:rPr>
       <w:instrText xml:space="preserve"> PAGE </w:instrText>
@@ -20566,91 +20586,9 @@
       <w:rPr>
         <w:rFonts w:ascii="Times New Roman" w:hAnsi="Times New Roman" w:eastAsia="Times New Roman" w:cs="Times New Roman"/>
         <w:b w:val="0"/>
-        <w:color w:val="000000"/>
-        <w:sz w:val="20"/>
-      </w:rPr>
-      <w:fldChar w:fldCharType="separate"/>
-    </w:r>
-    <w:r>
-      <w:rPr>
-        <w:rFonts w:ascii="Times New Roman" w:hAnsi="Times New Roman" w:eastAsia="Times New Roman" w:cs="Times New Roman"/>
-        <w:b w:val="0"/>
-        <w:color w:val="000000"/>
-        <w:sz w:val="20"/>
-      </w:rPr>
-      <w:t>1</w:t>
-    </w:r>
-    <w:r>
-      <w:rPr>
-        <w:rFonts w:ascii="Times New Roman" w:hAnsi="Times New Roman" w:eastAsia="Times New Roman" w:cs="Times New Roman"/>
-        <w:b w:val="0"/>
-        <w:color w:val="000000"/>
         <w:sz w:val="20"/>
       </w:rPr>
       <w:fldChar w:fldCharType="end"/>
-    </w:r>
-    <w:r>
-      <w:rPr>
-        <w:rFonts w:ascii="Times New Roman" w:hAnsi="Times New Roman" w:eastAsia="Times New Roman" w:cs="Times New Roman"/>
-        <w:b w:val="0"/>
-        <w:color w:val="000000"/>
-        <w:sz w:val="20"/>
-      </w:rPr>
-      <w:t xml:space="preserve"> 页 / 共 </w:t>
-    </w:r>
-    <w:r>
-      <w:rPr>
-        <w:rFonts w:ascii="Times New Roman" w:hAnsi="Times New Roman" w:eastAsia="Times New Roman" w:cs="Times New Roman"/>
-        <w:b w:val="0"/>
-        <w:color w:val="000000"/>
-        <w:sz w:val="20"/>
-      </w:rPr>
-      <w:fldChar w:fldCharType="begin"/>
-    </w:r>
-    <w:r>
-      <w:rPr>
-        <w:rFonts w:ascii="Times New Roman" w:hAnsi="Times New Roman" w:eastAsia="Times New Roman" w:cs="Times New Roman"/>
-        <w:b w:val="0"/>
-        <w:color w:val="000000"/>
-        <w:sz w:val="20"/>
-      </w:rPr>
-      <w:instrText xml:space="preserve"> NUMPAGES </w:instrText>
-    </w:r>
-    <w:r>
-      <w:rPr>
-        <w:rFonts w:ascii="Times New Roman" w:hAnsi="Times New Roman" w:eastAsia="Times New Roman" w:cs="Times New Roman"/>
-        <w:b w:val="0"/>
-        <w:color w:val="000000"/>
-        <w:sz w:val="20"/>
-      </w:rPr>
-      <w:fldChar w:fldCharType="separate"/>
-    </w:r>
-    <w:r>
-      <w:rPr>
-        <w:rFonts w:ascii="Times New Roman" w:hAnsi="Times New Roman" w:eastAsia="Times New Roman" w:cs="Times New Roman"/>
-        <w:b w:val="0"/>
-        <w:color w:val="000000"/>
-        <w:sz w:val="20"/>
-      </w:rPr>
-      <w:t>1</w:t>
-    </w:r>
-    <w:r>
-      <w:rPr>
-        <w:rFonts w:ascii="Times New Roman" w:hAnsi="Times New Roman" w:eastAsia="Times New Roman" w:cs="Times New Roman"/>
-        <w:b w:val="0"/>
-        <w:color w:val="000000"/>
-        <w:sz w:val="20"/>
-      </w:rPr>
-      <w:fldChar w:fldCharType="end"/>
-    </w:r>
-    <w:r>
-      <w:rPr>
-        <w:rFonts w:ascii="Times New Roman" w:hAnsi="Times New Roman" w:eastAsia="Times New Roman" w:cs="Times New Roman"/>
-        <w:b w:val="0"/>
-        <w:color w:val="000000"/>
-        <w:sz w:val="20"/>
-      </w:rPr>
-      <w:t xml:space="preserve"> 页</w:t>
     </w:r>
   </w:p>
 </w:ftr>
@@ -20673,28 +20611,6 @@
     </w:p>
   </w:footnote>
 </w:footnotes>
-</file>
-
-<file path=word/header1.xml><?xml version="1.0" encoding="utf-8"?>
-<w:hdr xmlns:m="http://schemas.openxmlformats.org/officeDocument/2006/math" xmlns:mc="http://schemas.openxmlformats.org/markup-compatibility/2006" xmlns:mo="http://schemas.microsoft.com/office/mac/office/2008/main" xmlns:mv="urn:schemas-microsoft-com:mac:vml" xmlns:o="urn:schemas-microsoft-com:office:office" xmlns:r="http://schemas.openxmlformats.org/officeDocument/2006/relationships" xmlns:v="urn:schemas-microsoft-com:vml" xmlns:w10="urn:schemas-microsoft-com:office:word" xmlns:w14="http://schemas.microsoft.com/office/word/2010/wordml" xmlns:w="http://schemas.openxmlformats.org/wordprocessingml/2006/main" xmlns:wne="http://schemas.microsoft.com/office/word/2006/wordml" xmlns:wp14="http://schemas.microsoft.com/office/word/2010/wordprocessingDrawing" xmlns:wp="http://schemas.openxmlformats.org/drawingml/2006/wordprocessingDrawing" xmlns:wpc="http://schemas.microsoft.com/office/word/2010/wordprocessingCanvas" xmlns:wpg="http://schemas.microsoft.com/office/word/2010/wordprocessingGroup" xmlns:wpi="http://schemas.microsoft.com/office/word/2010/wordprocessingInk" xmlns:wps="http://schemas.microsoft.com/office/word/2010/wordprocessingShape" mc:Ignorable="w14 wp14">
-  <w:p>
-    <w:pPr>
-      <w:jc w:val="right"/>
-      <w:pBdr>
-        <w:bottom w:val="single" w:sz="4" w:space="2" w:color="000000"/>
-      </w:pBdr>
-    </w:pPr>
-    <w:r>
-      <w:rPr>
-        <w:rFonts w:ascii="Times New Roman" w:hAnsi="Times New Roman" w:eastAsia="Times New Roman" w:cs="Times New Roman"/>
-        <w:b w:val="0"/>
-        <w:color w:val="000000"/>
-        <w:sz w:val="18"/>
-      </w:rPr>
-      <w:t xml:space="preserve">第一轮综合练习 · 第06卷</w:t>
-    </w:r>
-  </w:p>
-</w:hdr>
 </file>
 
 <file path=word/numbering.xml><?xml version="1.0" encoding="utf-8"?>

--- a/00-首页/题组Word/第一轮·综合套卷/第一轮综合卷06（学生版-打印版）.docx
+++ b/00-首页/题组Word/第一轮·综合套卷/第一轮综合卷06（学生版-打印版）.docx
@@ -6,8 +6,9 @@
     <w:p>
       <w:pPr>
         <w:pStyle w:val="Heading1"/>
-        <w:spacing w:before="280" w:after="120"/>
+        <w:spacing w:before="0" w:after="240"/>
         <w:jc w:val="center"/>
+        <w:keepNext/>
       </w:pPr>
       <w:r>
         <w:rPr>
@@ -54,7 +55,8 @@
     <w:p>
       <w:pPr>
         <w:pStyle w:val="Heading2"/>
-        <w:spacing w:before="280" w:after="120"/>
+        <w:spacing w:before="280" w:after="80"/>
+        <w:keepNext/>
       </w:pPr>
       <w:r>
         <w:rPr>
@@ -91,8 +93,6 @@
     <w:p>
       <w:pPr>
         <w:pStyle w:val="FirstParagraph"/>
-        <w:spacing w:before="0" w:after="0"/>
-        <w:ind w:left="480" w:hanging="480"/>
       </w:pPr>
       <w:r>
         <w:rPr>
@@ -124,13 +124,6 @@
         </w:rPr>
         <w:t xml:space="preserve"> </w:t>
       </w:r>
-    </w:p>
-    <w:p>
-      <w:pPr>
-        <w:pStyle w:val="FirstParagraph"/>
-        <w:spacing w:before="0" w:after="0"/>
-        <w:ind w:left="480" w:hanging="480"/>
-      </w:pPr>
       <w:r>
         <w:rPr>
           <w:rFonts w:ascii="Times New Roman" w:hAnsi="Times New Roman" w:eastAsia="Times New Roman" w:cs="Times New Roman"/>
@@ -226,13 +219,6 @@
         </w:rPr>
         <w:t xml:space="preserve"> </w:t>
       </w:r>
-    </w:p>
-    <w:p>
-      <w:pPr>
-        <w:pStyle w:val="FirstParagraph"/>
-        <w:spacing w:before="0" w:after="0"/>
-        <w:ind w:left="480" w:hanging="480"/>
-      </w:pPr>
       <w:r>
         <w:rPr>
           <w:rFonts w:ascii="Times New Roman" w:hAnsi="Times New Roman" w:eastAsia="Times New Roman" w:cs="Times New Roman"/>
@@ -328,13 +314,6 @@
         </w:rPr>
         <w:t xml:space="preserve"> </w:t>
       </w:r>
-    </w:p>
-    <w:p>
-      <w:pPr>
-        <w:pStyle w:val="FirstParagraph"/>
-        <w:spacing w:before="0" w:after="0"/>
-        <w:ind w:left="480" w:hanging="480"/>
-      </w:pPr>
       <w:r>
         <w:rPr>
           <w:rFonts w:ascii="Times New Roman" w:hAnsi="Times New Roman" w:eastAsia="Times New Roman" w:cs="Times New Roman"/>
@@ -430,13 +409,6 @@
         </w:rPr>
         <w:t xml:space="preserve"> </w:t>
       </w:r>
-    </w:p>
-    <w:p>
-      <w:pPr>
-        <w:pStyle w:val="FirstParagraph"/>
-        <w:spacing w:before="0" w:after="0"/>
-        <w:ind w:left="480" w:hanging="480"/>
-      </w:pPr>
       <w:r>
         <w:rPr>
           <w:rFonts w:ascii="Times New Roman" w:hAnsi="Times New Roman" w:eastAsia="Times New Roman" w:cs="Times New Roman"/>
@@ -529,16 +501,6 @@
     </w:p>
     <w:p>
       <w:pPr>
-        <w:spacing w:before="0" w:after="0"/>
-      </w:pPr>
-    </w:p>
-    <w:p>
-      <w:pPr>
-        <w:spacing w:before="0" w:after="0"/>
-      </w:pPr>
-    </w:p>
-    <w:p>
-      <w:pPr>
         <w:spacing w:before="160" w:after="80"/>
       </w:pPr>
       <w:r>
@@ -576,8 +538,6 @@
     <w:p>
       <w:pPr>
         <w:pStyle w:val="FirstParagraph"/>
-        <w:spacing w:before="0" w:after="0"/>
-        <w:ind w:left="480" w:hanging="480"/>
       </w:pPr>
       <w:r>
         <w:rPr>
@@ -627,13 +587,6 @@
         </w:rPr>
         <w:t xml:space="preserve"> </w:t>
       </w:r>
-    </w:p>
-    <w:p>
-      <w:pPr>
-        <w:pStyle w:val="FirstParagraph"/>
-        <w:spacing w:before="0" w:after="0"/>
-        <w:ind w:left="480" w:hanging="480"/>
-      </w:pPr>
       <w:r>
         <w:rPr>
           <w:rFonts w:ascii="Times New Roman" w:hAnsi="Times New Roman" w:eastAsia="Times New Roman" w:cs="Times New Roman"/>
@@ -650,20 +603,7 @@
         <w:rPr>
           <w:rFonts w:ascii="Times New Roman" w:hAnsi="Times New Roman" w:eastAsia="Times New Roman" w:cs="Times New Roman"/>
         </w:rPr>
-        <w:t xml:space="preserve"> </w:t>
-      </w:r>
-    </w:p>
-    <w:p>
-      <w:pPr>
-        <w:pStyle w:val="FirstParagraph"/>
-        <w:spacing w:before="0" w:after="0"/>
-        <w:ind w:left="480" w:hanging="480"/>
-      </w:pPr>
-      <w:r>
-        <w:rPr>
-          <w:rFonts w:ascii="Times New Roman" w:hAnsi="Times New Roman" w:eastAsia="Times New Roman" w:cs="Times New Roman"/>
-        </w:rPr>
-        <w:t xml:space="preserve">B. </w:t>
+        <w:t xml:space="preserve"> B. </w:t>
       </w:r>
       <w:r>
         <w:rPr>
@@ -677,13 +617,6 @@
         </w:rPr>
         <w:t xml:space="preserve"> </w:t>
       </w:r>
-    </w:p>
-    <w:p>
-      <w:pPr>
-        <w:pStyle w:val="FirstParagraph"/>
-        <w:spacing w:before="0" w:after="0"/>
-        <w:ind w:left="480" w:hanging="480"/>
-      </w:pPr>
       <w:r>
         <w:rPr>
           <w:rFonts w:ascii="Times New Roman" w:hAnsi="Times New Roman" w:eastAsia="Times New Roman" w:cs="Times New Roman"/>
@@ -700,20 +633,7 @@
         <w:rPr>
           <w:rFonts w:ascii="Times New Roman" w:hAnsi="Times New Roman" w:eastAsia="Times New Roman" w:cs="Times New Roman"/>
         </w:rPr>
-        <w:t xml:space="preserve"> </w:t>
-      </w:r>
-    </w:p>
-    <w:p>
-      <w:pPr>
-        <w:pStyle w:val="FirstParagraph"/>
-        <w:spacing w:before="0" w:after="0"/>
-        <w:ind w:left="480" w:hanging="480"/>
-      </w:pPr>
-      <w:r>
-        <w:rPr>
-          <w:rFonts w:ascii="Times New Roman" w:hAnsi="Times New Roman" w:eastAsia="Times New Roman" w:cs="Times New Roman"/>
-        </w:rPr>
-        <w:t xml:space="preserve">D. A、B、C </w:t>
+        <w:t xml:space="preserve"> D. A、B、C </w:t>
       </w:r>
       <w:r>
         <w:rPr>
@@ -721,16 +641,6 @@
         </w:rPr>
         <w:t xml:space="preserve">均正确</w:t>
       </w:r>
-    </w:p>
-    <w:p>
-      <w:pPr>
-        <w:spacing w:before="0" w:after="0"/>
-      </w:pPr>
-    </w:p>
-    <w:p>
-      <w:pPr>
-        <w:spacing w:before="0" w:after="0"/>
-      </w:pPr>
     </w:p>
     <w:p>
       <w:pPr>
@@ -771,8 +681,6 @@
     <w:p>
       <w:pPr>
         <w:pStyle w:val="FirstParagraph"/>
-        <w:spacing w:before="0" w:after="0"/>
-        <w:ind w:left="480" w:hanging="480"/>
       </w:pPr>
       <w:r>
         <w:rPr>
@@ -848,13 +756,6 @@
         </w:rPr>
         <w:t xml:space="preserve"> </w:t>
       </w:r>
-    </w:p>
-    <w:p>
-      <w:pPr>
-        <w:pStyle w:val="FirstParagraph"/>
-        <w:spacing w:before="0" w:after="0"/>
-        <w:ind w:left="480" w:hanging="480"/>
-      </w:pPr>
       <w:r>
         <w:rPr>
           <w:rFonts w:ascii="Times New Roman" w:hAnsi="Times New Roman" w:eastAsia="Times New Roman" w:cs="Times New Roman"/>
@@ -871,20 +772,7 @@
         <w:rPr>
           <w:rFonts w:ascii="Times New Roman" w:hAnsi="Times New Roman" w:eastAsia="Times New Roman" w:cs="Times New Roman"/>
         </w:rPr>
-        <w:t xml:space="preserve"> </w:t>
-      </w:r>
-    </w:p>
-    <w:p>
-      <w:pPr>
-        <w:pStyle w:val="FirstParagraph"/>
-        <w:spacing w:before="0" w:after="0"/>
-        <w:ind w:left="480" w:hanging="480"/>
-      </w:pPr>
-      <w:r>
-        <w:rPr>
-          <w:rFonts w:ascii="Times New Roman" w:hAnsi="Times New Roman" w:eastAsia="Times New Roman" w:cs="Times New Roman"/>
-        </w:rPr>
-        <w:t xml:space="preserve">B. </w:t>
+        <w:t xml:space="preserve"> B. </w:t>
       </w:r>
       <w:r>
         <w:rPr>
@@ -896,20 +784,7 @@
         <w:rPr>
           <w:rFonts w:ascii="Times New Roman" w:hAnsi="Times New Roman" w:eastAsia="Times New Roman" w:cs="Times New Roman"/>
         </w:rPr>
-        <w:t xml:space="preserve"> </w:t>
-      </w:r>
-    </w:p>
-    <w:p>
-      <w:pPr>
-        <w:pStyle w:val="FirstParagraph"/>
-        <w:spacing w:before="0" w:after="0"/>
-        <w:ind w:left="480" w:hanging="480"/>
-      </w:pPr>
-      <w:r>
-        <w:rPr>
-          <w:rFonts w:ascii="Times New Roman" w:hAnsi="Times New Roman" w:eastAsia="Times New Roman" w:cs="Times New Roman"/>
-        </w:rPr>
-        <w:t xml:space="preserve">C. </w:t>
+        <w:t xml:space="preserve"> C. </w:t>
       </w:r>
       <w:r>
         <w:rPr>
@@ -921,20 +796,7 @@
         <w:rPr>
           <w:rFonts w:ascii="Times New Roman" w:hAnsi="Times New Roman" w:eastAsia="Times New Roman" w:cs="Times New Roman"/>
         </w:rPr>
-        <w:t xml:space="preserve"> </w:t>
-      </w:r>
-    </w:p>
-    <w:p>
-      <w:pPr>
-        <w:pStyle w:val="FirstParagraph"/>
-        <w:spacing w:before="0" w:after="0"/>
-        <w:ind w:left="480" w:hanging="480"/>
-      </w:pPr>
-      <w:r>
-        <w:rPr>
-          <w:rFonts w:ascii="Times New Roman" w:hAnsi="Times New Roman" w:eastAsia="Times New Roman" w:cs="Times New Roman"/>
-        </w:rPr>
-        <w:t xml:space="preserve">D. T </w:t>
+        <w:t xml:space="preserve"> D. T </w:t>
       </w:r>
       <w:r>
         <w:rPr>
@@ -942,16 +804,6 @@
         </w:rPr>
         <w:t xml:space="preserve">字形</w:t>
       </w:r>
-    </w:p>
-    <w:p>
-      <w:pPr>
-        <w:spacing w:before="0" w:after="0"/>
-      </w:pPr>
-    </w:p>
-    <w:p>
-      <w:pPr>
-        <w:spacing w:before="0" w:after="0"/>
-      </w:pPr>
     </w:p>
     <w:p>
       <w:pPr>
@@ -992,8 +844,6 @@
     <w:p>
       <w:pPr>
         <w:pStyle w:val="FirstParagraph"/>
-        <w:spacing w:before="0" w:after="0"/>
-        <w:ind w:left="480" w:hanging="480"/>
       </w:pPr>
       <w:r>
         <w:rPr>
@@ -1031,31 +881,11 @@
         </w:rPr>
         <w:t xml:space="preserve"> </w:t>
       </w:r>
-    </w:p>
-    <w:p>
-      <w:pPr>
-        <w:pStyle w:val="FirstParagraph"/>
-        <w:spacing w:before="0" w:after="0"/>
-        <w:ind w:left="480" w:hanging="480"/>
-      </w:pPr>
-      <w:r>
-        <w:rPr>
-          <w:rFonts w:ascii="Times New Roman" w:hAnsi="Times New Roman" w:eastAsia="Times New Roman" w:cs="Times New Roman"/>
-        </w:rPr>
-        <w:t xml:space="preserve">A. K </w:t>
-      </w:r>
-    </w:p>
-    <w:p>
-      <w:pPr>
-        <w:pStyle w:val="FirstParagraph"/>
-        <w:spacing w:before="0" w:after="0"/>
-        <w:ind w:left="480" w:hanging="480"/>
-      </w:pPr>
-      <w:r>
-        <w:rPr>
-          <w:rFonts w:ascii="Times New Roman" w:hAnsi="Times New Roman" w:eastAsia="Times New Roman" w:cs="Times New Roman"/>
-        </w:rPr>
-        <w:t xml:space="preserve">B.</w:t>
+      <w:r>
+        <w:rPr>
+          <w:rFonts w:ascii="Times New Roman" w:hAnsi="Times New Roman" w:eastAsia="Times New Roman" w:cs="Times New Roman"/>
+        </w:rPr>
+        <w:t xml:space="preserve">A. K B.</w:t>
       </w:r>
       <w:r>
         <w:rPr>
@@ -1086,31 +916,11 @@
         </w:rPr>
         <w:t xml:space="preserve"> </w:t>
       </w:r>
-    </w:p>
-    <w:p>
-      <w:pPr>
-        <w:pStyle w:val="FirstParagraph"/>
-        <w:spacing w:before="0" w:after="0"/>
-        <w:ind w:left="480" w:hanging="480"/>
-      </w:pPr>
-      <w:r>
-        <w:rPr>
-          <w:rFonts w:ascii="Times New Roman" w:hAnsi="Times New Roman" w:eastAsia="Times New Roman" w:cs="Times New Roman"/>
-        </w:rPr>
-        <w:t xml:space="preserve">C. SiC </w:t>
-      </w:r>
-    </w:p>
-    <w:p>
-      <w:pPr>
-        <w:pStyle w:val="FirstParagraph"/>
-        <w:spacing w:before="0" w:after="0"/>
-        <w:ind w:left="480" w:hanging="480"/>
-      </w:pPr>
-      <w:r>
-        <w:rPr>
-          <w:rFonts w:ascii="Times New Roman" w:hAnsi="Times New Roman" w:eastAsia="Times New Roman" w:cs="Times New Roman"/>
-        </w:rPr>
-        <w:t xml:space="preserve">D.</w:t>
+      <w:r>
+        <w:rPr>
+          <w:rFonts w:ascii="Times New Roman" w:hAnsi="Times New Roman" w:eastAsia="Times New Roman" w:cs="Times New Roman"/>
+        </w:rPr>
+        <w:t xml:space="preserve">C. SiC D.</w:t>
       </w:r>
       <w:r>
         <w:rPr>
@@ -1138,16 +948,6 @@
           </m:sub>
         </m:sSub>
       </m:oMath>
-    </w:p>
-    <w:p>
-      <w:pPr>
-        <w:spacing w:before="0" w:after="0"/>
-      </w:pPr>
-    </w:p>
-    <w:p>
-      <w:pPr>
-        <w:spacing w:before="0" w:after="0"/>
-      </w:pPr>
     </w:p>
     <w:p>
       <w:pPr>
@@ -2827,31 +2627,6 @@
     </w:p>
     <w:p>
       <w:pPr>
-        <w:spacing w:before="0" w:after="0"/>
-      </w:pPr>
-    </w:p>
-    <w:p>
-      <w:pPr>
-        <w:spacing w:before="0" w:after="0"/>
-      </w:pPr>
-    </w:p>
-    <w:p>
-      <w:pPr>
-        <w:spacing w:before="0" w:after="0"/>
-      </w:pPr>
-    </w:p>
-    <w:p>
-      <w:pPr>
-        <w:spacing w:before="0" w:after="0"/>
-      </w:pPr>
-    </w:p>
-    <w:p>
-      <w:pPr>
-        <w:spacing w:before="0" w:after="0"/>
-      </w:pPr>
-    </w:p>
-    <w:p>
-      <w:pPr>
         <w:spacing w:before="160" w:after="80"/>
       </w:pPr>
       <w:r>
@@ -2889,8 +2664,6 @@
     <w:p>
       <w:pPr>
         <w:pStyle w:val="FirstParagraph"/>
-        <w:spacing w:before="0" w:after="0"/>
-        <w:ind w:left="480" w:hanging="480"/>
       </w:pPr>
       <w:r>
         <w:rPr>
@@ -3108,68 +2881,12 @@
         </w:rPr>
         <w:t xml:space="preserve"> </w:t>
       </w:r>
-    </w:p>
-    <w:p>
-      <w:pPr>
-        <w:pStyle w:val="FirstParagraph"/>
-        <w:spacing w:before="0" w:after="0"/>
-        <w:ind w:left="480" w:hanging="480"/>
-      </w:pPr>
-      <w:r>
-        <w:rPr>
-          <w:rFonts w:ascii="Times New Roman" w:hAnsi="Times New Roman" w:eastAsia="Times New Roman" w:cs="Times New Roman"/>
-        </w:rPr>
-        <w:t xml:space="preserve">A. m-n </w:t>
-      </w:r>
-    </w:p>
-    <w:p>
-      <w:pPr>
-        <w:pStyle w:val="FirstParagraph"/>
-        <w:spacing w:before="0" w:after="0"/>
-        <w:ind w:left="480" w:hanging="480"/>
-      </w:pPr>
-      <w:r>
-        <w:rPr>
-          <w:rFonts w:ascii="Times New Roman" w:hAnsi="Times New Roman" w:eastAsia="Times New Roman" w:cs="Times New Roman"/>
-        </w:rPr>
-        <w:t xml:space="preserve">B. m-3n </w:t>
-      </w:r>
-    </w:p>
-    <w:p>
-      <w:pPr>
-        <w:pStyle w:val="FirstParagraph"/>
-        <w:spacing w:before="0" w:after="0"/>
-        <w:ind w:left="480" w:hanging="480"/>
-      </w:pPr>
-      <w:r>
-        <w:rPr>
-          <w:rFonts w:ascii="Times New Roman" w:hAnsi="Times New Roman" w:eastAsia="Times New Roman" w:cs="Times New Roman"/>
-        </w:rPr>
-        <w:t xml:space="preserve">C. n-m </w:t>
-      </w:r>
-    </w:p>
-    <w:p>
-      <w:pPr>
-        <w:pStyle w:val="FirstParagraph"/>
-        <w:spacing w:before="0" w:after="0"/>
-        <w:ind w:left="480" w:hanging="480"/>
-      </w:pPr>
-      <w:r>
-        <w:rPr>
-          <w:rFonts w:ascii="Times New Roman" w:hAnsi="Times New Roman" w:eastAsia="Times New Roman" w:cs="Times New Roman"/>
-        </w:rPr>
-        <w:t xml:space="preserve">D. 3n-m</w:t>
-      </w:r>
-    </w:p>
-    <w:p>
-      <w:pPr>
-        <w:spacing w:before="0" w:after="0"/>
-      </w:pPr>
-    </w:p>
-    <w:p>
-      <w:pPr>
-        <w:spacing w:before="0" w:after="0"/>
-      </w:pPr>
+      <w:r>
+        <w:rPr>
+          <w:rFonts w:ascii="Times New Roman" w:hAnsi="Times New Roman" w:eastAsia="Times New Roman" w:cs="Times New Roman"/>
+        </w:rPr>
+        <w:t xml:space="preserve">A. m-n B. m-3n C. n-m D. 3n-m</w:t>
+      </w:r>
     </w:p>
     <w:p>
       <w:pPr>
@@ -3339,7 +3056,7 @@
         </w:rPr>
         <w:drawing>
           <wp:inline>
-            <wp:extent cx="3393587" cy="1747480"/>
+            <wp:extent cx="3600000" cy="1747480"/>
             <wp:effectExtent b="0" l="0" r="0" t="0"/>
             <wp:docPr descr="" title="" id="16" name="Picture"/>
             <a:graphic>
@@ -3360,7 +3077,7 @@
                   <pic:spPr bwMode="auto">
                     <a:xfrm>
                       <a:off x="0" y="0"/>
-                      <a:ext cx="3393587" cy="1747480"/>
+                      <a:ext cx="3600000" cy="1747480"/>
                     </a:xfrm>
                     <a:prstGeom prst="rect">
                       <a:avLst/>
@@ -3382,7 +3099,10 @@
     <w:p>
       <w:pPr>
         <w:pStyle w:val="Compact"/>
-        <w:spacing w:before="0" w:after="0"/>
+        <w:numPr>
+          <w:ilvl w:val="0"/>
+          <w:numId w:val="1001"/>
+        </w:numPr>
       </w:pPr>
       <w:r>
         <w:rPr>
@@ -3432,7 +3152,10 @@
     <w:p>
       <w:pPr>
         <w:pStyle w:val="Compact"/>
-        <w:spacing w:before="0" w:after="0"/>
+        <w:numPr>
+          <w:ilvl w:val="0"/>
+          <w:numId w:val="1001"/>
+        </w:numPr>
       </w:pPr>
       <w:r>
         <w:rPr>
@@ -3481,7 +3204,10 @@
     <w:p>
       <w:pPr>
         <w:pStyle w:val="Compact"/>
-        <w:spacing w:before="0" w:after="0"/>
+        <w:numPr>
+          <w:ilvl w:val="0"/>
+          <w:numId w:val="1001"/>
+        </w:numPr>
       </w:pPr>
       <w:r>
         <w:rPr>
@@ -3567,7 +3293,10 @@
     <w:p>
       <w:pPr>
         <w:pStyle w:val="Compact"/>
-        <w:spacing w:before="0" w:after="0"/>
+        <w:numPr>
+          <w:ilvl w:val="0"/>
+          <w:numId w:val="1001"/>
+        </w:numPr>
       </w:pPr>
       <w:r>
         <w:rPr>
@@ -3606,16 +3335,6 @@
         </w:rPr>
         <w:t>4</w:t>
       </w:r>
-    </w:p>
-    <w:p>
-      <w:pPr>
-        <w:spacing w:before="0" w:after="0"/>
-      </w:pPr>
-    </w:p>
-    <w:p>
-      <w:pPr>
-        <w:spacing w:before="0" w:after="0"/>
-      </w:pPr>
     </w:p>
     <w:p>
       <w:pPr>
@@ -3748,7 +3467,7 @@
         </w:rPr>
         <w:drawing>
           <wp:inline>
-            <wp:extent cx="2879995" cy="678081"/>
+            <wp:extent cx="3600000" cy="678081"/>
             <wp:effectExtent b="0" l="0" r="0" t="0"/>
             <wp:docPr descr="" title="" id="20" name="Picture"/>
             <a:graphic>
@@ -3769,7 +3488,7 @@
                   <pic:spPr bwMode="auto">
                     <a:xfrm>
                       <a:off x="0" y="0"/>
-                      <a:ext cx="2879995" cy="678081"/>
+                      <a:ext cx="3600000" cy="678081"/>
                     </a:xfrm>
                     <a:prstGeom prst="rect">
                       <a:avLst/>
@@ -3808,7 +3527,10 @@
     <w:p>
       <w:pPr>
         <w:pStyle w:val="Compact"/>
-        <w:spacing w:before="0" w:after="0"/>
+        <w:numPr>
+          <w:ilvl w:val="0"/>
+          <w:numId w:val="1002"/>
+        </w:numPr>
       </w:pPr>
       <w:r>
         <w:rPr>
@@ -3852,7 +3574,10 @@
     <w:p>
       <w:pPr>
         <w:pStyle w:val="Compact"/>
-        <w:spacing w:before="0" w:after="0"/>
+        <w:numPr>
+          <w:ilvl w:val="0"/>
+          <w:numId w:val="1002"/>
+        </w:numPr>
       </w:pPr>
       <w:r>
         <w:rPr>
@@ -3896,7 +3621,10 @@
     <w:p>
       <w:pPr>
         <w:pStyle w:val="Compact"/>
-        <w:spacing w:before="0" w:after="0"/>
+        <w:numPr>
+          <w:ilvl w:val="0"/>
+          <w:numId w:val="1002"/>
+        </w:numPr>
       </w:pPr>
       <w:r>
         <w:rPr>
@@ -3914,7 +3642,10 @@
     <w:p>
       <w:pPr>
         <w:pStyle w:val="Compact"/>
-        <w:spacing w:before="0" w:after="0"/>
+        <w:numPr>
+          <w:ilvl w:val="0"/>
+          <w:numId w:val="1002"/>
+        </w:numPr>
       </w:pPr>
       <w:r>
         <w:rPr>
@@ -3934,16 +3665,6 @@
         </w:rPr>
         <w:t xml:space="preserve"> 4</w:t>
       </w:r>
-    </w:p>
-    <w:p>
-      <w:pPr>
-        <w:spacing w:before="0" w:after="0"/>
-      </w:pPr>
-    </w:p>
-    <w:p>
-      <w:pPr>
-        <w:spacing w:before="0" w:after="0"/>
-      </w:pPr>
     </w:p>
     <w:p>
       <w:pPr>
@@ -5872,46 +5593,6 @@
     </w:p>
     <w:p>
       <w:pPr>
-        <w:spacing w:before="0" w:after="0"/>
-      </w:pPr>
-    </w:p>
-    <w:p>
-      <w:pPr>
-        <w:spacing w:before="0" w:after="0"/>
-      </w:pPr>
-    </w:p>
-    <w:p>
-      <w:pPr>
-        <w:spacing w:before="0" w:after="0"/>
-      </w:pPr>
-    </w:p>
-    <w:p>
-      <w:pPr>
-        <w:spacing w:before="0" w:after="0"/>
-      </w:pPr>
-    </w:p>
-    <w:p>
-      <w:pPr>
-        <w:spacing w:before="0" w:after="0"/>
-      </w:pPr>
-    </w:p>
-    <w:p>
-      <w:pPr>
-        <w:spacing w:before="0" w:after="0"/>
-      </w:pPr>
-    </w:p>
-    <w:p>
-      <w:pPr>
-        <w:spacing w:before="0" w:after="0"/>
-      </w:pPr>
-    </w:p>
-    <w:p>
-      <w:pPr>
-        <w:spacing w:before="0" w:after="0"/>
-      </w:pPr>
-    </w:p>
-    <w:p>
-      <w:pPr>
         <w:spacing w:before="160" w:after="80"/>
       </w:pPr>
       <w:r>
@@ -7345,46 +7026,6 @@
     </w:p>
     <w:p>
       <w:pPr>
-        <w:spacing w:before="0" w:after="0"/>
-      </w:pPr>
-    </w:p>
-    <w:p>
-      <w:pPr>
-        <w:spacing w:before="0" w:after="0"/>
-      </w:pPr>
-    </w:p>
-    <w:p>
-      <w:pPr>
-        <w:spacing w:before="0" w:after="0"/>
-      </w:pPr>
-    </w:p>
-    <w:p>
-      <w:pPr>
-        <w:spacing w:before="0" w:after="0"/>
-      </w:pPr>
-    </w:p>
-    <w:p>
-      <w:pPr>
-        <w:spacing w:before="0" w:after="0"/>
-      </w:pPr>
-    </w:p>
-    <w:p>
-      <w:pPr>
-        <w:spacing w:before="0" w:after="0"/>
-      </w:pPr>
-    </w:p>
-    <w:p>
-      <w:pPr>
-        <w:spacing w:before="0" w:after="0"/>
-      </w:pPr>
-    </w:p>
-    <w:p>
-      <w:pPr>
-        <w:spacing w:before="0" w:after="0"/>
-      </w:pPr>
-    </w:p>
-    <w:p>
-      <w:pPr>
         <w:spacing w:before="160" w:after="80"/>
       </w:pPr>
       <w:r>
@@ -8131,46 +7772,6 @@
     </w:p>
     <w:p>
       <w:pPr>
-        <w:spacing w:before="0" w:after="0"/>
-      </w:pPr>
-    </w:p>
-    <w:p>
-      <w:pPr>
-        <w:spacing w:before="0" w:after="0"/>
-      </w:pPr>
-    </w:p>
-    <w:p>
-      <w:pPr>
-        <w:spacing w:before="0" w:after="0"/>
-      </w:pPr>
-    </w:p>
-    <w:p>
-      <w:pPr>
-        <w:spacing w:before="0" w:after="0"/>
-      </w:pPr>
-    </w:p>
-    <w:p>
-      <w:pPr>
-        <w:spacing w:before="0" w:after="0"/>
-      </w:pPr>
-    </w:p>
-    <w:p>
-      <w:pPr>
-        <w:spacing w:before="0" w:after="0"/>
-      </w:pPr>
-    </w:p>
-    <w:p>
-      <w:pPr>
-        <w:spacing w:before="0" w:after="0"/>
-      </w:pPr>
-    </w:p>
-    <w:p>
-      <w:pPr>
-        <w:spacing w:before="0" w:after="0"/>
-      </w:pPr>
-    </w:p>
-    <w:p>
-      <w:pPr>
         <w:spacing w:before="160" w:after="80"/>
       </w:pPr>
       <w:r>
@@ -8317,31 +7918,6 @@
         </w:rPr>
         <w:t>。</w:t>
       </w:r>
-    </w:p>
-    <w:p>
-      <w:pPr>
-        <w:spacing w:before="0" w:after="0"/>
-      </w:pPr>
-    </w:p>
-    <w:p>
-      <w:pPr>
-        <w:spacing w:before="0" w:after="0"/>
-      </w:pPr>
-    </w:p>
-    <w:p>
-      <w:pPr>
-        <w:spacing w:before="0" w:after="0"/>
-      </w:pPr>
-    </w:p>
-    <w:p>
-      <w:pPr>
-        <w:spacing w:before="0" w:after="0"/>
-      </w:pPr>
-    </w:p>
-    <w:p>
-      <w:pPr>
-        <w:spacing w:before="0" w:after="0"/>
-      </w:pPr>
     </w:p>
     <w:p>
       <w:pPr>
@@ -9423,46 +8999,6 @@
     </w:p>
     <w:p>
       <w:pPr>
-        <w:spacing w:before="0" w:after="0"/>
-      </w:pPr>
-    </w:p>
-    <w:p>
-      <w:pPr>
-        <w:spacing w:before="0" w:after="0"/>
-      </w:pPr>
-    </w:p>
-    <w:p>
-      <w:pPr>
-        <w:spacing w:before="0" w:after="0"/>
-      </w:pPr>
-    </w:p>
-    <w:p>
-      <w:pPr>
-        <w:spacing w:before="0" w:after="0"/>
-      </w:pPr>
-    </w:p>
-    <w:p>
-      <w:pPr>
-        <w:spacing w:before="0" w:after="0"/>
-      </w:pPr>
-    </w:p>
-    <w:p>
-      <w:pPr>
-        <w:spacing w:before="0" w:after="0"/>
-      </w:pPr>
-    </w:p>
-    <w:p>
-      <w:pPr>
-        <w:spacing w:before="0" w:after="0"/>
-      </w:pPr>
-    </w:p>
-    <w:p>
-      <w:pPr>
-        <w:spacing w:before="0" w:after="0"/>
-      </w:pPr>
-    </w:p>
-    <w:p>
-      <w:pPr>
         <w:spacing w:before="160" w:after="80"/>
       </w:pPr>
       <w:r>
@@ -9634,7 +9170,7 @@
         </w:rPr>
         <w:drawing>
           <wp:inline>
-            <wp:extent cx="3240000" cy="3104151"/>
+            <wp:extent cx="3240000" cy="3104717"/>
             <wp:effectExtent b="0" l="0" r="0" t="0"/>
             <wp:docPr descr="" title="" id="29" name="Picture"/>
             <a:graphic>
@@ -9655,7 +9191,7 @@
                   <pic:spPr bwMode="auto">
                     <a:xfrm>
                       <a:off x="0" y="0"/>
-                      <a:ext cx="3240000" cy="3104151"/>
+                      <a:ext cx="3240000" cy="3104717"/>
                     </a:xfrm>
                     <a:prstGeom prst="rect">
                       <a:avLst/>
@@ -9676,31 +9212,6 @@
     </w:p>
     <w:p>
       <w:pPr>
-        <w:spacing w:before="0" w:after="0"/>
-      </w:pPr>
-    </w:p>
-    <w:p>
-      <w:pPr>
-        <w:spacing w:before="0" w:after="0"/>
-      </w:pPr>
-    </w:p>
-    <w:p>
-      <w:pPr>
-        <w:spacing w:before="0" w:after="0"/>
-      </w:pPr>
-    </w:p>
-    <w:p>
-      <w:pPr>
-        <w:spacing w:before="0" w:after="0"/>
-      </w:pPr>
-    </w:p>
-    <w:p>
-      <w:pPr>
-        <w:spacing w:before="0" w:after="0"/>
-      </w:pPr>
-    </w:p>
-    <w:p>
-      <w:pPr>
         <w:spacing w:before="160" w:after="80"/>
       </w:pPr>
       <w:r>
@@ -9971,7 +9482,7 @@
         </w:rPr>
         <w:drawing>
           <wp:inline>
-            <wp:extent cx="3240000" cy="2925000"/>
+            <wp:extent cx="3240000" cy="2926244"/>
             <wp:effectExtent b="0" l="0" r="0" t="0"/>
             <wp:docPr descr="" title="" id="33" name="Picture"/>
             <a:graphic>
@@ -9992,7 +9503,7 @@
                   <pic:spPr bwMode="auto">
                     <a:xfrm>
                       <a:off x="0" y="0"/>
-                      <a:ext cx="3240000" cy="2925000"/>
+                      <a:ext cx="3240000" cy="2926244"/>
                     </a:xfrm>
                     <a:prstGeom prst="rect">
                       <a:avLst/>
@@ -10013,31 +9524,6 @@
     </w:p>
     <w:p>
       <w:pPr>
-        <w:spacing w:before="0" w:after="0"/>
-      </w:pPr>
-    </w:p>
-    <w:p>
-      <w:pPr>
-        <w:spacing w:before="0" w:after="0"/>
-      </w:pPr>
-    </w:p>
-    <w:p>
-      <w:pPr>
-        <w:spacing w:before="0" w:after="0"/>
-      </w:pPr>
-    </w:p>
-    <w:p>
-      <w:pPr>
-        <w:spacing w:before="0" w:after="0"/>
-      </w:pPr>
-    </w:p>
-    <w:p>
-      <w:pPr>
-        <w:spacing w:before="0" w:after="0"/>
-      </w:pPr>
-    </w:p>
-    <w:p>
-      <w:pPr>
         <w:spacing w:before="160" w:after="80"/>
       </w:pPr>
       <w:r>
@@ -10239,31 +9725,6 @@
         </w:rPr>
         <w:t>。</w:t>
       </w:r>
-    </w:p>
-    <w:p>
-      <w:pPr>
-        <w:spacing w:before="0" w:after="0"/>
-      </w:pPr>
-    </w:p>
-    <w:p>
-      <w:pPr>
-        <w:spacing w:before="0" w:after="0"/>
-      </w:pPr>
-    </w:p>
-    <w:p>
-      <w:pPr>
-        <w:spacing w:before="0" w:after="0"/>
-      </w:pPr>
-    </w:p>
-    <w:p>
-      <w:pPr>
-        <w:spacing w:before="0" w:after="0"/>
-      </w:pPr>
-    </w:p>
-    <w:p>
-      <w:pPr>
-        <w:spacing w:before="0" w:after="0"/>
-      </w:pPr>
     </w:p>
     <w:p>
       <w:pPr>
@@ -14394,46 +13855,6 @@
     </w:p>
     <w:p>
       <w:pPr>
-        <w:spacing w:before="0" w:after="0"/>
-      </w:pPr>
-    </w:p>
-    <w:p>
-      <w:pPr>
-        <w:spacing w:before="0" w:after="0"/>
-      </w:pPr>
-    </w:p>
-    <w:p>
-      <w:pPr>
-        <w:spacing w:before="0" w:after="0"/>
-      </w:pPr>
-    </w:p>
-    <w:p>
-      <w:pPr>
-        <w:spacing w:before="0" w:after="0"/>
-      </w:pPr>
-    </w:p>
-    <w:p>
-      <w:pPr>
-        <w:spacing w:before="0" w:after="0"/>
-      </w:pPr>
-    </w:p>
-    <w:p>
-      <w:pPr>
-        <w:spacing w:before="0" w:after="0"/>
-      </w:pPr>
-    </w:p>
-    <w:p>
-      <w:pPr>
-        <w:spacing w:before="0" w:after="0"/>
-      </w:pPr>
-    </w:p>
-    <w:p>
-      <w:pPr>
-        <w:spacing w:before="0" w:after="0"/>
-      </w:pPr>
-    </w:p>
-    <w:p>
-      <w:pPr>
         <w:spacing w:before="160" w:after="80"/>
       </w:pPr>
       <w:r>
@@ -15064,46 +14485,6 @@
     </w:p>
     <w:p>
       <w:pPr>
-        <w:spacing w:before="0" w:after="0"/>
-      </w:pPr>
-    </w:p>
-    <w:p>
-      <w:pPr>
-        <w:spacing w:before="0" w:after="0"/>
-      </w:pPr>
-    </w:p>
-    <w:p>
-      <w:pPr>
-        <w:spacing w:before="0" w:after="0"/>
-      </w:pPr>
-    </w:p>
-    <w:p>
-      <w:pPr>
-        <w:spacing w:before="0" w:after="0"/>
-      </w:pPr>
-    </w:p>
-    <w:p>
-      <w:pPr>
-        <w:spacing w:before="0" w:after="0"/>
-      </w:pPr>
-    </w:p>
-    <w:p>
-      <w:pPr>
-        <w:spacing w:before="0" w:after="0"/>
-      </w:pPr>
-    </w:p>
-    <w:p>
-      <w:pPr>
-        <w:spacing w:before="0" w:after="0"/>
-      </w:pPr>
-    </w:p>
-    <w:p>
-      <w:pPr>
-        <w:spacing w:before="0" w:after="0"/>
-      </w:pPr>
-    </w:p>
-    <w:p>
-      <w:pPr>
         <w:spacing w:before="160" w:after="80"/>
       </w:pPr>
       <w:r>
@@ -15178,21 +14559,6 @@
         </w:rPr>
         <w:t>。</w:t>
       </w:r>
-    </w:p>
-    <w:p>
-      <w:pPr>
-        <w:spacing w:before="0" w:after="0"/>
-      </w:pPr>
-    </w:p>
-    <w:p>
-      <w:pPr>
-        <w:spacing w:before="0" w:after="0"/>
-      </w:pPr>
-    </w:p>
-    <w:p>
-      <w:pPr>
-        <w:spacing w:before="0" w:after="0"/>
-      </w:pPr>
     </w:p>
     <w:p>
       <w:pPr>
@@ -15477,31 +14843,6 @@
     </w:p>
     <w:p>
       <w:pPr>
-        <w:spacing w:before="0" w:after="0"/>
-      </w:pPr>
-    </w:p>
-    <w:p>
-      <w:pPr>
-        <w:spacing w:before="0" w:after="0"/>
-      </w:pPr>
-    </w:p>
-    <w:p>
-      <w:pPr>
-        <w:spacing w:before="0" w:after="0"/>
-      </w:pPr>
-    </w:p>
-    <w:p>
-      <w:pPr>
-        <w:spacing w:before="0" w:after="0"/>
-      </w:pPr>
-    </w:p>
-    <w:p>
-      <w:pPr>
-        <w:spacing w:before="0" w:after="0"/>
-      </w:pPr>
-    </w:p>
-    <w:p>
-      <w:pPr>
         <w:spacing w:before="160" w:after="80"/>
       </w:pPr>
       <w:r>
@@ -16014,21 +15355,6 @@
     </w:p>
     <w:p>
       <w:pPr>
-        <w:spacing w:before="0" w:after="0"/>
-      </w:pPr>
-    </w:p>
-    <w:p>
-      <w:pPr>
-        <w:spacing w:before="0" w:after="0"/>
-      </w:pPr>
-    </w:p>
-    <w:p>
-      <w:pPr>
-        <w:spacing w:before="0" w:after="0"/>
-      </w:pPr>
-    </w:p>
-    <w:p>
-      <w:pPr>
         <w:spacing w:before="160" w:after="80"/>
       </w:pPr>
       <w:r>
@@ -16066,8 +15392,6 @@
     <w:p>
       <w:pPr>
         <w:pStyle w:val="FirstParagraph"/>
-        <w:spacing w:before="0" w:after="0"/>
-        <w:ind w:left="480" w:hanging="480"/>
       </w:pPr>
       <w:r>
         <w:rPr>
@@ -16159,13 +15483,6 @@
         </w:rPr>
         <w:t xml:space="preserve"> </w:t>
       </w:r>
-    </w:p>
-    <w:p>
-      <w:pPr>
-        <w:pStyle w:val="FirstParagraph"/>
-        <w:spacing w:before="0" w:after="0"/>
-        <w:ind w:left="480" w:hanging="480"/>
-      </w:pPr>
       <w:r>
         <w:rPr>
           <w:rFonts w:ascii="Times New Roman" w:hAnsi="Times New Roman" w:eastAsia="Times New Roman" w:cs="Times New Roman"/>
@@ -16184,13 +15501,6 @@
         </w:rPr>
         <w:t xml:space="preserve"> </w:t>
       </w:r>
-    </w:p>
-    <w:p>
-      <w:pPr>
-        <w:pStyle w:val="FirstParagraph"/>
-        <w:spacing w:before="0" w:after="0"/>
-        <w:ind w:left="480" w:hanging="480"/>
-      </w:pPr>
       <w:r>
         <w:rPr>
           <w:rFonts w:ascii="Times New Roman" w:hAnsi="Times New Roman" w:eastAsia="Times New Roman" w:cs="Times New Roman"/>
@@ -16209,13 +15519,6 @@
         </w:rPr>
         <w:t xml:space="preserve"> </w:t>
       </w:r>
-    </w:p>
-    <w:p>
-      <w:pPr>
-        <w:pStyle w:val="FirstParagraph"/>
-        <w:spacing w:before="0" w:after="0"/>
-        <w:ind w:left="480" w:hanging="480"/>
-      </w:pPr>
       <w:r>
         <w:rPr>
           <w:rFonts w:ascii="Times New Roman" w:hAnsi="Times New Roman" w:eastAsia="Times New Roman" w:cs="Times New Roman"/>
@@ -16234,13 +15537,6 @@
         </w:rPr>
         <w:t xml:space="preserve"> </w:t>
       </w:r>
-    </w:p>
-    <w:p>
-      <w:pPr>
-        <w:pStyle w:val="FirstParagraph"/>
-        <w:spacing w:before="0" w:after="0"/>
-        <w:ind w:left="480" w:hanging="480"/>
-      </w:pPr>
       <w:r>
         <w:rPr>
           <w:rFonts w:ascii="Times New Roman" w:hAnsi="Times New Roman" w:eastAsia="Times New Roman" w:cs="Times New Roman"/>
@@ -16283,16 +15579,6 @@
         </w:rPr>
         <w:t xml:space="preserve">无法求</w:t>
       </w:r>
-    </w:p>
-    <w:p>
-      <w:pPr>
-        <w:spacing w:before="0" w:after="0"/>
-      </w:pPr>
-    </w:p>
-    <w:p>
-      <w:pPr>
-        <w:spacing w:before="0" w:after="0"/>
-      </w:pPr>
     </w:p>
     <w:p>
       <w:pPr>
@@ -17006,46 +16292,6 @@
     </w:p>
     <w:p>
       <w:pPr>
-        <w:spacing w:before="0" w:after="0"/>
-      </w:pPr>
-    </w:p>
-    <w:p>
-      <w:pPr>
-        <w:spacing w:before="0" w:after="0"/>
-      </w:pPr>
-    </w:p>
-    <w:p>
-      <w:pPr>
-        <w:spacing w:before="0" w:after="0"/>
-      </w:pPr>
-    </w:p>
-    <w:p>
-      <w:pPr>
-        <w:spacing w:before="0" w:after="0"/>
-      </w:pPr>
-    </w:p>
-    <w:p>
-      <w:pPr>
-        <w:spacing w:before="0" w:after="0"/>
-      </w:pPr>
-    </w:p>
-    <w:p>
-      <w:pPr>
-        <w:spacing w:before="0" w:after="0"/>
-      </w:pPr>
-    </w:p>
-    <w:p>
-      <w:pPr>
-        <w:spacing w:before="0" w:after="0"/>
-      </w:pPr>
-    </w:p>
-    <w:p>
-      <w:pPr>
-        <w:spacing w:before="0" w:after="0"/>
-      </w:pPr>
-    </w:p>
-    <w:p>
-      <w:pPr>
         <w:spacing w:before="160" w:after="80"/>
       </w:pPr>
       <w:r>
@@ -17303,7 +16549,7 @@
         </w:rPr>
         <w:drawing>
           <wp:inline>
-            <wp:extent cx="3600000" cy="1221719"/>
+            <wp:extent cx="3600000" cy="1238008"/>
             <wp:effectExtent b="0" l="0" r="0" t="0"/>
             <wp:docPr descr="" title="" id="45" name="Picture"/>
             <a:graphic>
@@ -17324,7 +16570,7 @@
                   <pic:spPr bwMode="auto">
                     <a:xfrm>
                       <a:off x="0" y="0"/>
-                      <a:ext cx="3600000" cy="1221719"/>
+                      <a:ext cx="3600000" cy="1238008"/>
                     </a:xfrm>
                     <a:prstGeom prst="rect">
                       <a:avLst/>
@@ -17882,46 +17128,6 @@
     </w:p>
     <w:p>
       <w:pPr>
-        <w:spacing w:before="0" w:after="0"/>
-      </w:pPr>
-    </w:p>
-    <w:p>
-      <w:pPr>
-        <w:spacing w:before="0" w:after="0"/>
-      </w:pPr>
-    </w:p>
-    <w:p>
-      <w:pPr>
-        <w:spacing w:before="0" w:after="0"/>
-      </w:pPr>
-    </w:p>
-    <w:p>
-      <w:pPr>
-        <w:spacing w:before="0" w:after="0"/>
-      </w:pPr>
-    </w:p>
-    <w:p>
-      <w:pPr>
-        <w:spacing w:before="0" w:after="0"/>
-      </w:pPr>
-    </w:p>
-    <w:p>
-      <w:pPr>
-        <w:spacing w:before="0" w:after="0"/>
-      </w:pPr>
-    </w:p>
-    <w:p>
-      <w:pPr>
-        <w:spacing w:before="0" w:after="0"/>
-      </w:pPr>
-    </w:p>
-    <w:p>
-      <w:pPr>
-        <w:spacing w:before="0" w:after="0"/>
-      </w:pPr>
-    </w:p>
-    <w:p>
-      <w:pPr>
         <w:spacing w:before="160" w:after="80"/>
       </w:pPr>
       <w:r>
@@ -18053,14 +17259,6 @@
       <w:tblPr>
         <w:tblStyle w:val="Table"/>
         <w:tblW w:type="auto" w:w="0"/>
-        <w:tblBorders>
-          <w:top w:val="single" w:sz="12" w:space="0" w:color="000000"/>
-          <w:left w:val="none" w:sz="0" w:space="0" w:color="auto"/>
-          <w:bottom w:val="single" w:sz="12" w:space="0" w:color="000000"/>
-          <w:right w:val="none" w:sz="0" w:space="0" w:color="auto"/>
-          <w:insideH w:val="none" w:sz="0" w:space="0" w:color="auto"/>
-          <w:insideV w:val="none" w:sz="0" w:space="0" w:color="auto"/>
-        </w:tblBorders>
         <w:tblLook w:firstRow="1" w:lastRow="0" w:firstColumn="0" w:lastColumn="0" w:noHBand="0" w:noVBand="0" w:val="0020"/>
       </w:tblPr>
       <w:tblGrid>
@@ -18074,11 +17272,7 @@
           <w:tblHeader w:val="on"/>
         </w:trPr>
         <w:tc>
-          <w:tcPr>
-            <w:tcBorders>
-              <w:bottom w:val="single" w:sz="8" w:space="0" w:color="000000"/>
-            </w:tcBorders>
-          </w:tcPr>
+          <w:tcPr/>
           <w:p>
             <w:pPr>
               <w:pStyle w:val="Compact"/>
@@ -18094,11 +17288,7 @@
           </w:p>
         </w:tc>
         <w:tc>
-          <w:tcPr>
-            <w:tcBorders>
-              <w:bottom w:val="single" w:sz="8" w:space="0" w:color="000000"/>
-            </w:tcBorders>
-          </w:tcPr>
+          <w:tcPr/>
           <w:p>
             <w:pPr>
               <w:pStyle w:val="Compact"/>
@@ -18114,11 +17304,7 @@
           </w:p>
         </w:tc>
         <w:tc>
-          <w:tcPr>
-            <w:tcBorders>
-              <w:bottom w:val="single" w:sz="8" w:space="0" w:color="000000"/>
-            </w:tcBorders>
-          </w:tcPr>
+          <w:tcPr/>
           <w:p>
             <w:pPr>
               <w:pStyle w:val="Compact"/>
@@ -18134,11 +17320,7 @@
           </w:p>
         </w:tc>
         <w:tc>
-          <w:tcPr>
-            <w:tcBorders>
-              <w:bottom w:val="single" w:sz="8" w:space="0" w:color="000000"/>
-            </w:tcBorders>
-          </w:tcPr>
+          <w:tcPr/>
           <w:p>
             <w:pPr>
               <w:pStyle w:val="Compact"/>
@@ -18672,46 +17854,6 @@
     </w:p>
     <w:p>
       <w:pPr>
-        <w:spacing w:before="0" w:after="0"/>
-      </w:pPr>
-    </w:p>
-    <w:p>
-      <w:pPr>
-        <w:spacing w:before="0" w:after="0"/>
-      </w:pPr>
-    </w:p>
-    <w:p>
-      <w:pPr>
-        <w:spacing w:before="0" w:after="0"/>
-      </w:pPr>
-    </w:p>
-    <w:p>
-      <w:pPr>
-        <w:spacing w:before="0" w:after="0"/>
-      </w:pPr>
-    </w:p>
-    <w:p>
-      <w:pPr>
-        <w:spacing w:before="0" w:after="0"/>
-      </w:pPr>
-    </w:p>
-    <w:p>
-      <w:pPr>
-        <w:spacing w:before="0" w:after="0"/>
-      </w:pPr>
-    </w:p>
-    <w:p>
-      <w:pPr>
-        <w:spacing w:before="0" w:after="0"/>
-      </w:pPr>
-    </w:p>
-    <w:p>
-      <w:pPr>
-        <w:spacing w:before="0" w:after="0"/>
-      </w:pPr>
-    </w:p>
-    <w:p>
-      <w:pPr>
         <w:spacing w:before="160" w:after="80"/>
       </w:pPr>
       <w:r>
@@ -20492,46 +19634,6 @@
     </w:p>
     <w:p>
       <w:pPr>
-        <w:spacing w:before="0" w:after="0"/>
-      </w:pPr>
-    </w:p>
-    <w:p>
-      <w:pPr>
-        <w:spacing w:before="0" w:after="0"/>
-      </w:pPr>
-    </w:p>
-    <w:p>
-      <w:pPr>
-        <w:spacing w:before="0" w:after="0"/>
-      </w:pPr>
-    </w:p>
-    <w:p>
-      <w:pPr>
-        <w:spacing w:before="0" w:after="0"/>
-      </w:pPr>
-    </w:p>
-    <w:p>
-      <w:pPr>
-        <w:spacing w:before="0" w:after="0"/>
-      </w:pPr>
-    </w:p>
-    <w:p>
-      <w:pPr>
-        <w:spacing w:before="0" w:after="0"/>
-      </w:pPr>
-    </w:p>
-    <w:p>
-      <w:pPr>
-        <w:spacing w:before="0" w:after="0"/>
-      </w:pPr>
-    </w:p>
-    <w:p>
-      <w:pPr>
-        <w:spacing w:before="0" w:after="0"/>
-      </w:pPr>
-    </w:p>
-    <w:p>
-      <w:pPr>
         <w:spacing w:before="160" w:after="80"/>
       </w:pPr>
       <w:r>
@@ -20545,6 +19647,7 @@
     <w:bookmarkEnd w:id="54"/>
     <w:sectPr>
       <w:footerReference w:type="default" r:id="rId9"/>
+      <w:headerReference w:type="default" r:id="rId10"/>
       <w:footnotePr>
         <w:numRestart w:val="eachSect"/>
       </w:footnotePr>
@@ -20563,32 +19666,90 @@
 <w:ftr xmlns:m="http://schemas.openxmlformats.org/officeDocument/2006/math" xmlns:mc="http://schemas.openxmlformats.org/markup-compatibility/2006" xmlns:mo="http://schemas.microsoft.com/office/mac/office/2008/main" xmlns:mv="urn:schemas-microsoft-com:mac:vml" xmlns:o="urn:schemas-microsoft-com:office:office" xmlns:r="http://schemas.openxmlformats.org/officeDocument/2006/relationships" xmlns:v="urn:schemas-microsoft-com:vml" xmlns:w10="urn:schemas-microsoft-com:office:word" xmlns:w14="http://schemas.microsoft.com/office/word/2010/wordml" xmlns:w="http://schemas.openxmlformats.org/wordprocessingml/2006/main" xmlns:wne="http://schemas.microsoft.com/office/word/2006/wordml" xmlns:wp14="http://schemas.microsoft.com/office/word/2010/wordprocessingDrawing" xmlns:wp="http://schemas.openxmlformats.org/drawingml/2006/wordprocessingDrawing" xmlns:wpc="http://schemas.microsoft.com/office/word/2010/wordprocessingCanvas" xmlns:wpg="http://schemas.microsoft.com/office/word/2010/wordprocessingGroup" xmlns:wpi="http://schemas.microsoft.com/office/word/2010/wordprocessingInk" xmlns:wps="http://schemas.microsoft.com/office/word/2010/wordprocessingShape" mc:Ignorable="w14 wp14">
   <w:p>
     <w:pPr>
-      <w:pStyle w:val="Footer"/>
       <w:jc w:val="center"/>
     </w:pPr>
     <w:r>
       <w:rPr>
-        <w:rFonts w:ascii="Times New Roman" w:hAnsi="Times New Roman" w:eastAsia="Times New Roman" w:cs="Times New Roman"/>
-        <w:b w:val="0"/>
-        <w:sz w:val="20"/>
+        <w:color w:val="000000"/>
+        <w:sz w:val="18"/>
+      </w:rPr>
+      <w:t xml:space="preserve">第 </w:t>
+    </w:r>
+    <w:r>
+      <w:rPr>
+        <w:color w:val="000000"/>
+        <w:sz w:val="18"/>
       </w:rPr>
       <w:fldChar w:fldCharType="begin"/>
     </w:r>
     <w:r>
       <w:rPr>
-        <w:rFonts w:ascii="Times New Roman" w:hAnsi="Times New Roman" w:eastAsia="Times New Roman" w:cs="Times New Roman"/>
-        <w:b w:val="0"/>
-        <w:sz w:val="20"/>
+        <w:sz w:val="18"/>
       </w:rPr>
       <w:instrText xml:space="preserve"> PAGE </w:instrText>
     </w:r>
     <w:r>
       <w:rPr>
-        <w:rFonts w:ascii="Times New Roman" w:hAnsi="Times New Roman" w:eastAsia="Times New Roman" w:cs="Times New Roman"/>
-        <w:b w:val="0"/>
-        <w:sz w:val="20"/>
+        <w:sz w:val="18"/>
+      </w:rPr>
+      <w:fldChar w:fldCharType="separate"/>
+    </w:r>
+    <w:r>
+      <w:rPr>
+        <w:sz w:val="18"/>
+      </w:rPr>
+      <w:t>1</w:t>
+    </w:r>
+    <w:r>
+      <w:rPr>
+        <w:sz w:val="18"/>
       </w:rPr>
       <w:fldChar w:fldCharType="end"/>
+    </w:r>
+    <w:r>
+      <w:rPr>
+        <w:color w:val="000000"/>
+        <w:sz w:val="18"/>
+      </w:rPr>
+      <w:t xml:space="preserve"> 页 / 共 </w:t>
+    </w:r>
+    <w:r>
+      <w:rPr>
+        <w:color w:val="000000"/>
+        <w:sz w:val="18"/>
+      </w:rPr>
+      <w:fldChar w:fldCharType="begin"/>
+    </w:r>
+    <w:r>
+      <w:rPr>
+        <w:sz w:val="18"/>
+      </w:rPr>
+      <w:instrText xml:space="preserve"> NUMPAGES </w:instrText>
+    </w:r>
+    <w:r>
+      <w:rPr>
+        <w:sz w:val="18"/>
+      </w:rPr>
+      <w:fldChar w:fldCharType="separate"/>
+    </w:r>
+    <w:r>
+      <w:rPr>
+        <w:sz w:val="18"/>
+      </w:rPr>
+      <w:t>1</w:t>
+    </w:r>
+    <w:r>
+      <w:rPr>
+        <w:sz w:val="18"/>
+      </w:rPr>
+      <w:fldChar w:fldCharType="end"/>
+    </w:r>
+    <w:r>
+      <w:rPr>
+        <w:color w:val="000000"/>
+        <w:sz w:val="18"/>
+      </w:rPr>
+      <w:t xml:space="preserve"> 页</w:t>
     </w:r>
   </w:p>
 </w:ftr>
@@ -20611,6 +19772,26 @@
     </w:p>
   </w:footnote>
 </w:footnotes>
+</file>
+
+<file path=word/header1.xml><?xml version="1.0" encoding="utf-8"?>
+<w:hdr xmlns:m="http://schemas.openxmlformats.org/officeDocument/2006/math" xmlns:mc="http://schemas.openxmlformats.org/markup-compatibility/2006" xmlns:mo="http://schemas.microsoft.com/office/mac/office/2008/main" xmlns:mv="urn:schemas-microsoft-com:mac:vml" xmlns:o="urn:schemas-microsoft-com:office:office" xmlns:r="http://schemas.openxmlformats.org/officeDocument/2006/relationships" xmlns:v="urn:schemas-microsoft-com:vml" xmlns:w10="urn:schemas-microsoft-com:office:word" xmlns:w14="http://schemas.microsoft.com/office/word/2010/wordml" xmlns:w="http://schemas.openxmlformats.org/wordprocessingml/2006/main" xmlns:wne="http://schemas.microsoft.com/office/word/2006/wordml" xmlns:wp14="http://schemas.microsoft.com/office/word/2010/wordprocessingDrawing" xmlns:wp="http://schemas.openxmlformats.org/drawingml/2006/wordprocessingDrawing" xmlns:wpc="http://schemas.microsoft.com/office/word/2010/wordprocessingCanvas" xmlns:wpg="http://schemas.microsoft.com/office/word/2010/wordprocessingGroup" xmlns:wpi="http://schemas.microsoft.com/office/word/2010/wordprocessingInk" xmlns:wps="http://schemas.microsoft.com/office/word/2010/wordprocessingShape" mc:Ignorable="w14 wp14">
+  <w:p>
+    <w:pPr>
+      <w:jc w:val="right"/>
+      <w:pBdr>
+        <w:bottom w:val="single" w:sz="4" w:space="2" w:color="000000"/>
+      </w:pBdr>
+    </w:pPr>
+    <w:r>
+      <w:rPr>
+        <w:color w:val="000000"/>
+        <w:sz w:val="18"/>
+      </w:rPr>
+      <w:t>第一轮综合卷06（学生版）</w:t>
+    </w:r>
+  </w:p>
+</w:hdr>
 </file>
 
 <file path=word/numbering.xml><?xml version="1.0" encoding="utf-8"?>
@@ -21631,7 +20812,7 @@
     <ns0:rPr>
       <ns0:rFonts ns0:ascii="Times New Roman" ns0:cs="Times New Roman" ns0:eastAsia="SimHei" ns0:hAnsi="Times New Roman"/>
       <ns0:b/>
-      <ns0:color ns0:val="000000"/>
+      <ns0:color ns0:val="17324D"/>
       <ns0:sz ns0:val="44"/>
       <ns0:szCs ns0:val="56"/>
     </ns0:rPr>
@@ -21773,7 +20954,7 @@
     <ns0:rPr>
       <ns0:rFonts ns0:ascii="Times New Roman" ns0:cs="Times New Roman" ns0:eastAsia="SimHei" ns0:hAnsi="Times New Roman"/>
       <ns0:b/>
-      <ns0:color ns0:val="000000"/>
+      <ns0:color ns0:val="17324D"/>
       <ns0:sz ns0:val="32"/>
       <ns0:szCs ns0:val="40"/>
     </ns0:rPr>
@@ -21797,7 +20978,7 @@
     <ns0:rPr>
       <ns0:rFonts ns0:ascii="Times New Roman" ns0:cs="Times New Roman" ns0:eastAsia="SimHei" ns0:hAnsi="Times New Roman"/>
       <ns0:b/>
-      <ns0:color ns0:val="000000"/>
+      <ns0:color ns0:val="17324D"/>
       <ns0:sz ns0:val="28"/>
       <ns0:szCs ns0:val="32"/>
     </ns0:rPr>
@@ -21821,7 +21002,7 @@
     <ns0:rPr>
       <ns0:rFonts ns0:ascii="Times New Roman" ns0:cs="Times New Roman" ns0:eastAsia="SimHei" ns0:hAnsi="Times New Roman"/>
       <ns0:b/>
-      <ns0:color ns0:val="000000"/>
+      <ns0:color ns0:val="17324D"/>
       <ns0:sz ns0:val="25"/>
       <ns0:szCs ns0:val="28"/>
     </ns0:rPr>
@@ -22297,7 +21478,7 @@
     <w:rPr>
       <w:rFonts w:ascii="Times New Roman" w:hAnsi="Times New Roman" w:eastAsia="FangSong" w:cs="Times New Roman"/>
       <w:b/>
-      <w:color w:val="007020"/>
+      <w:color w:val="000000"/>
     </w:rPr>
   </w:style>
   <w:style w:type="character" w:customStyle="1" w:styleId="DataTypeTok">
@@ -22305,7 +21486,7 @@
     <w:basedOn w:val="VerbatimChar"/>
     <w:rPr>
       <w:rFonts w:ascii="Times New Roman" w:hAnsi="Times New Roman" w:eastAsia="FangSong" w:cs="Times New Roman"/>
-      <w:color w:val="902000"/>
+      <w:color w:val="000000"/>
     </w:rPr>
   </w:style>
   <w:style w:type="character" w:customStyle="1" w:styleId="DecValTok">
@@ -22313,7 +21494,7 @@
     <w:basedOn w:val="VerbatimChar"/>
     <w:rPr>
       <w:rFonts w:ascii="Times New Roman" w:hAnsi="Times New Roman" w:eastAsia="FangSong" w:cs="Times New Roman"/>
-      <w:color w:val="40a070"/>
+      <w:color w:val="000000"/>
     </w:rPr>
   </w:style>
   <w:style w:type="character" w:customStyle="1" w:styleId="BaseNTok">
@@ -22321,7 +21502,7 @@
     <w:basedOn w:val="VerbatimChar"/>
     <w:rPr>
       <w:rFonts w:ascii="Times New Roman" w:hAnsi="Times New Roman" w:eastAsia="FangSong" w:cs="Times New Roman"/>
-      <w:color w:val="40a070"/>
+      <w:color w:val="000000"/>
     </w:rPr>
   </w:style>
   <w:style w:type="character" w:customStyle="1" w:styleId="FloatTok">
@@ -22329,7 +21510,7 @@
     <w:basedOn w:val="VerbatimChar"/>
     <w:rPr>
       <w:rFonts w:ascii="Times New Roman" w:hAnsi="Times New Roman" w:eastAsia="FangSong" w:cs="Times New Roman"/>
-      <w:color w:val="40a070"/>
+      <w:color w:val="000000"/>
     </w:rPr>
   </w:style>
   <w:style w:type="character" w:customStyle="1" w:styleId="ConstantTok">
@@ -22337,7 +21518,7 @@
     <w:basedOn w:val="VerbatimChar"/>
     <w:rPr>
       <w:rFonts w:ascii="Times New Roman" w:hAnsi="Times New Roman" w:eastAsia="FangSong" w:cs="Times New Roman"/>
-      <w:color w:val="880000"/>
+      <w:color w:val="000000"/>
     </w:rPr>
   </w:style>
   <w:style w:type="character" w:customStyle="1" w:styleId="CharTok">
@@ -22345,7 +21526,7 @@
     <w:basedOn w:val="VerbatimChar"/>
     <w:rPr>
       <w:rFonts w:ascii="Times New Roman" w:hAnsi="Times New Roman" w:eastAsia="FangSong" w:cs="Times New Roman"/>
-      <w:color w:val="4070a0"/>
+      <w:color w:val="000000"/>
     </w:rPr>
   </w:style>
   <w:style w:type="character" w:customStyle="1" w:styleId="SpecialCharTok">
@@ -22353,7 +21534,7 @@
     <w:basedOn w:val="VerbatimChar"/>
     <w:rPr>
       <w:rFonts w:ascii="Times New Roman" w:hAnsi="Times New Roman" w:eastAsia="FangSong" w:cs="Times New Roman"/>
-      <w:color w:val="4070a0"/>
+      <w:color w:val="000000"/>
     </w:rPr>
   </w:style>
   <w:style w:type="character" w:customStyle="1" w:styleId="StringTok">
@@ -22361,7 +21542,7 @@
     <w:basedOn w:val="VerbatimChar"/>
     <w:rPr>
       <w:rFonts w:ascii="Times New Roman" w:hAnsi="Times New Roman" w:eastAsia="FangSong" w:cs="Times New Roman"/>
-      <w:color w:val="4070a0"/>
+      <w:color w:val="000000"/>
     </w:rPr>
   </w:style>
   <w:style w:type="character" w:customStyle="1" w:styleId="VerbatimStringTok">
@@ -22369,7 +21550,7 @@
     <w:basedOn w:val="VerbatimChar"/>
     <w:rPr>
       <w:rFonts w:ascii="Times New Roman" w:hAnsi="Times New Roman" w:eastAsia="FangSong" w:cs="Times New Roman"/>
-      <w:color w:val="4070a0"/>
+      <w:color w:val="000000"/>
     </w:rPr>
   </w:style>
   <w:style w:type="character" w:customStyle="1" w:styleId="SpecialStringTok">
@@ -22377,7 +21558,7 @@
     <w:basedOn w:val="VerbatimChar"/>
     <w:rPr>
       <w:rFonts w:ascii="Times New Roman" w:hAnsi="Times New Roman" w:eastAsia="FangSong" w:cs="Times New Roman"/>
-      <w:color w:val="bb6688"/>
+      <w:color w:val="000000"/>
     </w:rPr>
   </w:style>
   <w:style w:type="character" w:customStyle="1" w:styleId="ImportTok">
@@ -22386,7 +21567,7 @@
     <w:rPr>
       <w:rFonts w:ascii="Times New Roman" w:hAnsi="Times New Roman" w:eastAsia="FangSong" w:cs="Times New Roman"/>
       <w:b/>
-      <w:color w:val="008000"/>
+      <w:color w:val="000000"/>
     </w:rPr>
   </w:style>
   <w:style w:type="character" w:customStyle="1" w:styleId="CommentTok">
@@ -22395,7 +21576,7 @@
     <w:rPr>
       <w:rFonts w:ascii="Times New Roman" w:hAnsi="Times New Roman" w:eastAsia="FangSong" w:cs="Times New Roman"/>
       <w:i/>
-      <w:color w:val="60a0b0"/>
+      <w:color w:val="000000"/>
     </w:rPr>
   </w:style>
   <w:style w:type="character" w:customStyle="1" w:styleId="DocumentationTok">
@@ -22404,7 +21585,7 @@
     <w:rPr>
       <w:rFonts w:ascii="Times New Roman" w:hAnsi="Times New Roman" w:eastAsia="FangSong" w:cs="Times New Roman"/>
       <w:i/>
-      <w:color w:val="ba2121"/>
+      <w:color w:val="000000"/>
     </w:rPr>
   </w:style>
   <w:style w:type="character" w:customStyle="1" w:styleId="AnnotationTok">
@@ -22414,7 +21595,7 @@
       <w:rFonts w:ascii="Times New Roman" w:hAnsi="Times New Roman" w:eastAsia="FangSong" w:cs="Times New Roman"/>
       <w:b/>
       <w:i/>
-      <w:color w:val="60a0b0"/>
+      <w:color w:val="000000"/>
     </w:rPr>
   </w:style>
   <w:style w:type="character" w:customStyle="1" w:styleId="CommentVarTok">
@@ -22424,7 +21605,7 @@
       <w:rFonts w:ascii="Times New Roman" w:hAnsi="Times New Roman" w:eastAsia="FangSong" w:cs="Times New Roman"/>
       <w:b/>
       <w:i/>
-      <w:color w:val="60a0b0"/>
+      <w:color w:val="000000"/>
     </w:rPr>
   </w:style>
   <w:style w:type="character" w:customStyle="1" w:styleId="OtherTok">
@@ -22432,7 +21613,7 @@
     <w:basedOn w:val="VerbatimChar"/>
     <w:rPr>
       <w:rFonts w:ascii="Times New Roman" w:hAnsi="Times New Roman" w:eastAsia="FangSong" w:cs="Times New Roman"/>
-      <w:color w:val="007020"/>
+      <w:color w:val="000000"/>
     </w:rPr>
   </w:style>
   <w:style w:type="character" w:customStyle="1" w:styleId="FunctionTok">
@@ -22440,7 +21621,7 @@
     <w:basedOn w:val="VerbatimChar"/>
     <w:rPr>
       <w:rFonts w:ascii="Times New Roman" w:hAnsi="Times New Roman" w:eastAsia="FangSong" w:cs="Times New Roman"/>
-      <w:color w:val="06287e"/>
+      <w:color w:val="000000"/>
     </w:rPr>
   </w:style>
   <w:style w:type="character" w:customStyle="1" w:styleId="VariableTok">
@@ -22448,7 +21629,7 @@
     <w:basedOn w:val="VerbatimChar"/>
     <w:rPr>
       <w:rFonts w:ascii="Times New Roman" w:hAnsi="Times New Roman" w:eastAsia="FangSong" w:cs="Times New Roman"/>
-      <w:color w:val="19177c"/>
+      <w:color w:val="000000"/>
     </w:rPr>
   </w:style>
   <w:style w:type="character" w:customStyle="1" w:styleId="ControlFlowTok">
@@ -22457,7 +21638,7 @@
     <w:rPr>
       <w:rFonts w:ascii="Times New Roman" w:hAnsi="Times New Roman" w:eastAsia="FangSong" w:cs="Times New Roman"/>
       <w:b/>
-      <w:color w:val="007020"/>
+      <w:color w:val="000000"/>
     </w:rPr>
   </w:style>
   <w:style w:type="character" w:customStyle="1" w:styleId="OperatorTok">
@@ -22465,7 +21646,7 @@
     <w:basedOn w:val="VerbatimChar"/>
     <w:rPr>
       <w:rFonts w:ascii="Times New Roman" w:hAnsi="Times New Roman" w:eastAsia="FangSong" w:cs="Times New Roman"/>
-      <w:color w:val="666666"/>
+      <w:color w:val="000000"/>
     </w:rPr>
   </w:style>
   <w:style w:type="character" w:customStyle="1" w:styleId="BuiltInTok">
@@ -22473,7 +21654,7 @@
     <w:basedOn w:val="VerbatimChar"/>
     <w:rPr>
       <w:rFonts w:ascii="Times New Roman" w:hAnsi="Times New Roman" w:eastAsia="FangSong" w:cs="Times New Roman"/>
-      <w:color w:val="008000"/>
+      <w:color w:val="000000"/>
     </w:rPr>
   </w:style>
   <w:style w:type="character" w:customStyle="1" w:styleId="ExtensionTok">
@@ -22488,7 +21669,7 @@
     <w:basedOn w:val="VerbatimChar"/>
     <w:rPr>
       <w:rFonts w:ascii="Times New Roman" w:hAnsi="Times New Roman" w:eastAsia="FangSong" w:cs="Times New Roman"/>
-      <w:color w:val="bc7a00"/>
+      <w:color w:val="000000"/>
     </w:rPr>
   </w:style>
   <w:style w:type="character" w:customStyle="1" w:styleId="AttributeTok">
@@ -22496,7 +21677,7 @@
     <w:basedOn w:val="VerbatimChar"/>
     <w:rPr>
       <w:rFonts w:ascii="Times New Roman" w:hAnsi="Times New Roman" w:eastAsia="FangSong" w:cs="Times New Roman"/>
-      <w:color w:val="7d9029"/>
+      <w:color w:val="000000"/>
     </w:rPr>
   </w:style>
   <w:style w:type="character" w:customStyle="1" w:styleId="RegionMarkerTok">
@@ -22513,7 +21694,7 @@
       <w:rFonts w:ascii="Times New Roman" w:hAnsi="Times New Roman" w:eastAsia="FangSong" w:cs="Times New Roman"/>
       <w:b/>
       <w:i/>
-      <w:color w:val="60a0b0"/>
+      <w:color w:val="000000"/>
     </w:rPr>
   </w:style>
   <w:style w:type="character" w:customStyle="1" w:styleId="WarningTok">
@@ -22523,7 +21704,7 @@
       <w:rFonts w:ascii="Times New Roman" w:hAnsi="Times New Roman" w:eastAsia="FangSong" w:cs="Times New Roman"/>
       <w:b/>
       <w:i/>
-      <w:color w:val="60a0b0"/>
+      <w:color w:val="000000"/>
     </w:rPr>
   </w:style>
   <w:style w:type="character" w:customStyle="1" w:styleId="AlertTok">
@@ -22532,7 +21713,7 @@
     <w:rPr>
       <w:rFonts w:ascii="Times New Roman" w:hAnsi="Times New Roman" w:eastAsia="FangSong" w:cs="Times New Roman"/>
       <w:b/>
-      <w:color w:val="ff0000"/>
+      <w:color w:val="000000"/>
     </w:rPr>
   </w:style>
   <w:style w:type="character" w:customStyle="1" w:styleId="ErrorTok">
@@ -22541,7 +21722,7 @@
     <w:rPr>
       <w:rFonts w:ascii="Times New Roman" w:hAnsi="Times New Roman" w:eastAsia="FangSong" w:cs="Times New Roman"/>
       <w:b/>
-      <w:color w:val="ff0000"/>
+      <w:color w:val="000000"/>
     </w:rPr>
   </w:style>
   <w:style w:type="character" w:customStyle="1" w:styleId="NormalTok">

--- a/00-首页/题组Word/第一轮·综合套卷/第一轮综合卷06（学生版-打印版）.docx
+++ b/00-首页/题组Word/第一轮·综合套卷/第一轮综合卷06（学生版-打印版）.docx
@@ -43,6 +43,60 @@
     </w:p>
     <w:p>
       <w:pPr>
+        <w:pStyle w:val="BlockText"/>
+        <w:ind w:firstLine="420"/>
+      </w:pPr>
+      <w:r>
+        <w:rPr>
+          <w:rFonts w:hint="eastAsia" w:ascii="Times New Roman" w:hAnsi="Times New Roman" w:eastAsia="FangSong" w:cs="Times New Roman"/>
+        </w:rPr>
+        <w:t xml:space="preserve">共</w:t>
+      </w:r>
+      <w:r>
+        <w:rPr>
+          <w:rFonts w:ascii="Times New Roman" w:hAnsi="Times New Roman" w:eastAsia="Times New Roman" w:cs="Times New Roman"/>
+        </w:rPr>
+        <w:t xml:space="preserve"> 26 </w:t>
+      </w:r>
+      <w:r>
+        <w:rPr>
+          <w:rFonts w:hint="eastAsia" w:ascii="Times New Roman" w:hAnsi="Times New Roman" w:eastAsia="FangSong" w:cs="Times New Roman"/>
+        </w:rPr>
+        <w:t>题</w:t>
+      </w:r>
+      <w:r>
+        <w:rPr>
+          <w:rFonts w:hint="eastAsia" w:ascii="Times New Roman" w:hAnsi="Times New Roman" w:eastAsia="Times New Roman" w:cs="Times New Roman"/>
+        </w:rPr>
+        <w:t>。</w:t>
+      </w:r>
+      <w:r>
+        <w:rPr>
+          <w:rFonts w:hint="eastAsia" w:ascii="Times New Roman" w:hAnsi="Times New Roman" w:eastAsia="FangSong" w:cs="Times New Roman"/>
+        </w:rPr>
+        <w:t>建议先独立完成</w:t>
+      </w:r>
+      <w:r>
+        <w:rPr>
+          <w:rFonts w:hint="eastAsia" w:ascii="Times New Roman" w:hAnsi="Times New Roman" w:eastAsia="Times New Roman" w:cs="Times New Roman"/>
+        </w:rPr>
+        <w:t>，</w:t>
+      </w:r>
+      <w:r>
+        <w:rPr>
+          <w:rFonts w:hint="eastAsia" w:ascii="Times New Roman" w:hAnsi="Times New Roman" w:eastAsia="FangSong" w:cs="Times New Roman"/>
+        </w:rPr>
+        <w:t>再核对答案</w:t>
+      </w:r>
+      <w:r>
+        <w:rPr>
+          <w:rFonts w:hint="eastAsia" w:ascii="Times New Roman" w:hAnsi="Times New Roman" w:eastAsia="Times New Roman" w:cs="Times New Roman"/>
+        </w:rPr>
+        <w:t>。</w:t>
+      </w:r>
+    </w:p>
+    <w:p>
+      <w:pPr>
         <w:spacing w:before="160" w:after="80"/>
       </w:pPr>
       <w:r>
@@ -93,6 +147,7 @@
     <w:p>
       <w:pPr>
         <w:pStyle w:val="FirstParagraph"/>
+        <w:ind w:firstLine="420"/>
       </w:pPr>
       <w:r>
         <w:rPr>
@@ -128,7 +183,7 @@
         <w:rPr>
           <w:rFonts w:ascii="Times New Roman" w:hAnsi="Times New Roman" w:eastAsia="Times New Roman" w:cs="Times New Roman"/>
         </w:rPr>
-        <w:t xml:space="preserve">A.</w:t>
+        <w:t xml:space="preserve">- A.</w:t>
       </w:r>
       <w:r>
         <w:rPr>
@@ -223,7 +278,7 @@
         <w:rPr>
           <w:rFonts w:ascii="Times New Roman" w:hAnsi="Times New Roman" w:eastAsia="Times New Roman" w:cs="Times New Roman"/>
         </w:rPr>
-        <w:t xml:space="preserve">B.</w:t>
+        <w:t xml:space="preserve">- B.</w:t>
       </w:r>
       <w:r>
         <w:rPr>
@@ -318,7 +373,7 @@
         <w:rPr>
           <w:rFonts w:ascii="Times New Roman" w:hAnsi="Times New Roman" w:eastAsia="Times New Roman" w:cs="Times New Roman"/>
         </w:rPr>
-        <w:t xml:space="preserve">C.</w:t>
+        <w:t xml:space="preserve">- C.</w:t>
       </w:r>
       <w:r>
         <w:rPr>
@@ -413,7 +468,7 @@
         <w:rPr>
           <w:rFonts w:ascii="Times New Roman" w:hAnsi="Times New Roman" w:eastAsia="Times New Roman" w:cs="Times New Roman"/>
         </w:rPr>
-        <w:t xml:space="preserve">D.</w:t>
+        <w:t xml:space="preserve">- D.</w:t>
       </w:r>
       <w:r>
         <w:rPr>
@@ -509,6 +564,16 @@
         </w:pict>
       </w:r>
     </w:p>
+    <w:p>
+      <w:pPr>
+        <w:spacing w:before="160" w:after="80"/>
+      </w:pPr>
+      <w:r>
+        <w:pict>
+          <v:rect style="width:0;height:1.5pt" o:hralign="center" o:hrstd="t" o:hr="t"/>
+        </w:pict>
+      </w:r>
+    </w:p>
     <w:bookmarkEnd w:id="9"/>
     <w:bookmarkStart w:id="10" w:name="第2题"/>
     <w:p>
@@ -538,6 +603,7 @@
     <w:p>
       <w:pPr>
         <w:pStyle w:val="FirstParagraph"/>
+        <w:ind w:firstLine="420"/>
       </w:pPr>
       <w:r>
         <w:rPr>
@@ -640,6 +706,16 @@
           <w:rFonts w:hint="eastAsia" w:ascii="Times New Roman" w:hAnsi="Times New Roman" w:eastAsia="FangSong" w:cs="Times New Roman"/>
         </w:rPr>
         <w:t xml:space="preserve">均正确</w:t>
+      </w:r>
+    </w:p>
+    <w:p>
+      <w:pPr>
+        <w:spacing w:before="160" w:after="80"/>
+      </w:pPr>
+      <w:r>
+        <w:pict>
+          <v:rect style="width:0;height:1.5pt" o:hralign="center" o:hrstd="t" o:hr="t"/>
+        </w:pict>
       </w:r>
     </w:p>
     <w:p>
@@ -681,6 +757,7 @@
     <w:p>
       <w:pPr>
         <w:pStyle w:val="FirstParagraph"/>
+        <w:ind w:firstLine="420"/>
       </w:pPr>
       <w:r>
         <w:rPr>
@@ -760,7 +837,7 @@
         <w:rPr>
           <w:rFonts w:ascii="Times New Roman" w:hAnsi="Times New Roman" w:eastAsia="Times New Roman" w:cs="Times New Roman"/>
         </w:rPr>
-        <w:t xml:space="preserve">A. </w:t>
+        <w:t xml:space="preserve">- A. </w:t>
       </w:r>
       <w:r>
         <w:rPr>
@@ -772,7 +849,13 @@
         <w:rPr>
           <w:rFonts w:ascii="Times New Roman" w:hAnsi="Times New Roman" w:eastAsia="Times New Roman" w:cs="Times New Roman"/>
         </w:rPr>
-        <w:t xml:space="preserve"> B. </w:t>
+        <w:t xml:space="preserve"> </w:t>
+      </w:r>
+      <w:r>
+        <w:rPr>
+          <w:rFonts w:ascii="Times New Roman" w:hAnsi="Times New Roman" w:eastAsia="Times New Roman" w:cs="Times New Roman"/>
+        </w:rPr>
+        <w:t xml:space="preserve">- B. </w:t>
       </w:r>
       <w:r>
         <w:rPr>
@@ -784,7 +867,13 @@
         <w:rPr>
           <w:rFonts w:ascii="Times New Roman" w:hAnsi="Times New Roman" w:eastAsia="Times New Roman" w:cs="Times New Roman"/>
         </w:rPr>
-        <w:t xml:space="preserve"> C. </w:t>
+        <w:t xml:space="preserve"> </w:t>
+      </w:r>
+      <w:r>
+        <w:rPr>
+          <w:rFonts w:ascii="Times New Roman" w:hAnsi="Times New Roman" w:eastAsia="Times New Roman" w:cs="Times New Roman"/>
+        </w:rPr>
+        <w:t xml:space="preserve">- C. </w:t>
       </w:r>
       <w:r>
         <w:rPr>
@@ -796,13 +885,29 @@
         <w:rPr>
           <w:rFonts w:ascii="Times New Roman" w:hAnsi="Times New Roman" w:eastAsia="Times New Roman" w:cs="Times New Roman"/>
         </w:rPr>
-        <w:t xml:space="preserve"> D. T </w:t>
+        <w:t xml:space="preserve"> </w:t>
+      </w:r>
+      <w:r>
+        <w:rPr>
+          <w:rFonts w:ascii="Times New Roman" w:hAnsi="Times New Roman" w:eastAsia="Times New Roman" w:cs="Times New Roman"/>
+        </w:rPr>
+        <w:t xml:space="preserve">- D. T </w:t>
       </w:r>
       <w:r>
         <w:rPr>
           <w:rFonts w:hint="eastAsia" w:ascii="Times New Roman" w:hAnsi="Times New Roman" w:eastAsia="FangSong" w:cs="Times New Roman"/>
         </w:rPr>
         <w:t xml:space="preserve">字形</w:t>
+      </w:r>
+    </w:p>
+    <w:p>
+      <w:pPr>
+        <w:spacing w:before="160" w:after="80"/>
+      </w:pPr>
+      <w:r>
+        <w:pict>
+          <v:rect style="width:0;height:1.5pt" o:hralign="center" o:hrstd="t" o:hr="t"/>
+        </w:pict>
       </w:r>
     </w:p>
     <w:p>
@@ -844,6 +949,7 @@
     <w:p>
       <w:pPr>
         <w:pStyle w:val="FirstParagraph"/>
+        <w:ind w:firstLine="420"/>
       </w:pPr>
       <w:r>
         <w:rPr>
@@ -885,7 +991,19 @@
         <w:rPr>
           <w:rFonts w:ascii="Times New Roman" w:hAnsi="Times New Roman" w:eastAsia="Times New Roman" w:cs="Times New Roman"/>
         </w:rPr>
-        <w:t xml:space="preserve">A. K B.</w:t>
+        <w:t xml:space="preserve">- A. K</w:t>
+      </w:r>
+      <w:r>
+        <w:rPr>
+          <w:rFonts w:ascii="Times New Roman" w:hAnsi="Times New Roman" w:eastAsia="Times New Roman" w:cs="Times New Roman"/>
+        </w:rPr>
+        <w:t xml:space="preserve"> </w:t>
+      </w:r>
+      <w:r>
+        <w:rPr>
+          <w:rFonts w:ascii="Times New Roman" w:hAnsi="Times New Roman" w:eastAsia="Times New Roman" w:cs="Times New Roman"/>
+        </w:rPr>
+        <w:t xml:space="preserve">- B.</w:t>
       </w:r>
       <w:r>
         <w:rPr>
@@ -920,7 +1038,19 @@
         <w:rPr>
           <w:rFonts w:ascii="Times New Roman" w:hAnsi="Times New Roman" w:eastAsia="Times New Roman" w:cs="Times New Roman"/>
         </w:rPr>
-        <w:t xml:space="preserve">C. SiC D.</w:t>
+        <w:t xml:space="preserve">- C. SiC</w:t>
+      </w:r>
+      <w:r>
+        <w:rPr>
+          <w:rFonts w:ascii="Times New Roman" w:hAnsi="Times New Roman" w:eastAsia="Times New Roman" w:cs="Times New Roman"/>
+        </w:rPr>
+        <w:t xml:space="preserve"> </w:t>
+      </w:r>
+      <w:r>
+        <w:rPr>
+          <w:rFonts w:ascii="Times New Roman" w:hAnsi="Times New Roman" w:eastAsia="Times New Roman" w:cs="Times New Roman"/>
+        </w:rPr>
+        <w:t xml:space="preserve">- D.</w:t>
       </w:r>
       <w:r>
         <w:rPr>
@@ -959,6 +1089,16 @@
         </w:pict>
       </w:r>
     </w:p>
+    <w:p>
+      <w:pPr>
+        <w:spacing w:before="160" w:after="80"/>
+      </w:pPr>
+      <w:r>
+        <w:pict>
+          <v:rect style="width:0;height:1.5pt" o:hralign="center" o:hrstd="t" o:hr="t"/>
+        </w:pict>
+      </w:r>
+    </w:p>
     <w:bookmarkEnd w:id="12"/>
     <w:bookmarkStart w:id="13" w:name="第5题"/>
     <w:p>
@@ -988,6 +1128,7 @@
     <w:p>
       <w:pPr>
         <w:pStyle w:val="FirstParagraph"/>
+        <w:ind w:firstLine="420"/>
       </w:pPr>
       <w:r>
         <w:rPr>
@@ -1598,6 +1739,7 @@
     <w:p>
       <w:pPr>
         <w:pStyle w:val="FirstParagraph"/>
+        <w:ind w:firstLine="420"/>
       </w:pPr>
       <w:r>
         <w:rPr>
@@ -1819,14 +1961,12 @@
     </w:p>
     <w:p>
       <w:pPr>
-        <w:pStyle w:val="BodyText"/>
-      </w:pPr>
-      <w:r>
-        <w:rPr>
-          <w:rFonts w:ascii="Times New Roman" w:hAnsi="Times New Roman" w:eastAsia="Times New Roman" w:cs="Times New Roman"/>
-        </w:rPr>
-        <w:t xml:space="preserve">1-1 </w:t>
-      </w:r>
+        <w:numPr>
+          <w:ilvl w:val="0"/>
+          <w:numId w:val="1001"/>
+        </w:numPr>
+        <w:ind w:firstLine="420"/>
+      </w:pPr>
       <w:r>
         <w:rPr>
           <w:rFonts w:hint="eastAsia" w:ascii="Times New Roman" w:hAnsi="Times New Roman" w:eastAsia="FangSong" w:cs="Times New Roman"/>
@@ -2099,14 +2239,12 @@
     </w:p>
     <w:p>
       <w:pPr>
-        <w:pStyle w:val="BodyText"/>
-      </w:pPr>
-      <w:r>
-        <w:rPr>
-          <w:rFonts w:ascii="Times New Roman" w:hAnsi="Times New Roman" w:eastAsia="Times New Roman" w:cs="Times New Roman"/>
-        </w:rPr>
-        <w:t xml:space="preserve">1-2 </w:t>
-      </w:r>
+        <w:numPr>
+          <w:ilvl w:val="0"/>
+          <w:numId w:val="1001"/>
+        </w:numPr>
+        <w:ind w:firstLine="420"/>
+      </w:pPr>
       <w:r>
         <w:rPr>
           <w:rFonts w:hint="eastAsia" w:ascii="Times New Roman" w:hAnsi="Times New Roman" w:eastAsia="FangSong" w:cs="Times New Roman"/>
@@ -2146,7 +2284,7 @@
     </w:p>
     <w:p>
       <w:pPr>
-        <w:pStyle w:val="BodyText"/>
+        <w:pStyle w:val="FirstParagraph"/>
       </w:pPr>
       <m:oMathPara>
         <m:oMathParaPr>
@@ -2635,6 +2773,16 @@
         </w:pict>
       </w:r>
     </w:p>
+    <w:p>
+      <w:pPr>
+        <w:spacing w:before="160" w:after="80"/>
+      </w:pPr>
+      <w:r>
+        <w:pict>
+          <v:rect style="width:0;height:1.5pt" o:hralign="center" o:hrstd="t" o:hr="t"/>
+        </w:pict>
+      </w:r>
+    </w:p>
     <w:bookmarkEnd w:id="13"/>
     <w:bookmarkStart w:id="14" w:name="第6题"/>
     <w:p>
@@ -2664,6 +2812,7 @@
     <w:p>
       <w:pPr>
         <w:pStyle w:val="FirstParagraph"/>
+        <w:ind w:firstLine="420"/>
       </w:pPr>
       <w:r>
         <w:rPr>
@@ -2885,7 +3034,53 @@
         <w:rPr>
           <w:rFonts w:ascii="Times New Roman" w:hAnsi="Times New Roman" w:eastAsia="Times New Roman" w:cs="Times New Roman"/>
         </w:rPr>
-        <w:t xml:space="preserve">A. m-n B. m-3n C. n-m D. 3n-m</w:t>
+        <w:t xml:space="preserve">- A. m-n</w:t>
+      </w:r>
+      <w:r>
+        <w:rPr>
+          <w:rFonts w:ascii="Times New Roman" w:hAnsi="Times New Roman" w:eastAsia="Times New Roman" w:cs="Times New Roman"/>
+        </w:rPr>
+        <w:t xml:space="preserve"> </w:t>
+      </w:r>
+      <w:r>
+        <w:rPr>
+          <w:rFonts w:ascii="Times New Roman" w:hAnsi="Times New Roman" w:eastAsia="Times New Roman" w:cs="Times New Roman"/>
+        </w:rPr>
+        <w:t xml:space="preserve">- B. m-3n</w:t>
+      </w:r>
+      <w:r>
+        <w:rPr>
+          <w:rFonts w:ascii="Times New Roman" w:hAnsi="Times New Roman" w:eastAsia="Times New Roman" w:cs="Times New Roman"/>
+        </w:rPr>
+        <w:t xml:space="preserve"> </w:t>
+      </w:r>
+      <w:r>
+        <w:rPr>
+          <w:rFonts w:ascii="Times New Roman" w:hAnsi="Times New Roman" w:eastAsia="Times New Roman" w:cs="Times New Roman"/>
+        </w:rPr>
+        <w:t xml:space="preserve">- C. n-m</w:t>
+      </w:r>
+      <w:r>
+        <w:rPr>
+          <w:rFonts w:ascii="Times New Roman" w:hAnsi="Times New Roman" w:eastAsia="Times New Roman" w:cs="Times New Roman"/>
+        </w:rPr>
+        <w:t xml:space="preserve"> </w:t>
+      </w:r>
+      <w:r>
+        <w:rPr>
+          <w:rFonts w:ascii="Times New Roman" w:hAnsi="Times New Roman" w:eastAsia="Times New Roman" w:cs="Times New Roman"/>
+        </w:rPr>
+        <w:t xml:space="preserve">- D. 3n-m</w:t>
+      </w:r>
+    </w:p>
+    <w:p>
+      <w:pPr>
+        <w:spacing w:before="160" w:after="80"/>
+      </w:pPr>
+      <w:r>
+        <w:pict>
+          <v:rect style="width:0;height:1.5pt" o:hralign="center" o:hrstd="t" o:hr="t"/>
+        </w:pict>
       </w:r>
     </w:p>
     <w:p>
@@ -2927,6 +3122,7 @@
     <w:p>
       <w:pPr>
         <w:pStyle w:val="FirstParagraph"/>
+        <w:ind w:firstLine="420"/>
       </w:pPr>
       <w:r>
         <w:rPr>
@@ -3101,8 +3297,9 @@
         <w:pStyle w:val="Compact"/>
         <w:numPr>
           <w:ilvl w:val="0"/>
-          <w:numId w:val="1001"/>
+          <w:numId w:val="1002"/>
         </w:numPr>
+        <w:ind w:firstLine="420"/>
       </w:pPr>
       <w:r>
         <w:rPr>
@@ -3154,8 +3351,9 @@
         <w:pStyle w:val="Compact"/>
         <w:numPr>
           <w:ilvl w:val="0"/>
-          <w:numId w:val="1001"/>
+          <w:numId w:val="1002"/>
         </w:numPr>
+        <w:ind w:firstLine="420"/>
       </w:pPr>
       <w:r>
         <w:rPr>
@@ -3206,8 +3404,9 @@
         <w:pStyle w:val="Compact"/>
         <w:numPr>
           <w:ilvl w:val="0"/>
-          <w:numId w:val="1001"/>
+          <w:numId w:val="1002"/>
         </w:numPr>
+        <w:ind w:firstLine="420"/>
       </w:pPr>
       <w:r>
         <w:rPr>
@@ -3295,8 +3494,9 @@
         <w:pStyle w:val="Compact"/>
         <w:numPr>
           <w:ilvl w:val="0"/>
-          <w:numId w:val="1001"/>
+          <w:numId w:val="1002"/>
         </w:numPr>
+        <w:ind w:firstLine="420"/>
       </w:pPr>
       <w:r>
         <w:rPr>
@@ -3334,6 +3534,16 @@
           <w:vertAlign w:val="subscript"/>
         </w:rPr>
         <w:t>4</w:t>
+      </w:r>
+    </w:p>
+    <w:p>
+      <w:pPr>
+        <w:spacing w:before="160" w:after="80"/>
+      </w:pPr>
+      <w:r>
+        <w:pict>
+          <v:rect style="width:0;height:1.5pt" o:hralign="center" o:hrstd="t" o:hr="t"/>
+        </w:pict>
       </w:r>
     </w:p>
     <w:p>
@@ -3375,6 +3585,7 @@
     <w:p>
       <w:pPr>
         <w:pStyle w:val="FirstParagraph"/>
+        <w:ind w:firstLine="420"/>
       </w:pPr>
       <w:r>
         <w:rPr>
@@ -3467,7 +3678,7 @@
         </w:rPr>
         <w:drawing>
           <wp:inline>
-            <wp:extent cx="3600000" cy="678081"/>
+            <wp:extent cx="3600000" cy="906051"/>
             <wp:effectExtent b="0" l="0" r="0" t="0"/>
             <wp:docPr descr="" title="" id="20" name="Picture"/>
             <a:graphic>
@@ -3488,7 +3699,7 @@
                   <pic:spPr bwMode="auto">
                     <a:xfrm>
                       <a:off x="0" y="0"/>
-                      <a:ext cx="3600000" cy="678081"/>
+                      <a:ext cx="3600000" cy="906051"/>
                     </a:xfrm>
                     <a:prstGeom prst="rect">
                       <a:avLst/>
@@ -3510,6 +3721,7 @@
     <w:p>
       <w:pPr>
         <w:pStyle w:val="FirstParagraph"/>
+        <w:ind w:firstLine="420"/>
       </w:pPr>
       <w:r>
         <w:rPr>
@@ -3529,8 +3741,9 @@
         <w:pStyle w:val="Compact"/>
         <w:numPr>
           <w:ilvl w:val="0"/>
-          <w:numId w:val="1002"/>
+          <w:numId w:val="1003"/>
         </w:numPr>
+        <w:ind w:firstLine="420"/>
       </w:pPr>
       <w:r>
         <w:rPr>
@@ -3576,8 +3789,9 @@
         <w:pStyle w:val="Compact"/>
         <w:numPr>
           <w:ilvl w:val="0"/>
-          <w:numId w:val="1002"/>
+          <w:numId w:val="1003"/>
         </w:numPr>
+        <w:ind w:firstLine="420"/>
       </w:pPr>
       <w:r>
         <w:rPr>
@@ -3623,8 +3837,9 @@
         <w:pStyle w:val="Compact"/>
         <w:numPr>
           <w:ilvl w:val="0"/>
-          <w:numId w:val="1002"/>
+          <w:numId w:val="1003"/>
         </w:numPr>
+        <w:ind w:firstLine="420"/>
       </w:pPr>
       <w:r>
         <w:rPr>
@@ -3644,8 +3859,9 @@
         <w:pStyle w:val="Compact"/>
         <w:numPr>
           <w:ilvl w:val="0"/>
-          <w:numId w:val="1002"/>
+          <w:numId w:val="1003"/>
         </w:numPr>
+        <w:ind w:firstLine="420"/>
       </w:pPr>
       <w:r>
         <w:rPr>
@@ -3664,6 +3880,16 @@
           <w:rFonts w:ascii="Times New Roman" w:hAnsi="Times New Roman" w:eastAsia="Times New Roman" w:cs="Times New Roman"/>
         </w:rPr>
         <w:t xml:space="preserve"> 4</w:t>
+      </w:r>
+    </w:p>
+    <w:p>
+      <w:pPr>
+        <w:spacing w:before="160" w:after="80"/>
+      </w:pPr>
+      <w:r>
+        <w:pict>
+          <v:rect style="width:0;height:1.5pt" o:hralign="center" o:hrstd="t" o:hr="t"/>
+        </w:pict>
       </w:r>
     </w:p>
     <w:p>
@@ -3705,6 +3931,7 @@
     <w:p>
       <w:pPr>
         <w:pStyle w:val="FirstParagraph"/>
+        <w:ind w:firstLine="420"/>
       </w:pPr>
       <w:r>
         <w:rPr>
@@ -4102,6 +4329,7 @@
     <w:p>
       <w:pPr>
         <w:pStyle w:val="BodyText"/>
+        <w:ind w:firstLine="420"/>
       </w:pPr>
       <w:r>
         <w:rPr>
@@ -4497,6 +4725,7 @@
     <w:p>
       <w:pPr>
         <w:pStyle w:val="BodyText"/>
+        <w:ind w:firstLine="420"/>
       </w:pPr>
       <w:r>
         <w:rPr>
@@ -5205,6 +5434,7 @@
     <w:p>
       <w:pPr>
         <w:pStyle w:val="BodyText"/>
+        <w:ind w:firstLine="420"/>
       </w:pPr>
       <w:r>
         <w:rPr>
@@ -5300,6 +5530,7 @@
     <w:p>
       <w:pPr>
         <w:pStyle w:val="BodyText"/>
+        <w:ind w:firstLine="420"/>
       </w:pPr>
       <w:r>
         <w:rPr>
@@ -5601,6 +5832,16 @@
         </w:pict>
       </w:r>
     </w:p>
+    <w:p>
+      <w:pPr>
+        <w:spacing w:before="160" w:after="80"/>
+      </w:pPr>
+      <w:r>
+        <w:pict>
+          <v:rect style="width:0;height:1.5pt" o:hralign="center" o:hrstd="t" o:hr="t"/>
+        </w:pict>
+      </w:r>
+    </w:p>
     <w:bookmarkEnd w:id="23"/>
     <w:bookmarkStart w:id="24" w:name="第10题"/>
     <w:p>
@@ -5630,6 +5871,7 @@
     <w:p>
       <w:pPr>
         <w:pStyle w:val="FirstParagraph"/>
+        <w:ind w:firstLine="420"/>
       </w:pPr>
       <w:r>
         <w:rPr>
@@ -6236,14 +6478,12 @@
     </w:p>
     <w:p>
       <w:pPr>
-        <w:pStyle w:val="BodyText"/>
-      </w:pPr>
-      <w:r>
-        <w:rPr>
-          <w:rFonts w:ascii="Times New Roman" w:hAnsi="Times New Roman" w:eastAsia="Times New Roman" w:cs="Times New Roman"/>
-        </w:rPr>
-        <w:t xml:space="preserve">7-1 </w:t>
-      </w:r>
+        <w:numPr>
+          <w:ilvl w:val="0"/>
+          <w:numId w:val="1004"/>
+        </w:numPr>
+        <w:ind w:firstLine="420"/>
+      </w:pPr>
       <w:r>
         <w:rPr>
           <w:rFonts w:hint="eastAsia" w:ascii="Times New Roman" w:hAnsi="Times New Roman" w:eastAsia="FangSong" w:cs="Times New Roman"/>
@@ -6380,14 +6620,12 @@
     </w:p>
     <w:p>
       <w:pPr>
-        <w:pStyle w:val="BodyText"/>
-      </w:pPr>
-      <w:r>
-        <w:rPr>
-          <w:rFonts w:ascii="Times New Roman" w:hAnsi="Times New Roman" w:eastAsia="Times New Roman" w:cs="Times New Roman"/>
-        </w:rPr>
-        <w:t xml:space="preserve">7-2 </w:t>
-      </w:r>
+        <w:numPr>
+          <w:ilvl w:val="0"/>
+          <w:numId w:val="1004"/>
+        </w:numPr>
+        <w:ind w:firstLine="420"/>
+      </w:pPr>
       <w:r>
         <w:rPr>
           <w:rFonts w:hint="eastAsia" w:ascii="Times New Roman" w:hAnsi="Times New Roman" w:eastAsia="FangSong" w:cs="Times New Roman"/>
@@ -6582,14 +6820,12 @@
     </w:p>
     <w:p>
       <w:pPr>
-        <w:pStyle w:val="BodyText"/>
-      </w:pPr>
-      <w:r>
-        <w:rPr>
-          <w:rFonts w:ascii="Times New Roman" w:hAnsi="Times New Roman" w:eastAsia="Times New Roman" w:cs="Times New Roman"/>
-        </w:rPr>
-        <w:t xml:space="preserve">7-3 </w:t>
-      </w:r>
+        <w:numPr>
+          <w:ilvl w:val="0"/>
+          <w:numId w:val="1004"/>
+        </w:numPr>
+        <w:ind w:firstLine="420"/>
+      </w:pPr>
       <w:r>
         <w:rPr>
           <w:rFonts w:hint="eastAsia" w:ascii="Times New Roman" w:hAnsi="Times New Roman" w:eastAsia="FangSong" w:cs="Times New Roman"/>
@@ -6750,20 +6986,12 @@
     </w:p>
     <w:p>
       <w:pPr>
-        <w:pStyle w:val="BodyText"/>
-      </w:pPr>
-      <w:r>
-        <w:rPr>
-          <w:rFonts w:ascii="Times New Roman" w:hAnsi="Times New Roman" w:eastAsia="Times New Roman" w:cs="Times New Roman"/>
-        </w:rPr>
-        <w:t xml:space="preserve">7-4</w:t>
-      </w:r>
-      <w:r>
-        <w:rPr>
-          <w:rFonts w:ascii="Times New Roman" w:hAnsi="Times New Roman" w:eastAsia="Times New Roman" w:cs="Times New Roman"/>
-        </w:rPr>
-        <w:t xml:space="preserve"> </w:t>
-      </w:r>
+        <w:numPr>
+          <w:ilvl w:val="0"/>
+          <w:numId w:val="1004"/>
+        </w:numPr>
+        <w:ind w:firstLine="420"/>
+      </w:pPr>
       <m:oMath>
         <m:oMathPr>
           <m:ctrlPr>
@@ -7034,6 +7262,16 @@
         </w:pict>
       </w:r>
     </w:p>
+    <w:p>
+      <w:pPr>
+        <w:spacing w:before="160" w:after="80"/>
+      </w:pPr>
+      <w:r>
+        <w:pict>
+          <v:rect style="width:0;height:1.5pt" o:hralign="center" o:hrstd="t" o:hr="t"/>
+        </w:pict>
+      </w:r>
+    </w:p>
     <w:bookmarkEnd w:id="24"/>
     <w:bookmarkStart w:id="25" w:name="第11题"/>
     <w:p>
@@ -7063,6 +7301,7 @@
     <w:p>
       <w:pPr>
         <w:pStyle w:val="FirstParagraph"/>
+        <w:ind w:firstLine="420"/>
       </w:pPr>
       <w:r>
         <w:rPr>
@@ -7222,11 +7461,11 @@
     </w:p>
     <w:p>
       <w:pPr>
-        <w:pStyle w:val="Compact"/>
         <w:numPr>
           <w:ilvl w:val="0"/>
-          <w:numId w:val="1003"/>
+          <w:numId w:val="1005"/>
         </w:numPr>
+        <w:ind w:firstLine="420"/>
       </w:pPr>
       <w:r>
         <w:rPr>
@@ -7433,318 +7672,312 @@
     </w:p>
     <w:p>
       <w:pPr>
-        <w:pStyle w:val="FirstParagraph"/>
-      </w:pPr>
-      <w:r>
-        <w:rPr>
-          <w:rFonts w:ascii="Times New Roman" w:hAnsi="Times New Roman" w:eastAsia="Times New Roman" w:cs="Times New Roman"/>
-        </w:rPr>
-        <w:t xml:space="preserve">5-1 </w:t>
-      </w:r>
-      <w:r>
-        <w:rPr>
-          <w:rFonts w:hint="eastAsia" w:ascii="Times New Roman" w:hAnsi="Times New Roman" w:eastAsia="FangSong" w:cs="Times New Roman"/>
-        </w:rPr>
-        <w:t xml:space="preserve">计算</w:t>
-      </w:r>
-      <w:r>
-        <w:rPr>
-          <w:rFonts w:ascii="Times New Roman" w:hAnsi="Times New Roman" w:eastAsia="Times New Roman" w:cs="Times New Roman"/>
-        </w:rPr>
-        <w:t xml:space="preserve"> A </w:t>
-      </w:r>
-      <w:r>
-        <w:rPr>
-          <w:rFonts w:hint="eastAsia" w:ascii="Times New Roman" w:hAnsi="Times New Roman" w:eastAsia="FangSong" w:cs="Times New Roman"/>
-        </w:rPr>
-        <w:t>的相对分子质量</w:t>
-      </w:r>
-      <w:r>
-        <w:rPr>
-          <w:rFonts w:hint="eastAsia" w:ascii="Times New Roman" w:hAnsi="Times New Roman" w:eastAsia="Times New Roman" w:cs="Times New Roman"/>
-        </w:rPr>
-        <w:t>。</w:t>
-      </w:r>
-    </w:p>
-    <w:p>
-      <w:pPr>
-        <w:pStyle w:val="Compact"/>
-        <w:numPr>
-          <w:ilvl w:val="0"/>
-          <w:numId w:val="1004"/>
-        </w:numPr>
-      </w:pPr>
-      <w:r>
-        <w:rPr>
-          <w:rFonts w:ascii="Times New Roman" w:hAnsi="Times New Roman" w:eastAsia="Times New Roman" w:cs="Times New Roman"/>
-        </w:rPr>
-        <w:t xml:space="preserve">A </w:t>
-      </w:r>
-      <w:r>
-        <w:rPr>
-          <w:rFonts w:hint="eastAsia" w:ascii="Times New Roman" w:hAnsi="Times New Roman" w:eastAsia="FangSong" w:cs="Times New Roman"/>
-        </w:rPr>
-        <w:t>的元素分析结果为</w:t>
-      </w:r>
-      <w:r>
-        <w:rPr>
-          <w:rFonts w:hint="eastAsia" w:ascii="Times New Roman" w:hAnsi="Times New Roman" w:eastAsia="Times New Roman" w:cs="Times New Roman"/>
-        </w:rPr>
-        <w:t>：C,</w:t>
-      </w:r>
-      <w:r>
-        <w:rPr>
-          <w:rFonts w:ascii="Times New Roman" w:hAnsi="Times New Roman" w:eastAsia="Times New Roman" w:cs="Times New Roman"/>
-        </w:rPr>
-        <w:t xml:space="preserve"> </w:t>
-      </w:r>
-      <w:r>
-        <w:rPr>
-          <w:rFonts w:hint="eastAsia" w:ascii="Times New Roman" w:hAnsi="Times New Roman" w:eastAsia="Times New Roman" w:cs="Times New Roman"/>
-        </w:rPr>
-        <w:t xml:space="preserve">32.02%；H,</w:t>
-      </w:r>
-      <w:r>
-        <w:rPr>
-          <w:rFonts w:ascii="Times New Roman" w:hAnsi="Times New Roman" w:eastAsia="Times New Roman" w:cs="Times New Roman"/>
-        </w:rPr>
-        <w:t xml:space="preserve"> </w:t>
-      </w:r>
-      <w:r>
-        <w:rPr>
-          <w:rFonts w:hint="eastAsia" w:ascii="Times New Roman" w:hAnsi="Times New Roman" w:eastAsia="Times New Roman" w:cs="Times New Roman"/>
-        </w:rPr>
-        <w:t xml:space="preserve">6.17%；O,</w:t>
-      </w:r>
-      <w:r>
-        <w:rPr>
-          <w:rFonts w:ascii="Times New Roman" w:hAnsi="Times New Roman" w:eastAsia="Times New Roman" w:cs="Times New Roman"/>
-        </w:rPr>
-        <w:t xml:space="preserve"> </w:t>
-      </w:r>
-      <w:r>
-        <w:rPr>
-          <w:rFonts w:hint="eastAsia" w:ascii="Times New Roman" w:hAnsi="Times New Roman" w:eastAsia="Times New Roman" w:cs="Times New Roman"/>
-        </w:rPr>
-        <w:t>14.35%（</w:t>
-      </w:r>
-      <w:r>
-        <w:rPr>
-          <w:rFonts w:hint="eastAsia" w:ascii="Times New Roman" w:hAnsi="Times New Roman" w:eastAsia="FangSong" w:cs="Times New Roman"/>
-        </w:rPr>
-        <w:t>均为质量分数</w:t>
-      </w:r>
-      <w:r>
-        <w:rPr>
-          <w:rFonts w:hint="eastAsia" w:ascii="Times New Roman" w:hAnsi="Times New Roman" w:eastAsia="Times New Roman" w:cs="Times New Roman"/>
-        </w:rPr>
-        <w:t>）。</w:t>
-      </w:r>
-    </w:p>
-    <w:p>
-      <w:pPr>
-        <w:pStyle w:val="FirstParagraph"/>
-      </w:pPr>
-      <w:r>
-        <w:rPr>
-          <w:rFonts w:ascii="Times New Roman" w:hAnsi="Times New Roman" w:eastAsia="Times New Roman" w:cs="Times New Roman"/>
-        </w:rPr>
-        <w:t xml:space="preserve">5-2 </w:t>
-      </w:r>
-      <w:r>
-        <w:rPr>
-          <w:rFonts w:hint="eastAsia" w:ascii="Times New Roman" w:hAnsi="Times New Roman" w:eastAsia="FangSong" w:cs="Times New Roman"/>
-        </w:rPr>
-        <w:t>通过计算</w:t>
-      </w:r>
-      <w:r>
-        <w:rPr>
-          <w:rFonts w:hint="eastAsia" w:ascii="Times New Roman" w:hAnsi="Times New Roman" w:eastAsia="Times New Roman" w:cs="Times New Roman"/>
-        </w:rPr>
-        <w:t>，</w:t>
-      </w:r>
-      <w:r>
-        <w:rPr>
-          <w:rFonts w:hint="eastAsia" w:ascii="Times New Roman" w:hAnsi="Times New Roman" w:eastAsia="FangSong" w:cs="Times New Roman"/>
-        </w:rPr>
-        <w:t>推出</w:t>
-      </w:r>
-      <w:r>
-        <w:rPr>
-          <w:rFonts w:ascii="Times New Roman" w:hAnsi="Times New Roman" w:eastAsia="Times New Roman" w:cs="Times New Roman"/>
-        </w:rPr>
-        <w:t xml:space="preserve"> A </w:t>
-      </w:r>
-      <w:r>
-        <w:rPr>
-          <w:rFonts w:hint="eastAsia" w:ascii="Times New Roman" w:hAnsi="Times New Roman" w:eastAsia="FangSong" w:cs="Times New Roman"/>
-        </w:rPr>
-        <w:t>的化学式</w:t>
-      </w:r>
-      <w:r>
-        <w:rPr>
-          <w:rFonts w:hint="eastAsia" w:ascii="Times New Roman" w:hAnsi="Times New Roman" w:eastAsia="Times New Roman" w:cs="Times New Roman"/>
-        </w:rPr>
-        <w:t>。</w:t>
-      </w:r>
-    </w:p>
-    <w:p>
-      <w:pPr>
-        <w:pStyle w:val="Compact"/>
         <w:numPr>
           <w:ilvl w:val="0"/>
           <w:numId w:val="1005"/>
         </w:numPr>
-      </w:pPr>
-      <w:r>
-        <w:rPr>
-          <w:rFonts w:hint="eastAsia" w:ascii="Times New Roman" w:hAnsi="Times New Roman" w:eastAsia="FangSong" w:cs="Times New Roman"/>
-        </w:rPr>
-        <w:t xml:space="preserve">单晶</w:t>
-      </w:r>
-      <w:r>
-        <w:rPr>
-          <w:rFonts w:ascii="Times New Roman" w:hAnsi="Times New Roman" w:eastAsia="Times New Roman" w:cs="Times New Roman"/>
-        </w:rPr>
-        <w:t xml:space="preserve"> X </w:t>
-      </w:r>
-      <w:r>
-        <w:rPr>
-          <w:rFonts w:hint="eastAsia" w:ascii="Times New Roman" w:hAnsi="Times New Roman" w:eastAsia="FangSong" w:cs="Times New Roman"/>
-        </w:rPr>
-        <w:t>射线衍射分析显示</w:t>
-      </w:r>
-      <w:r>
-        <w:rPr>
-          <w:rFonts w:hint="eastAsia" w:ascii="Times New Roman" w:hAnsi="Times New Roman" w:eastAsia="Times New Roman" w:cs="Times New Roman"/>
-        </w:rPr>
-        <w:t>，A</w:t>
-      </w:r>
-      <w:r>
-        <w:rPr>
-          <w:rFonts w:ascii="Times New Roman" w:hAnsi="Times New Roman" w:eastAsia="Times New Roman" w:cs="Times New Roman"/>
-        </w:rPr>
-        <w:t xml:space="preserve"> </w:t>
-      </w:r>
-      <w:r>
-        <w:rPr>
-          <w:rFonts w:hint="eastAsia" w:ascii="Times New Roman" w:hAnsi="Times New Roman" w:eastAsia="FangSong" w:cs="Times New Roman"/>
-        </w:rPr>
-        <w:t>的结构中</w:t>
-      </w:r>
-      <w:r>
-        <w:rPr>
-          <w:rFonts w:hint="eastAsia" w:ascii="Times New Roman" w:hAnsi="Times New Roman" w:eastAsia="Times New Roman" w:cs="Times New Roman"/>
-        </w:rPr>
-        <w:t>：</w:t>
-      </w:r>
-      <w:r>
-        <w:rPr>
-          <w:rFonts w:hint="eastAsia" w:ascii="Times New Roman" w:hAnsi="Times New Roman" w:eastAsia="FangSong" w:cs="Times New Roman"/>
-        </w:rPr>
-        <w:t>氯仅有一种环境</w:t>
-      </w:r>
-      <w:r>
-        <w:rPr>
-          <w:rFonts w:hint="eastAsia" w:ascii="Times New Roman" w:hAnsi="Times New Roman" w:eastAsia="Times New Roman" w:cs="Times New Roman"/>
-        </w:rPr>
-        <w:t>；</w:t>
-      </w:r>
-      <w:r>
-        <w:rPr>
-          <w:rFonts w:hint="eastAsia" w:ascii="Times New Roman" w:hAnsi="Times New Roman" w:eastAsia="FangSong" w:cs="Times New Roman"/>
-        </w:rPr>
-        <w:t>稀土离子所处环境完全等同</w:t>
-      </w:r>
-      <w:r>
-        <w:rPr>
-          <w:rFonts w:hint="eastAsia" w:ascii="Times New Roman" w:hAnsi="Times New Roman" w:eastAsia="Times New Roman" w:cs="Times New Roman"/>
-        </w:rPr>
-        <w:t>，</w:t>
-      </w:r>
-      <w:r>
-        <w:rPr>
-          <w:rFonts w:hint="eastAsia" w:ascii="Times New Roman" w:hAnsi="Times New Roman" w:eastAsia="FangSong" w:cs="Times New Roman"/>
-        </w:rPr>
-        <w:t>它与配体结合形成多聚团簇</w:t>
-      </w:r>
-      <w:r>
-        <w:rPr>
-          <w:rFonts w:hint="eastAsia" w:ascii="Times New Roman" w:hAnsi="Times New Roman" w:eastAsia="Times New Roman" w:cs="Times New Roman"/>
-        </w:rPr>
-        <w:t>，</w:t>
-      </w:r>
-      <w:r>
-        <w:rPr>
-          <w:rFonts w:hint="eastAsia" w:ascii="Times New Roman" w:hAnsi="Times New Roman" w:eastAsia="FangSong" w:cs="Times New Roman"/>
-        </w:rPr>
-        <w:t>每个离子周围有</w:t>
-      </w:r>
-      <w:r>
-        <w:rPr>
-          <w:rFonts w:ascii="Times New Roman" w:hAnsi="Times New Roman" w:eastAsia="Times New Roman" w:cs="Times New Roman"/>
-        </w:rPr>
-        <w:t xml:space="preserve"> 5 </w:t>
-      </w:r>
-      <w:r>
-        <w:rPr>
-          <w:rFonts w:hint="eastAsia" w:ascii="Times New Roman" w:hAnsi="Times New Roman" w:eastAsia="FangSong" w:cs="Times New Roman"/>
-        </w:rPr>
-        <w:t>个氧原子</w:t>
-      </w:r>
-      <w:r>
-        <w:rPr>
-          <w:rFonts w:hint="eastAsia" w:ascii="Times New Roman" w:hAnsi="Times New Roman" w:eastAsia="Times New Roman" w:cs="Times New Roman"/>
-        </w:rPr>
-        <w:t>；</w:t>
-      </w:r>
-      <w:r>
-        <w:rPr>
-          <w:rFonts w:hint="eastAsia" w:ascii="Times New Roman" w:hAnsi="Times New Roman" w:eastAsia="FangSong" w:cs="Times New Roman"/>
-        </w:rPr>
-        <w:t>氧原子均参与配位且有三种类型</w:t>
-      </w:r>
-      <w:r>
-        <w:rPr>
-          <w:rFonts w:hint="eastAsia" w:ascii="Times New Roman" w:hAnsi="Times New Roman" w:eastAsia="Times New Roman" w:cs="Times New Roman"/>
-        </w:rPr>
-        <w:t>（</w:t>
-      </w:r>
-      <w:r>
-        <w:rPr>
-          <w:rFonts w:hint="eastAsia" w:ascii="Times New Roman" w:hAnsi="Times New Roman" w:eastAsia="FangSong" w:cs="Times New Roman"/>
-        </w:rPr>
-        <w:t>端基</w:t>
-      </w:r>
-      <w:r>
-        <w:rPr>
-          <w:rFonts w:hint="eastAsia" w:ascii="Times New Roman" w:hAnsi="Times New Roman" w:eastAsia="Times New Roman" w:cs="Times New Roman"/>
-        </w:rPr>
-        <w:t>、</w:t>
-      </w:r>
-      <w:r>
-        <w:rPr>
-          <w:rFonts w:hint="eastAsia" w:ascii="Times New Roman" w:hAnsi="Times New Roman" w:eastAsia="FangSong" w:cs="Times New Roman"/>
-        </w:rPr>
-        <w:t>边桥基和面桥基</w:t>
-      </w:r>
-      <w:r>
-        <w:rPr>
-          <w:rFonts w:hint="eastAsia" w:ascii="Times New Roman" w:hAnsi="Times New Roman" w:eastAsia="Times New Roman" w:cs="Times New Roman"/>
-        </w:rPr>
-        <w:t>）。</w:t>
+        <w:ind w:firstLine="420"/>
+      </w:pPr>
+      <w:r>
+        <w:rPr>
+          <w:rFonts w:hint="eastAsia" w:ascii="Times New Roman" w:hAnsi="Times New Roman" w:eastAsia="FangSong" w:cs="Times New Roman"/>
+        </w:rPr>
+        <w:t xml:space="preserve">计算</w:t>
+      </w:r>
+      <w:r>
+        <w:rPr>
+          <w:rFonts w:ascii="Times New Roman" w:hAnsi="Times New Roman" w:eastAsia="Times New Roman" w:cs="Times New Roman"/>
+        </w:rPr>
+        <w:t xml:space="preserve"> A </w:t>
+      </w:r>
+      <w:r>
+        <w:rPr>
+          <w:rFonts w:hint="eastAsia" w:ascii="Times New Roman" w:hAnsi="Times New Roman" w:eastAsia="FangSong" w:cs="Times New Roman"/>
+        </w:rPr>
+        <w:t>的相对分子质量</w:t>
+      </w:r>
+      <w:r>
+        <w:rPr>
+          <w:rFonts w:hint="eastAsia" w:ascii="Times New Roman" w:hAnsi="Times New Roman" w:eastAsia="Times New Roman" w:cs="Times New Roman"/>
+        </w:rPr>
+        <w:t>。</w:t>
       </w:r>
     </w:p>
     <w:p>
       <w:pPr>
-        <w:pStyle w:val="FirstParagraph"/>
-      </w:pPr>
-      <w:r>
-        <w:rPr>
-          <w:rFonts w:ascii="Times New Roman" w:hAnsi="Times New Roman" w:eastAsia="Times New Roman" w:cs="Times New Roman"/>
-        </w:rPr>
-        <w:t xml:space="preserve">5-3 </w:t>
-      </w:r>
+        <w:numPr>
+          <w:ilvl w:val="0"/>
+          <w:numId w:val="1005"/>
+        </w:numPr>
+        <w:ind w:firstLine="420"/>
+      </w:pPr>
+      <w:r>
+        <w:rPr>
+          <w:rFonts w:ascii="Times New Roman" w:hAnsi="Times New Roman" w:eastAsia="Times New Roman" w:cs="Times New Roman"/>
+        </w:rPr>
+        <w:t xml:space="preserve">A </w:t>
+      </w:r>
+      <w:r>
+        <w:rPr>
+          <w:rFonts w:hint="eastAsia" w:ascii="Times New Roman" w:hAnsi="Times New Roman" w:eastAsia="FangSong" w:cs="Times New Roman"/>
+        </w:rPr>
+        <w:t>的元素分析结果为</w:t>
+      </w:r>
+      <w:r>
+        <w:rPr>
+          <w:rFonts w:hint="eastAsia" w:ascii="Times New Roman" w:hAnsi="Times New Roman" w:eastAsia="Times New Roman" w:cs="Times New Roman"/>
+        </w:rPr>
+        <w:t>：C,</w:t>
+      </w:r>
+      <w:r>
+        <w:rPr>
+          <w:rFonts w:ascii="Times New Roman" w:hAnsi="Times New Roman" w:eastAsia="Times New Roman" w:cs="Times New Roman"/>
+        </w:rPr>
+        <w:t xml:space="preserve"> </w:t>
+      </w:r>
+      <w:r>
+        <w:rPr>
+          <w:rFonts w:hint="eastAsia" w:ascii="Times New Roman" w:hAnsi="Times New Roman" w:eastAsia="Times New Roman" w:cs="Times New Roman"/>
+        </w:rPr>
+        <w:t xml:space="preserve">32.02%；H,</w:t>
+      </w:r>
+      <w:r>
+        <w:rPr>
+          <w:rFonts w:ascii="Times New Roman" w:hAnsi="Times New Roman" w:eastAsia="Times New Roman" w:cs="Times New Roman"/>
+        </w:rPr>
+        <w:t xml:space="preserve"> </w:t>
+      </w:r>
+      <w:r>
+        <w:rPr>
+          <w:rFonts w:hint="eastAsia" w:ascii="Times New Roman" w:hAnsi="Times New Roman" w:eastAsia="Times New Roman" w:cs="Times New Roman"/>
+        </w:rPr>
+        <w:t xml:space="preserve">6.17%；O,</w:t>
+      </w:r>
+      <w:r>
+        <w:rPr>
+          <w:rFonts w:ascii="Times New Roman" w:hAnsi="Times New Roman" w:eastAsia="Times New Roman" w:cs="Times New Roman"/>
+        </w:rPr>
+        <w:t xml:space="preserve"> </w:t>
+      </w:r>
+      <w:r>
+        <w:rPr>
+          <w:rFonts w:hint="eastAsia" w:ascii="Times New Roman" w:hAnsi="Times New Roman" w:eastAsia="Times New Roman" w:cs="Times New Roman"/>
+        </w:rPr>
+        <w:t>14.35%（</w:t>
+      </w:r>
+      <w:r>
+        <w:rPr>
+          <w:rFonts w:hint="eastAsia" w:ascii="Times New Roman" w:hAnsi="Times New Roman" w:eastAsia="FangSong" w:cs="Times New Roman"/>
+        </w:rPr>
+        <w:t>均为质量分数</w:t>
+      </w:r>
+      <w:r>
+        <w:rPr>
+          <w:rFonts w:hint="eastAsia" w:ascii="Times New Roman" w:hAnsi="Times New Roman" w:eastAsia="Times New Roman" w:cs="Times New Roman"/>
+        </w:rPr>
+        <w:t>）。</w:t>
+      </w:r>
+    </w:p>
+    <w:p>
+      <w:pPr>
+        <w:numPr>
+          <w:ilvl w:val="0"/>
+          <w:numId w:val="1005"/>
+        </w:numPr>
+        <w:ind w:firstLine="420"/>
+      </w:pPr>
+      <w:r>
+        <w:rPr>
+          <w:rFonts w:hint="eastAsia" w:ascii="Times New Roman" w:hAnsi="Times New Roman" w:eastAsia="FangSong" w:cs="Times New Roman"/>
+        </w:rPr>
+        <w:t>通过计算</w:t>
+      </w:r>
+      <w:r>
+        <w:rPr>
+          <w:rFonts w:hint="eastAsia" w:ascii="Times New Roman" w:hAnsi="Times New Roman" w:eastAsia="Times New Roman" w:cs="Times New Roman"/>
+        </w:rPr>
+        <w:t>，</w:t>
+      </w:r>
+      <w:r>
+        <w:rPr>
+          <w:rFonts w:hint="eastAsia" w:ascii="Times New Roman" w:hAnsi="Times New Roman" w:eastAsia="FangSong" w:cs="Times New Roman"/>
+        </w:rPr>
+        <w:t>推出</w:t>
+      </w:r>
+      <w:r>
+        <w:rPr>
+          <w:rFonts w:ascii="Times New Roman" w:hAnsi="Times New Roman" w:eastAsia="Times New Roman" w:cs="Times New Roman"/>
+        </w:rPr>
+        <w:t xml:space="preserve"> A </w:t>
+      </w:r>
+      <w:r>
+        <w:rPr>
+          <w:rFonts w:hint="eastAsia" w:ascii="Times New Roman" w:hAnsi="Times New Roman" w:eastAsia="FangSong" w:cs="Times New Roman"/>
+        </w:rPr>
+        <w:t>的化学式</w:t>
+      </w:r>
+      <w:r>
+        <w:rPr>
+          <w:rFonts w:hint="eastAsia" w:ascii="Times New Roman" w:hAnsi="Times New Roman" w:eastAsia="Times New Roman" w:cs="Times New Roman"/>
+        </w:rPr>
+        <w:t>。</w:t>
+      </w:r>
+    </w:p>
+    <w:p>
+      <w:pPr>
+        <w:numPr>
+          <w:ilvl w:val="0"/>
+          <w:numId w:val="1005"/>
+        </w:numPr>
+        <w:ind w:firstLine="420"/>
+      </w:pPr>
+      <w:r>
+        <w:rPr>
+          <w:rFonts w:hint="eastAsia" w:ascii="Times New Roman" w:hAnsi="Times New Roman" w:eastAsia="FangSong" w:cs="Times New Roman"/>
+        </w:rPr>
+        <w:t xml:space="preserve">单晶</w:t>
+      </w:r>
+      <w:r>
+        <w:rPr>
+          <w:rFonts w:ascii="Times New Roman" w:hAnsi="Times New Roman" w:eastAsia="Times New Roman" w:cs="Times New Roman"/>
+        </w:rPr>
+        <w:t xml:space="preserve"> X </w:t>
+      </w:r>
+      <w:r>
+        <w:rPr>
+          <w:rFonts w:hint="eastAsia" w:ascii="Times New Roman" w:hAnsi="Times New Roman" w:eastAsia="FangSong" w:cs="Times New Roman"/>
+        </w:rPr>
+        <w:t>射线衍射分析显示</w:t>
+      </w:r>
+      <w:r>
+        <w:rPr>
+          <w:rFonts w:hint="eastAsia" w:ascii="Times New Roman" w:hAnsi="Times New Roman" w:eastAsia="Times New Roman" w:cs="Times New Roman"/>
+        </w:rPr>
+        <w:t>，A</w:t>
+      </w:r>
+      <w:r>
+        <w:rPr>
+          <w:rFonts w:ascii="Times New Roman" w:hAnsi="Times New Roman" w:eastAsia="Times New Roman" w:cs="Times New Roman"/>
+        </w:rPr>
+        <w:t xml:space="preserve"> </w:t>
+      </w:r>
+      <w:r>
+        <w:rPr>
+          <w:rFonts w:hint="eastAsia" w:ascii="Times New Roman" w:hAnsi="Times New Roman" w:eastAsia="FangSong" w:cs="Times New Roman"/>
+        </w:rPr>
+        <w:t>的结构中</w:t>
+      </w:r>
+      <w:r>
+        <w:rPr>
+          <w:rFonts w:hint="eastAsia" w:ascii="Times New Roman" w:hAnsi="Times New Roman" w:eastAsia="Times New Roman" w:cs="Times New Roman"/>
+        </w:rPr>
+        <w:t>：</w:t>
+      </w:r>
+      <w:r>
+        <w:rPr>
+          <w:rFonts w:hint="eastAsia" w:ascii="Times New Roman" w:hAnsi="Times New Roman" w:eastAsia="FangSong" w:cs="Times New Roman"/>
+        </w:rPr>
+        <w:t>氯仅有一种环境</w:t>
+      </w:r>
+      <w:r>
+        <w:rPr>
+          <w:rFonts w:hint="eastAsia" w:ascii="Times New Roman" w:hAnsi="Times New Roman" w:eastAsia="Times New Roman" w:cs="Times New Roman"/>
+        </w:rPr>
+        <w:t>；</w:t>
+      </w:r>
+      <w:r>
+        <w:rPr>
+          <w:rFonts w:hint="eastAsia" w:ascii="Times New Roman" w:hAnsi="Times New Roman" w:eastAsia="FangSong" w:cs="Times New Roman"/>
+        </w:rPr>
+        <w:t>稀土离子所处环境完全等同</w:t>
+      </w:r>
+      <w:r>
+        <w:rPr>
+          <w:rFonts w:hint="eastAsia" w:ascii="Times New Roman" w:hAnsi="Times New Roman" w:eastAsia="Times New Roman" w:cs="Times New Roman"/>
+        </w:rPr>
+        <w:t>，</w:t>
+      </w:r>
+      <w:r>
+        <w:rPr>
+          <w:rFonts w:hint="eastAsia" w:ascii="Times New Roman" w:hAnsi="Times New Roman" w:eastAsia="FangSong" w:cs="Times New Roman"/>
+        </w:rPr>
+        <w:t>它与配体结合形成多聚团簇</w:t>
+      </w:r>
+      <w:r>
+        <w:rPr>
+          <w:rFonts w:hint="eastAsia" w:ascii="Times New Roman" w:hAnsi="Times New Roman" w:eastAsia="Times New Roman" w:cs="Times New Roman"/>
+        </w:rPr>
+        <w:t>，</w:t>
+      </w:r>
+      <w:r>
+        <w:rPr>
+          <w:rFonts w:hint="eastAsia" w:ascii="Times New Roman" w:hAnsi="Times New Roman" w:eastAsia="FangSong" w:cs="Times New Roman"/>
+        </w:rPr>
+        <w:t>每个离子周围有</w:t>
+      </w:r>
+      <w:r>
+        <w:rPr>
+          <w:rFonts w:ascii="Times New Roman" w:hAnsi="Times New Roman" w:eastAsia="Times New Roman" w:cs="Times New Roman"/>
+        </w:rPr>
+        <w:t xml:space="preserve"> 5 </w:t>
+      </w:r>
+      <w:r>
+        <w:rPr>
+          <w:rFonts w:hint="eastAsia" w:ascii="Times New Roman" w:hAnsi="Times New Roman" w:eastAsia="FangSong" w:cs="Times New Roman"/>
+        </w:rPr>
+        <w:t>个氧原子</w:t>
+      </w:r>
+      <w:r>
+        <w:rPr>
+          <w:rFonts w:hint="eastAsia" w:ascii="Times New Roman" w:hAnsi="Times New Roman" w:eastAsia="Times New Roman" w:cs="Times New Roman"/>
+        </w:rPr>
+        <w:t>；</w:t>
+      </w:r>
+      <w:r>
+        <w:rPr>
+          <w:rFonts w:hint="eastAsia" w:ascii="Times New Roman" w:hAnsi="Times New Roman" w:eastAsia="FangSong" w:cs="Times New Roman"/>
+        </w:rPr>
+        <w:t>氧原子均参与配位且有三种类型</w:t>
+      </w:r>
+      <w:r>
+        <w:rPr>
+          <w:rFonts w:hint="eastAsia" w:ascii="Times New Roman" w:hAnsi="Times New Roman" w:eastAsia="Times New Roman" w:cs="Times New Roman"/>
+        </w:rPr>
+        <w:t>（</w:t>
+      </w:r>
+      <w:r>
+        <w:rPr>
+          <w:rFonts w:hint="eastAsia" w:ascii="Times New Roman" w:hAnsi="Times New Roman" w:eastAsia="FangSong" w:cs="Times New Roman"/>
+        </w:rPr>
+        <w:t>端基</w:t>
+      </w:r>
+      <w:r>
+        <w:rPr>
+          <w:rFonts w:hint="eastAsia" w:ascii="Times New Roman" w:hAnsi="Times New Roman" w:eastAsia="Times New Roman" w:cs="Times New Roman"/>
+        </w:rPr>
+        <w:t>、</w:t>
+      </w:r>
+      <w:r>
+        <w:rPr>
+          <w:rFonts w:hint="eastAsia" w:ascii="Times New Roman" w:hAnsi="Times New Roman" w:eastAsia="FangSong" w:cs="Times New Roman"/>
+        </w:rPr>
+        <w:t>边桥基和面桥基</w:t>
+      </w:r>
+      <w:r>
+        <w:rPr>
+          <w:rFonts w:hint="eastAsia" w:ascii="Times New Roman" w:hAnsi="Times New Roman" w:eastAsia="Times New Roman" w:cs="Times New Roman"/>
+        </w:rPr>
+        <w:t>）。</w:t>
+      </w:r>
+    </w:p>
+    <w:p>
+      <w:pPr>
+        <w:numPr>
+          <w:ilvl w:val="0"/>
+          <w:numId w:val="1005"/>
+        </w:numPr>
+        <w:ind w:firstLine="420"/>
+      </w:pPr>
       <w:r>
         <w:rPr>
           <w:rFonts w:hint="eastAsia" w:ascii="Times New Roman" w:hAnsi="Times New Roman" w:eastAsia="FangSong" w:cs="Times New Roman"/>
@@ -7768,6 +8001,16 @@
           <w:rFonts w:hint="eastAsia" w:ascii="Times New Roman" w:hAnsi="Times New Roman" w:eastAsia="Times New Roman" w:cs="Times New Roman"/>
         </w:rPr>
         <w:t>。</w:t>
+      </w:r>
+    </w:p>
+    <w:p>
+      <w:pPr>
+        <w:spacing w:before="160" w:after="80"/>
+      </w:pPr>
+      <w:r>
+        <w:pict>
+          <v:rect style="width:0;height:1.5pt" o:hralign="center" o:hrstd="t" o:hr="t"/>
+        </w:pict>
       </w:r>
     </w:p>
     <w:p>
@@ -7809,6 +8052,7 @@
     <w:p>
       <w:pPr>
         <w:pStyle w:val="FirstParagraph"/>
+        <w:ind w:firstLine="420"/>
       </w:pPr>
       <w:r>
         <w:rPr>
@@ -7917,6 +8161,16 @@
           <w:rFonts w:hint="eastAsia" w:ascii="Times New Roman" w:hAnsi="Times New Roman" w:eastAsia="Times New Roman" w:cs="Times New Roman"/>
         </w:rPr>
         <w:t>。</w:t>
+      </w:r>
+    </w:p>
+    <w:p>
+      <w:pPr>
+        <w:spacing w:before="160" w:after="80"/>
+      </w:pPr>
+      <w:r>
+        <w:pict>
+          <v:rect style="width:0;height:1.5pt" o:hralign="center" o:hrstd="t" o:hr="t"/>
+        </w:pict>
       </w:r>
     </w:p>
     <w:p>
@@ -7958,6 +8212,7 @@
     <w:p>
       <w:pPr>
         <w:pStyle w:val="FirstParagraph"/>
+        <w:ind w:firstLine="420"/>
       </w:pPr>
       <w:r>
         <w:rPr>
@@ -8273,6 +8528,7 @@
           <w:ilvl w:val="0"/>
           <w:numId w:val="1006"/>
         </w:numPr>
+        <w:ind w:firstLine="420"/>
       </w:pPr>
       <w:r>
         <w:rPr>
@@ -8312,6 +8568,7 @@
           <w:ilvl w:val="0"/>
           <w:numId w:val="1006"/>
         </w:numPr>
+        <w:ind w:firstLine="420"/>
       </w:pPr>
       <w:r>
         <w:rPr>
@@ -8341,6 +8598,7 @@
     <w:p>
       <w:pPr>
         <w:pStyle w:val="FirstParagraph"/>
+        <w:ind w:firstLine="420"/>
       </w:pPr>
       <w:r>
         <w:rPr>
@@ -8616,6 +8874,7 @@
           <w:ilvl w:val="0"/>
           <w:numId w:val="1007"/>
         </w:numPr>
+        <w:ind w:firstLine="420"/>
       </w:pPr>
       <w:r>
         <w:rPr>
@@ -8651,6 +8910,7 @@
     <w:p>
       <w:pPr>
         <w:pStyle w:val="FirstParagraph"/>
+        <w:ind w:firstLine="420"/>
       </w:pPr>
       <w:r>
         <w:rPr>
@@ -8880,6 +9140,7 @@
           <w:ilvl w:val="0"/>
           <w:numId w:val="1008"/>
         </w:numPr>
+        <w:ind w:firstLine="420"/>
       </w:pPr>
       <w:r>
         <w:rPr>
@@ -8912,6 +9173,7 @@
           <w:ilvl w:val="0"/>
           <w:numId w:val="1008"/>
         </w:numPr>
+        <w:ind w:firstLine="420"/>
       </w:pPr>
       <w:r>
         <w:rPr>
@@ -8995,6 +9257,16 @@
           <w:rFonts w:hint="eastAsia" w:ascii="Times New Roman" w:hAnsi="Times New Roman" w:eastAsia="Times New Roman" w:cs="Times New Roman"/>
         </w:rPr>
         <w:t>。</w:t>
+      </w:r>
+    </w:p>
+    <w:p>
+      <w:pPr>
+        <w:spacing w:before="160" w:after="80"/>
+      </w:pPr>
+      <w:r>
+        <w:pict>
+          <v:rect style="width:0;height:1.5pt" o:hralign="center" o:hrstd="t" o:hr="t"/>
+        </w:pict>
       </w:r>
     </w:p>
     <w:p>
@@ -9036,6 +9308,7 @@
     <w:p>
       <w:pPr>
         <w:pStyle w:val="FirstParagraph"/>
+        <w:ind w:firstLine="420"/>
       </w:pPr>
       <w:r>
         <w:rPr>
@@ -9212,6 +9485,191 @@
     </w:p>
     <w:p>
       <w:pPr>
+        <w:numPr>
+          <w:ilvl w:val="0"/>
+          <w:numId w:val="1009"/>
+        </w:numPr>
+        <w:ind w:firstLine="420"/>
+      </w:pPr>
+      <w:r>
+        <w:rPr>
+          <w:rFonts w:hint="eastAsia" w:ascii="Times New Roman" w:hAnsi="Times New Roman" w:eastAsia="FangSong" w:cs="Times New Roman"/>
+        </w:rPr>
+        <w:t>写出晶胞中锆原子和钨原子的数目</w:t>
+      </w:r>
+      <w:r>
+        <w:rPr>
+          <w:rFonts w:hint="eastAsia" w:ascii="Times New Roman" w:hAnsi="Times New Roman" w:eastAsia="Times New Roman" w:cs="Times New Roman"/>
+        </w:rPr>
+        <w:t>。</w:t>
+      </w:r>
+    </w:p>
+    <w:p>
+      <w:pPr>
+        <w:numPr>
+          <w:ilvl w:val="0"/>
+          <w:numId w:val="1009"/>
+        </w:numPr>
+        <w:ind w:firstLine="420"/>
+      </w:pPr>
+      <w:r>
+        <w:rPr>
+          <w:rFonts w:hint="eastAsia" w:ascii="Times New Roman" w:hAnsi="Times New Roman" w:eastAsia="FangSong" w:cs="Times New Roman"/>
+        </w:rPr>
+        <w:t>写出这种复合氧化物的化学式</w:t>
+      </w:r>
+      <w:r>
+        <w:rPr>
+          <w:rFonts w:hint="eastAsia" w:ascii="Times New Roman" w:hAnsi="Times New Roman" w:eastAsia="Times New Roman" w:cs="Times New Roman"/>
+        </w:rPr>
+        <w:t>。</w:t>
+      </w:r>
+    </w:p>
+    <w:p>
+      <w:pPr>
+        <w:numPr>
+          <w:ilvl w:val="0"/>
+          <w:numId w:val="1009"/>
+        </w:numPr>
+        <w:ind w:firstLine="420"/>
+      </w:pPr>
+      <w:r>
+        <w:rPr>
+          <w:rFonts w:hint="eastAsia" w:ascii="Times New Roman" w:hAnsi="Times New Roman" w:eastAsia="FangSong" w:cs="Times New Roman"/>
+        </w:rPr>
+        <w:t>晶体中</w:t>
+      </w:r>
+      <w:r>
+        <w:rPr>
+          <w:rFonts w:hint="eastAsia" w:ascii="Times New Roman" w:hAnsi="Times New Roman" w:eastAsia="Times New Roman" w:cs="Times New Roman"/>
+        </w:rPr>
+        <w:t>，</w:t>
+      </w:r>
+      <w:r>
+        <w:rPr>
+          <w:rFonts w:hint="eastAsia" w:ascii="Times New Roman" w:hAnsi="Times New Roman" w:eastAsia="FangSong" w:cs="Times New Roman"/>
+        </w:rPr>
+        <w:t>氧原子的化学环境有几种</w:t>
+      </w:r>
+      <w:r>
+        <w:rPr>
+          <w:rFonts w:hint="eastAsia" w:ascii="Times New Roman" w:hAnsi="Times New Roman" w:eastAsia="Times New Roman" w:cs="Times New Roman"/>
+        </w:rPr>
+        <w:t>？</w:t>
+      </w:r>
+      <w:r>
+        <w:rPr>
+          <w:rFonts w:hint="eastAsia" w:ascii="Times New Roman" w:hAnsi="Times New Roman" w:eastAsia="FangSong" w:cs="Times New Roman"/>
+        </w:rPr>
+        <w:t>各是什么类型</w:t>
+      </w:r>
+      <w:r>
+        <w:rPr>
+          <w:rFonts w:hint="eastAsia" w:ascii="Times New Roman" w:hAnsi="Times New Roman" w:eastAsia="Times New Roman" w:cs="Times New Roman"/>
+        </w:rPr>
+        <w:t>？</w:t>
+      </w:r>
+      <w:r>
+        <w:rPr>
+          <w:rFonts w:hint="eastAsia" w:ascii="Times New Roman" w:hAnsi="Times New Roman" w:eastAsia="FangSong" w:cs="Times New Roman"/>
+        </w:rPr>
+        <w:t>在一个晶胞中有多少</w:t>
+      </w:r>
+      <w:r>
+        <w:rPr>
+          <w:rFonts w:hint="eastAsia" w:ascii="Times New Roman" w:hAnsi="Times New Roman" w:eastAsia="Times New Roman" w:cs="Times New Roman"/>
+        </w:rPr>
+        <w:t>？</w:t>
+      </w:r>
+    </w:p>
+    <w:p>
+      <w:pPr>
+        <w:numPr>
+          <w:ilvl w:val="0"/>
+          <w:numId w:val="1009"/>
+        </w:numPr>
+        <w:ind w:firstLine="420"/>
+      </w:pPr>
+      <w:r>
+        <w:rPr>
+          <w:rFonts w:hint="eastAsia" w:ascii="Times New Roman" w:hAnsi="Times New Roman" w:eastAsia="FangSong" w:cs="Times New Roman"/>
+        </w:rPr>
+        <w:t xml:space="preserve">已知晶胞参数</w:t>
+      </w:r>
+      <w:r>
+        <w:rPr>
+          <w:rFonts w:ascii="Times New Roman" w:hAnsi="Times New Roman" w:eastAsia="Times New Roman" w:cs="Times New Roman"/>
+        </w:rPr>
+        <w:t xml:space="preserve"> </w:t>
+      </w:r>
+      <m:oMath>
+        <m:oMathPr>
+          <m:ctrlPr>
+            <w:rPr>
+              <w:sz w:val="28"/>
+              <w:szCs w:val="28"/>
+            </w:rPr>
+          </m:ctrlPr>
+        </m:oMathPr>
+        <m:r>
+          <m:t>a</m:t>
+        </m:r>
+        <m:r>
+          <m:rPr>
+            <m:sty m:val="p"/>
+          </m:rPr>
+          <m:t>=</m:t>
+        </m:r>
+        <m:r>
+          <m:t>0.916</m:t>
+        </m:r>
+        <m:r>
+          <m:t> </m:t>
+        </m:r>
+        <m:r>
+          <m:rPr>
+            <m:sty m:val="p"/>
+          </m:rPr>
+          <m:t>n</m:t>
+        </m:r>
+        <m:r>
+          <m:rPr>
+            <m:sty m:val="p"/>
+          </m:rPr>
+          <m:t>m</m:t>
+        </m:r>
+      </m:oMath>
+      <w:r>
+        <w:rPr>
+          <w:rFonts w:hint="eastAsia" w:ascii="Times New Roman" w:hAnsi="Times New Roman" w:eastAsia="Times New Roman" w:cs="Times New Roman"/>
+        </w:rPr>
+        <w:t>，</w:t>
+      </w:r>
+      <w:r>
+        <w:rPr>
+          <w:rFonts w:hint="eastAsia" w:ascii="Times New Roman" w:hAnsi="Times New Roman" w:eastAsia="FangSong" w:cs="Times New Roman"/>
+        </w:rPr>
+        <w:t>计算该晶体的密度</w:t>
+      </w:r>
+      <w:r>
+        <w:rPr>
+          <w:rFonts w:hint="eastAsia" w:ascii="Times New Roman" w:hAnsi="Times New Roman" w:eastAsia="Times New Roman" w:cs="Times New Roman"/>
+        </w:rPr>
+        <w:t>。</w:t>
+      </w:r>
+    </w:p>
+    <w:p>
+      <w:pPr>
+        <w:spacing w:before="160" w:after="80"/>
+      </w:pPr>
+      <w:r>
+        <w:pict>
+          <v:rect style="width:0;height:1.5pt" o:hralign="center" o:hrstd="t" o:hr="t"/>
+        </w:pict>
+      </w:r>
+    </w:p>
+    <w:p>
+      <w:pPr>
         <w:spacing w:before="160" w:after="80"/>
       </w:pPr>
       <w:r>
@@ -9249,6 +9707,7 @@
     <w:p>
       <w:pPr>
         <w:pStyle w:val="FirstParagraph"/>
+        <w:ind w:firstLine="420"/>
       </w:pPr>
       <w:r>
         <w:rPr>
@@ -9532,6 +9991,139 @@
         </w:pict>
       </w:r>
     </w:p>
+    <w:p>
+      <w:pPr>
+        <w:numPr>
+          <w:ilvl w:val="0"/>
+          <w:numId w:val="1010"/>
+        </w:numPr>
+        <w:ind w:firstLine="420"/>
+      </w:pPr>
+      <w:r>
+        <w:rPr>
+          <w:rFonts w:hint="eastAsia" w:ascii="Times New Roman" w:hAnsi="Times New Roman" w:eastAsia="FangSong" w:cs="Times New Roman"/>
+        </w:rPr>
+        <w:t>解释群青晶体常有比较浓烈颜色的原因</w:t>
+      </w:r>
+      <w:r>
+        <w:rPr>
+          <w:rFonts w:hint="eastAsia" w:ascii="Times New Roman" w:hAnsi="Times New Roman" w:eastAsia="Times New Roman" w:cs="Times New Roman"/>
+        </w:rPr>
+        <w:t>。</w:t>
+      </w:r>
+    </w:p>
+    <w:p>
+      <w:pPr>
+        <w:numPr>
+          <w:ilvl w:val="0"/>
+          <w:numId w:val="1010"/>
+        </w:numPr>
+        <w:ind w:firstLine="420"/>
+      </w:pPr>
+      <w:r>
+        <w:rPr>
+          <w:rFonts w:hint="eastAsia" w:ascii="Times New Roman" w:hAnsi="Times New Roman" w:eastAsia="FangSong" w:cs="Times New Roman"/>
+        </w:rPr>
+        <w:t>给出该群青晶体的化学式</w:t>
+      </w:r>
+      <w:r>
+        <w:rPr>
+          <w:rFonts w:hint="eastAsia" w:ascii="Times New Roman" w:hAnsi="Times New Roman" w:eastAsia="Times New Roman" w:cs="Times New Roman"/>
+        </w:rPr>
+        <w:t>，</w:t>
+      </w:r>
+      <w:r>
+        <w:rPr>
+          <w:rFonts w:hint="eastAsia" w:ascii="Times New Roman" w:hAnsi="Times New Roman" w:eastAsia="FangSong" w:cs="Times New Roman"/>
+        </w:rPr>
+        <w:t>并计算该晶体的密度</w:t>
+      </w:r>
+      <w:r>
+        <w:rPr>
+          <w:rFonts w:hint="eastAsia" w:ascii="Times New Roman" w:hAnsi="Times New Roman" w:eastAsia="Times New Roman" w:cs="Times New Roman"/>
+        </w:rPr>
+        <w:t>。</w:t>
+      </w:r>
+    </w:p>
+    <w:p>
+      <w:pPr>
+        <w:numPr>
+          <w:ilvl w:val="0"/>
+          <w:numId w:val="1010"/>
+        </w:numPr>
+        <w:ind w:firstLine="420"/>
+      </w:pPr>
+      <w:r>
+        <w:rPr>
+          <w:rFonts w:hint="eastAsia" w:ascii="Times New Roman" w:hAnsi="Times New Roman" w:eastAsia="FangSong" w:cs="Times New Roman"/>
+        </w:rPr>
+        <w:t xml:space="preserve">假设</w:t>
+      </w:r>
+      <w:r>
+        <w:rPr>
+          <w:rFonts w:ascii="Times New Roman" w:hAnsi="Times New Roman" w:eastAsia="Times New Roman" w:cs="Times New Roman"/>
+        </w:rPr>
+        <w:t xml:space="preserve"> Al </w:t>
+      </w:r>
+      <w:r>
+        <w:rPr>
+          <w:rFonts w:hint="eastAsia" w:ascii="Times New Roman" w:hAnsi="Times New Roman" w:eastAsia="FangSong" w:cs="Times New Roman"/>
+        </w:rPr>
+        <w:t xml:space="preserve">和</w:t>
+      </w:r>
+      <w:r>
+        <w:rPr>
+          <w:rFonts w:ascii="Times New Roman" w:hAnsi="Times New Roman" w:eastAsia="Times New Roman" w:cs="Times New Roman"/>
+        </w:rPr>
+        <w:t xml:space="preserve"> Si </w:t>
+      </w:r>
+      <w:r>
+        <w:rPr>
+          <w:rFonts w:hint="eastAsia" w:ascii="Times New Roman" w:hAnsi="Times New Roman" w:eastAsia="FangSong" w:cs="Times New Roman"/>
+        </w:rPr>
+        <w:t>的呈现混同的原子</w:t>
+      </w:r>
+      <w:r>
+        <w:rPr>
+          <w:rFonts w:hint="eastAsia" w:ascii="Times New Roman" w:hAnsi="Times New Roman" w:eastAsia="Times New Roman" w:cs="Times New Roman"/>
+        </w:rPr>
+        <w:t>，</w:t>
+      </w:r>
+      <w:r>
+        <w:rPr>
+          <w:rFonts w:hint="eastAsia" w:ascii="Times New Roman" w:hAnsi="Times New Roman" w:eastAsia="FangSong" w:cs="Times New Roman"/>
+        </w:rPr>
+        <w:t>指出一个晶胞中所有对称轴的种类</w:t>
+      </w:r>
+      <w:r>
+        <w:rPr>
+          <w:rFonts w:hint="eastAsia" w:ascii="Times New Roman" w:hAnsi="Times New Roman" w:eastAsia="Times New Roman" w:cs="Times New Roman"/>
+        </w:rPr>
+        <w:t>、</w:t>
+      </w:r>
+      <w:r>
+        <w:rPr>
+          <w:rFonts w:hint="eastAsia" w:ascii="Times New Roman" w:hAnsi="Times New Roman" w:eastAsia="FangSong" w:cs="Times New Roman"/>
+        </w:rPr>
+        <w:t>数量</w:t>
+      </w:r>
+      <w:r>
+        <w:rPr>
+          <w:rFonts w:hint="eastAsia" w:ascii="Times New Roman" w:hAnsi="Times New Roman" w:eastAsia="Times New Roman" w:cs="Times New Roman"/>
+        </w:rPr>
+        <w:t>。</w:t>
+      </w:r>
+    </w:p>
+    <w:p>
+      <w:pPr>
+        <w:spacing w:before="160" w:after="80"/>
+      </w:pPr>
+      <w:r>
+        <w:pict>
+          <v:rect style="width:0;height:1.5pt" o:hralign="center" o:hrstd="t" o:hr="t"/>
+        </w:pict>
+      </w:r>
+    </w:p>
     <w:bookmarkEnd w:id="35"/>
     <w:bookmarkStart w:id="36" w:name="第16题"/>
     <w:p>
@@ -9561,6 +10153,7 @@
     <w:p>
       <w:pPr>
         <w:pStyle w:val="FirstParagraph"/>
+        <w:ind w:firstLine="420"/>
       </w:pPr>
       <w:r>
         <w:rPr>
@@ -9736,6 +10329,16 @@
         </w:pict>
       </w:r>
     </w:p>
+    <w:p>
+      <w:pPr>
+        <w:spacing w:before="160" w:after="80"/>
+      </w:pPr>
+      <w:r>
+        <w:pict>
+          <v:rect style="width:0;height:1.5pt" o:hralign="center" o:hrstd="t" o:hr="t"/>
+        </w:pict>
+      </w:r>
+    </w:p>
     <w:bookmarkEnd w:id="36"/>
     <w:bookmarkStart w:id="37" w:name="第17题"/>
     <w:p>
@@ -9765,6 +10368,7 @@
     <w:p>
       <w:pPr>
         <w:pStyle w:val="FirstParagraph"/>
+        <w:ind w:firstLine="420"/>
       </w:pPr>
       <w:r>
         <w:rPr>
@@ -10420,6 +11024,7 @@
     <w:p>
       <w:pPr>
         <w:pStyle w:val="BodyText"/>
+        <w:ind w:firstLine="420"/>
       </w:pPr>
       <w:r>
         <w:rPr>
@@ -10485,6 +11090,7 @@
     <w:p>
       <w:pPr>
         <w:pStyle w:val="BodyText"/>
+        <w:ind w:firstLine="420"/>
       </w:pPr>
       <w:r>
         <w:rPr>
@@ -11052,6 +11658,7 @@
     <w:p>
       <w:pPr>
         <w:pStyle w:val="BodyText"/>
+        <w:ind w:firstLine="420"/>
       </w:pPr>
       <w:r>
         <w:rPr>
@@ -11105,6 +11712,7 @@
     <w:p>
       <w:pPr>
         <w:pStyle w:val="BodyText"/>
+        <w:ind w:firstLine="420"/>
       </w:pPr>
       <w:r>
         <w:rPr>
@@ -11810,6 +12418,7 @@
     <w:p>
       <w:pPr>
         <w:pStyle w:val="FirstParagraph"/>
+        <w:ind w:firstLine="420"/>
       </w:pPr>
       <w:r>
         <w:rPr>
@@ -11821,6 +12430,7 @@
     <w:p>
       <w:pPr>
         <w:pStyle w:val="BodyText"/>
+        <w:ind w:firstLine="420"/>
       </w:pPr>
       <w:r>
         <w:rPr>
@@ -12200,6 +12810,7 @@
     <w:p>
       <w:pPr>
         <w:pStyle w:val="FirstParagraph"/>
+        <w:ind w:firstLine="420"/>
       </w:pPr>
       <w:r>
         <w:rPr>
@@ -12311,6 +12922,7 @@
     <w:p>
       <w:pPr>
         <w:pStyle w:val="BodyText"/>
+        <w:ind w:firstLine="420"/>
       </w:pPr>
       <w:r>
         <w:rPr>
@@ -12400,6 +13012,7 @@
     <w:p>
       <w:pPr>
         <w:pStyle w:val="BodyText"/>
+        <w:ind w:firstLine="420"/>
       </w:pPr>
       <w:r>
         <w:rPr>
@@ -12744,6 +13357,7 @@
     <w:p>
       <w:pPr>
         <w:pStyle w:val="BodyText"/>
+        <w:ind w:firstLine="420"/>
       </w:pPr>
       <w:r>
         <w:rPr>
@@ -12977,6 +13591,7 @@
     <w:p>
       <w:pPr>
         <w:pStyle w:val="FirstParagraph"/>
+        <w:ind w:firstLine="420"/>
       </w:pPr>
       <w:r>
         <w:rPr>
@@ -13455,6 +14070,7 @@
     <w:p>
       <w:pPr>
         <w:pStyle w:val="FirstParagraph"/>
+        <w:ind w:firstLine="420"/>
       </w:pPr>
       <w:r>
         <w:rPr>
@@ -13498,6 +14114,7 @@
     <w:p>
       <w:pPr>
         <w:pStyle w:val="BodyText"/>
+        <w:ind w:firstLine="420"/>
       </w:pPr>
       <w:r>
         <w:rPr>
@@ -13863,6 +14480,16 @@
         </w:pict>
       </w:r>
     </w:p>
+    <w:p>
+      <w:pPr>
+        <w:spacing w:before="160" w:after="80"/>
+      </w:pPr>
+      <w:r>
+        <w:pict>
+          <v:rect style="width:0;height:1.5pt" o:hralign="center" o:hrstd="t" o:hr="t"/>
+        </w:pict>
+      </w:r>
+    </w:p>
     <w:bookmarkEnd w:id="37"/>
     <w:bookmarkStart w:id="38" w:name="第18题"/>
     <w:p>
@@ -13892,6 +14519,7 @@
     <w:p>
       <w:pPr>
         <w:pStyle w:val="FirstParagraph"/>
+        <w:ind w:firstLine="420"/>
       </w:pPr>
       <w:r>
         <w:rPr>
@@ -14077,8 +14705,9 @@
       <w:pPr>
         <w:numPr>
           <w:ilvl w:val="0"/>
-          <w:numId w:val="1009"/>
+          <w:numId w:val="1011"/>
         </w:numPr>
+        <w:ind w:firstLine="420"/>
       </w:pPr>
       <w:r>
         <w:rPr>
@@ -14299,8 +14928,9 @@
       <w:pPr>
         <w:numPr>
           <w:ilvl w:val="0"/>
-          <w:numId w:val="1009"/>
+          <w:numId w:val="1011"/>
         </w:numPr>
+        <w:ind w:firstLine="420"/>
       </w:pPr>
       <w:r>
         <w:rPr>
@@ -14481,6 +15111,16 @@
           <w:rFonts w:hint="eastAsia" w:ascii="Times New Roman" w:hAnsi="Times New Roman" w:eastAsia="Times New Roman" w:cs="Times New Roman"/>
         </w:rPr>
         <w:t>。</w:t>
+      </w:r>
+    </w:p>
+    <w:p>
+      <w:pPr>
+        <w:spacing w:before="160" w:after="80"/>
+      </w:pPr>
+      <w:r>
+        <w:pict>
+          <v:rect style="width:0;height:1.5pt" o:hralign="center" o:hrstd="t" o:hr="t"/>
+        </w:pict>
       </w:r>
     </w:p>
     <w:p>
@@ -14522,6 +15162,7 @@
     <w:p>
       <w:pPr>
         <w:pStyle w:val="FirstParagraph"/>
+        <w:ind w:firstLine="420"/>
       </w:pPr>
       <w:r>
         <w:rPr>
@@ -14558,6 +15199,16 @@
           <w:rFonts w:hint="eastAsia" w:ascii="Times New Roman" w:hAnsi="Times New Roman" w:eastAsia="Times New Roman" w:cs="Times New Roman"/>
         </w:rPr>
         <w:t>。</w:t>
+      </w:r>
+    </w:p>
+    <w:p>
+      <w:pPr>
+        <w:spacing w:before="160" w:after="80"/>
+      </w:pPr>
+      <w:r>
+        <w:pict>
+          <v:rect style="width:0;height:1.5pt" o:hralign="center" o:hrstd="t" o:hr="t"/>
+        </w:pict>
       </w:r>
     </w:p>
     <w:p>
@@ -14599,6 +15250,7 @@
     <w:p>
       <w:pPr>
         <w:pStyle w:val="FirstParagraph"/>
+        <w:ind w:firstLine="420"/>
       </w:pPr>
       <w:r>
         <w:rPr>
@@ -14851,6 +15503,16 @@
         </w:pict>
       </w:r>
     </w:p>
+    <w:p>
+      <w:pPr>
+        <w:spacing w:before="160" w:after="80"/>
+      </w:pPr>
+      <w:r>
+        <w:pict>
+          <v:rect style="width:0;height:1.5pt" o:hralign="center" o:hrstd="t" o:hr="t"/>
+        </w:pict>
+      </w:r>
+    </w:p>
     <w:bookmarkEnd w:id="40"/>
     <w:bookmarkStart w:id="41" w:name="第21题"/>
     <w:p>
@@ -14880,6 +15542,7 @@
     <w:p>
       <w:pPr>
         <w:pStyle w:val="FirstParagraph"/>
+        <w:ind w:firstLine="420"/>
       </w:pPr>
       <w:r>
         <w:rPr>
@@ -14910,7 +15573,7 @@
       <w:pPr>
         <w:numPr>
           <w:ilvl w:val="0"/>
-          <w:numId w:val="1010"/>
+          <w:numId w:val="1012"/>
         </w:numPr>
       </w:pPr>
       <m:oMath>
@@ -15213,7 +15876,7 @@
       <w:pPr>
         <w:numPr>
           <w:ilvl w:val="0"/>
-          <w:numId w:val="1010"/>
+          <w:numId w:val="1012"/>
         </w:numPr>
       </w:pPr>
       <m:oMath>
@@ -15363,6 +16026,16 @@
         </w:pict>
       </w:r>
     </w:p>
+    <w:p>
+      <w:pPr>
+        <w:spacing w:before="160" w:after="80"/>
+      </w:pPr>
+      <w:r>
+        <w:pict>
+          <v:rect style="width:0;height:1.5pt" o:hralign="center" o:hrstd="t" o:hr="t"/>
+        </w:pict>
+      </w:r>
+    </w:p>
     <w:bookmarkEnd w:id="41"/>
     <w:bookmarkStart w:id="42" w:name="第22题"/>
     <w:p>
@@ -15392,6 +16065,7 @@
     <w:p>
       <w:pPr>
         <w:pStyle w:val="FirstParagraph"/>
+        <w:ind w:firstLine="420"/>
       </w:pPr>
       <w:r>
         <w:rPr>
@@ -15578,6 +16252,16 @@
           <w:rFonts w:hint="eastAsia" w:ascii="Times New Roman" w:hAnsi="Times New Roman" w:eastAsia="FangSong" w:cs="Times New Roman"/>
         </w:rPr>
         <w:t xml:space="preserve">无法求</w:t>
+      </w:r>
+    </w:p>
+    <w:p>
+      <w:pPr>
+        <w:spacing w:before="160" w:after="80"/>
+      </w:pPr>
+      <w:r>
+        <w:pict>
+          <v:rect style="width:0;height:1.5pt" o:hralign="center" o:hrstd="t" o:hr="t"/>
+        </w:pict>
       </w:r>
     </w:p>
     <w:p>
@@ -15619,6 +16303,7 @@
     <w:p>
       <w:pPr>
         <w:pStyle w:val="FirstParagraph"/>
+        <w:ind w:firstLine="420"/>
       </w:pPr>
       <w:r>
         <w:rPr>
@@ -15647,14 +16332,12 @@
     </w:p>
     <w:p>
       <w:pPr>
-        <w:pStyle w:val="BodyText"/>
-      </w:pPr>
-      <w:r>
-        <w:rPr>
-          <w:rFonts w:ascii="Times New Roman" w:hAnsi="Times New Roman" w:eastAsia="Times New Roman" w:cs="Times New Roman"/>
-        </w:rPr>
-        <w:t xml:space="preserve">4-1 </w:t>
-      </w:r>
+        <w:numPr>
+          <w:ilvl w:val="0"/>
+          <w:numId w:val="1013"/>
+        </w:numPr>
+        <w:ind w:firstLine="420"/>
+      </w:pPr>
       <w:r>
         <w:rPr>
           <w:rFonts w:hint="eastAsia" w:ascii="Times New Roman" w:hAnsi="Times New Roman" w:eastAsia="FangSong" w:cs="Times New Roman"/>
@@ -15780,14 +16463,12 @@
     </w:p>
     <w:p>
       <w:pPr>
-        <w:pStyle w:val="BodyText"/>
-      </w:pPr>
-      <w:r>
-        <w:rPr>
-          <w:rFonts w:ascii="Times New Roman" w:hAnsi="Times New Roman" w:eastAsia="Times New Roman" w:cs="Times New Roman"/>
-        </w:rPr>
-        <w:t xml:space="preserve">4-2 </w:t>
-      </w:r>
+        <w:numPr>
+          <w:ilvl w:val="0"/>
+          <w:numId w:val="1013"/>
+        </w:numPr>
+        <w:ind w:firstLine="420"/>
+      </w:pPr>
       <w:r>
         <w:rPr>
           <w:rFonts w:hint="eastAsia" w:ascii="Times New Roman" w:hAnsi="Times New Roman" w:eastAsia="FangSong" w:cs="Times New Roman"/>
@@ -15900,14 +16581,12 @@
     </w:p>
     <w:p>
       <w:pPr>
-        <w:pStyle w:val="BodyText"/>
-      </w:pPr>
-      <w:r>
-        <w:rPr>
-          <w:rFonts w:ascii="Times New Roman" w:hAnsi="Times New Roman" w:eastAsia="Times New Roman" w:cs="Times New Roman"/>
-        </w:rPr>
-        <w:t xml:space="preserve">4-3 </w:t>
-      </w:r>
+        <w:numPr>
+          <w:ilvl w:val="0"/>
+          <w:numId w:val="1013"/>
+        </w:numPr>
+        <w:ind w:firstLine="420"/>
+      </w:pPr>
       <w:r>
         <w:rPr>
           <w:rFonts w:hint="eastAsia" w:ascii="Times New Roman" w:hAnsi="Times New Roman" w:eastAsia="FangSong" w:cs="Times New Roman"/>
@@ -16106,14 +16785,12 @@
     </w:p>
     <w:p>
       <w:pPr>
-        <w:pStyle w:val="BodyText"/>
-      </w:pPr>
-      <w:r>
-        <w:rPr>
-          <w:rFonts w:ascii="Times New Roman" w:hAnsi="Times New Roman" w:eastAsia="Times New Roman" w:cs="Times New Roman"/>
-        </w:rPr>
-        <w:t xml:space="preserve">4-4 </w:t>
-      </w:r>
+        <w:numPr>
+          <w:ilvl w:val="0"/>
+          <w:numId w:val="1013"/>
+        </w:numPr>
+        <w:ind w:firstLine="420"/>
+      </w:pPr>
       <w:r>
         <w:rPr>
           <w:rFonts w:hint="eastAsia" w:ascii="Times New Roman" w:hAnsi="Times New Roman" w:eastAsia="FangSong" w:cs="Times New Roman"/>
@@ -16233,14 +16910,12 @@
     </w:p>
     <w:p>
       <w:pPr>
-        <w:pStyle w:val="BodyText"/>
-      </w:pPr>
-      <w:r>
-        <w:rPr>
-          <w:rFonts w:ascii="Times New Roman" w:hAnsi="Times New Roman" w:eastAsia="Times New Roman" w:cs="Times New Roman"/>
-        </w:rPr>
-        <w:t xml:space="preserve">4-5 </w:t>
-      </w:r>
+        <w:numPr>
+          <w:ilvl w:val="0"/>
+          <w:numId w:val="1013"/>
+        </w:numPr>
+        <w:ind w:firstLine="420"/>
+      </w:pPr>
       <w:r>
         <w:rPr>
           <w:rFonts w:hint="eastAsia" w:ascii="Times New Roman" w:hAnsi="Times New Roman" w:eastAsia="FangSong" w:cs="Times New Roman"/>
@@ -16288,6 +16963,16 @@
           <w:rFonts w:hint="eastAsia" w:ascii="Times New Roman" w:hAnsi="Times New Roman" w:eastAsia="Times New Roman" w:cs="Times New Roman"/>
         </w:rPr>
         <w:t>。</w:t>
+      </w:r>
+    </w:p>
+    <w:p>
+      <w:pPr>
+        <w:spacing w:before="160" w:after="80"/>
+      </w:pPr>
+      <w:r>
+        <w:pict>
+          <v:rect style="width:0;height:1.5pt" o:hralign="center" o:hrstd="t" o:hr="t"/>
+        </w:pict>
       </w:r>
     </w:p>
     <w:p>
@@ -16329,6 +17014,7 @@
     <w:p>
       <w:pPr>
         <w:pStyle w:val="FirstParagraph"/>
+        <w:ind w:firstLine="420"/>
       </w:pPr>
       <w:r>
         <w:rPr>
@@ -16712,6 +17398,7 @@
     <w:p>
       <w:pPr>
         <w:pStyle w:val="FirstParagraph"/>
+        <w:ind w:firstLine="420"/>
       </w:pPr>
       <w:r>
         <w:rPr>
@@ -16719,7 +17406,7 @@
           <w:b/>
           <w:bCs/>
         </w:rPr>
-        <w:t xml:space="preserve">4-1</w:t>
+        <w:t xml:space="preserve">(1)</w:t>
       </w:r>
       <w:r>
         <w:rPr>
@@ -16800,6 +17487,7 @@
     <w:p>
       <w:pPr>
         <w:pStyle w:val="BodyText"/>
+        <w:ind w:firstLine="420"/>
       </w:pPr>
       <w:r>
         <w:rPr>
@@ -16807,7 +17495,7 @@
           <w:b/>
           <w:bCs/>
         </w:rPr>
-        <w:t xml:space="preserve">4-2</w:t>
+        <w:t xml:space="preserve">(2)</w:t>
       </w:r>
       <w:r>
         <w:rPr>
@@ -16956,6 +17644,7 @@
     <w:p>
       <w:pPr>
         <w:pStyle w:val="BodyText"/>
+        <w:ind w:firstLine="420"/>
       </w:pPr>
       <w:r>
         <w:rPr>
@@ -16963,7 +17652,7 @@
           <w:b/>
           <w:bCs/>
         </w:rPr>
-        <w:t xml:space="preserve">4-3</w:t>
+        <w:t xml:space="preserve">(3)</w:t>
       </w:r>
       <w:r>
         <w:rPr>
@@ -17124,6 +17813,16 @@
           <w:rFonts w:ascii="Times New Roman" w:hAnsi="Times New Roman" w:eastAsia="Times New Roman" w:cs="Times New Roman"/>
         </w:rPr>
         <w:t xml:space="preserve"> ΔG’。</w:t>
+      </w:r>
+    </w:p>
+    <w:p>
+      <w:pPr>
+        <w:spacing w:before="160" w:after="80"/>
+      </w:pPr>
+      <w:r>
+        <w:pict>
+          <v:rect style="width:0;height:1.5pt" o:hralign="center" o:hrstd="t" o:hr="t"/>
+        </w:pict>
       </w:r>
     </w:p>
     <w:p>
@@ -17165,6 +17864,7 @@
     <w:p>
       <w:pPr>
         <w:pStyle w:val="FirstParagraph"/>
+        <w:ind w:firstLine="420"/>
       </w:pPr>
       <w:r>
         <w:rPr>
@@ -17235,6 +17935,7 @@
       <w:pPr>
         <w:pStyle w:val="BodyText"/>
         <w:spacing w:after="80"/>
+        <w:ind w:firstLine="420"/>
       </w:pPr>
       <w:r>
         <w:rPr>
@@ -17260,6 +17961,15 @@
         <w:tblStyle w:val="Table"/>
         <w:tblW w:type="auto" w:w="0"/>
         <w:tblLook w:firstRow="1" w:lastRow="0" w:firstColumn="0" w:lastColumn="0" w:noHBand="0" w:noVBand="0" w:val="0020"/>
+        <w:jc w:val="center"/>
+        <w:tblBorders>
+          <w:top w:val="single" w:sz="12" w:space="0" w:color="000000"/>
+          <w:bottom w:val="single" w:sz="12" w:space="0" w:color="000000"/>
+          <w:left w:val="none"/>
+          <w:right w:val="none"/>
+          <w:insideH w:val="none"/>
+          <w:insideV w:val="none"/>
+        </w:tblBorders>
       </w:tblPr>
       <w:tblGrid>
         <w:gridCol w:w="1980"/>
@@ -17272,7 +17982,11 @@
           <w:tblHeader w:val="on"/>
         </w:trPr>
         <w:tc>
-          <w:tcPr/>
+          <w:tcPr>
+            <w:tcBorders>
+              <w:bottom w:val="single" w:sz="6" w:space="0" w:color="000000"/>
+            </w:tcBorders>
+          </w:tcPr>
           <w:p>
             <w:pPr>
               <w:pStyle w:val="Compact"/>
@@ -17288,7 +18002,11 @@
           </w:p>
         </w:tc>
         <w:tc>
-          <w:tcPr/>
+          <w:tcPr>
+            <w:tcBorders>
+              <w:bottom w:val="single" w:sz="6" w:space="0" w:color="000000"/>
+            </w:tcBorders>
+          </w:tcPr>
           <w:p>
             <w:pPr>
               <w:pStyle w:val="Compact"/>
@@ -17304,7 +18022,11 @@
           </w:p>
         </w:tc>
         <w:tc>
-          <w:tcPr/>
+          <w:tcPr>
+            <w:tcBorders>
+              <w:bottom w:val="single" w:sz="6" w:space="0" w:color="000000"/>
+            </w:tcBorders>
+          </w:tcPr>
           <w:p>
             <w:pPr>
               <w:pStyle w:val="Compact"/>
@@ -17320,7 +18042,11 @@
           </w:p>
         </w:tc>
         <w:tc>
-          <w:tcPr/>
+          <w:tcPr>
+            <w:tcBorders>
+              <w:bottom w:val="single" w:sz="6" w:space="0" w:color="000000"/>
+            </w:tcBorders>
+          </w:tcPr>
           <w:p>
             <w:pPr>
               <w:pStyle w:val="Compact"/>
@@ -17515,6 +18241,7 @@
       <w:pPr>
         <w:pStyle w:val="BodyText"/>
         <w:spacing w:before="120"/>
+        <w:ind w:firstLine="420"/>
       </w:pPr>
       <w:r>
         <w:rPr>
@@ -17574,6 +18301,7 @@
     <w:p>
       <w:pPr>
         <w:pStyle w:val="BodyText"/>
+        <w:ind w:firstLine="420"/>
       </w:pPr>
       <w:r>
         <w:rPr>
@@ -17581,7 +18309,7 @@
           <w:b/>
           <w:bCs/>
         </w:rPr>
-        <w:t xml:space="preserve">6-1</w:t>
+        <w:t xml:space="preserve">(1)</w:t>
       </w:r>
       <w:r>
         <w:rPr>
@@ -17617,6 +18345,7 @@
     <w:p>
       <w:pPr>
         <w:pStyle w:val="BodyText"/>
+        <w:ind w:firstLine="420"/>
       </w:pPr>
       <w:r>
         <w:rPr>
@@ -17624,7 +18353,7 @@
           <w:b/>
           <w:bCs/>
         </w:rPr>
-        <w:t xml:space="preserve">6-2</w:t>
+        <w:t xml:space="preserve">(2)</w:t>
       </w:r>
       <w:r>
         <w:rPr>
@@ -17684,6 +18413,7 @@
     <w:p>
       <w:pPr>
         <w:pStyle w:val="BodyText"/>
+        <w:ind w:firstLine="420"/>
       </w:pPr>
       <w:r>
         <w:rPr>
@@ -17691,7 +18421,7 @@
           <w:b/>
           <w:bCs/>
         </w:rPr>
-        <w:t xml:space="preserve">6-3</w:t>
+        <w:t xml:space="preserve">(3)</w:t>
       </w:r>
       <w:r>
         <w:rPr>
@@ -17745,6 +18475,7 @@
     <w:p>
       <w:pPr>
         <w:pStyle w:val="BodyText"/>
+        <w:ind w:firstLine="420"/>
       </w:pPr>
       <w:r>
         <w:rPr>
@@ -17752,7 +18483,7 @@
           <w:b/>
           <w:bCs/>
         </w:rPr>
-        <w:t xml:space="preserve">6-4</w:t>
+        <w:t xml:space="preserve">(4)</w:t>
       </w:r>
       <w:r>
         <w:rPr>
@@ -17812,6 +18543,7 @@
     <w:p>
       <w:pPr>
         <w:pStyle w:val="BodyText"/>
+        <w:ind w:firstLine="420"/>
       </w:pPr>
       <w:r>
         <w:rPr>
@@ -17819,7 +18551,7 @@
           <w:b/>
           <w:bCs/>
         </w:rPr>
-        <w:t xml:space="preserve">6-5</w:t>
+        <w:t xml:space="preserve">(5)</w:t>
       </w:r>
       <w:r>
         <w:rPr>
@@ -17850,6 +18582,16 @@
           <w:rFonts w:hint="eastAsia" w:ascii="Times New Roman" w:hAnsi="Times New Roman" w:eastAsia="Times New Roman" w:cs="Times New Roman"/>
         </w:rPr>
         <w:t>。</w:t>
+      </w:r>
+    </w:p>
+    <w:p>
+      <w:pPr>
+        <w:spacing w:before="160" w:after="80"/>
+      </w:pPr>
+      <w:r>
+        <w:pict>
+          <v:rect style="width:0;height:1.5pt" o:hralign="center" o:hrstd="t" o:hr="t"/>
+        </w:pict>
       </w:r>
     </w:p>
     <w:p>
@@ -17891,6 +18633,7 @@
     <w:p>
       <w:pPr>
         <w:pStyle w:val="FirstParagraph"/>
+        <w:ind w:firstLine="420"/>
       </w:pPr>
       <w:r>
         <w:rPr>
@@ -18072,6 +18815,7 @@
     <w:p>
       <w:pPr>
         <w:pStyle w:val="BodyText"/>
+        <w:ind w:firstLine="420"/>
       </w:pPr>
       <w:r>
         <w:rPr>
@@ -18438,6 +19182,7 @@
     <w:p>
       <w:pPr>
         <w:pStyle w:val="BodyText"/>
+        <w:ind w:firstLine="420"/>
       </w:pPr>
       <w:r>
         <w:rPr>
@@ -18772,6 +19517,7 @@
     <w:p>
       <w:pPr>
         <w:pStyle w:val="BodyText"/>
+        <w:ind w:firstLine="420"/>
       </w:pPr>
       <w:r>
         <w:rPr>
@@ -19147,6 +19893,7 @@
     <w:p>
       <w:pPr>
         <w:pStyle w:val="BodyText"/>
+        <w:ind w:firstLine="420"/>
       </w:pPr>
       <w:r>
         <w:rPr>
@@ -19630,6 +20377,16 @@
           <w:rFonts w:hint="eastAsia" w:ascii="Times New Roman" w:hAnsi="Times New Roman" w:eastAsia="Times New Roman" w:cs="Times New Roman"/>
         </w:rPr>
         <w:t>。</w:t>
+      </w:r>
+    </w:p>
+    <w:p>
+      <w:pPr>
+        <w:spacing w:before="160" w:after="80"/>
+      </w:pPr>
+      <w:r>
+        <w:pict>
+          <v:rect style="width:0;height:1.5pt" o:hralign="center" o:hrstd="t" o:hr="t"/>
+        </w:pict>
       </w:r>
     </w:p>
     <w:p>
@@ -19872,6 +20629,91 @@
       </w:pPr>
     </w:lvl>
   </w:abstractNum>
+  <w:abstractNum w:abstractNumId="99431">
+    <w:nsid w:val="00A99431"/>
+    <w:multiLevelType w:val="multilevel"/>
+    <w:lvl w:ilvl="0">
+      <w:start w:val="1"/>
+      <w:numFmt w:val="decimal"/>
+      <w:lvlText w:val="(%1)"/>
+      <w:lvlJc w:val="left"/>
+      <w:pPr>
+        <w:ind w:left="720" w:hanging="360"/>
+      </w:pPr>
+    </w:lvl>
+    <w:lvl w:ilvl="1">
+      <w:start w:val="1"/>
+      <w:numFmt w:val="decimal"/>
+      <w:lvlText w:val="(%2)"/>
+      <w:lvlJc w:val="left"/>
+      <w:pPr>
+        <w:ind w:left="1440" w:hanging="360"/>
+      </w:pPr>
+    </w:lvl>
+    <w:lvl w:ilvl="2">
+      <w:start w:val="1"/>
+      <w:numFmt w:val="decimal"/>
+      <w:lvlText w:val="(%3)"/>
+      <w:lvlJc w:val="left"/>
+      <w:pPr>
+        <w:ind w:left="2160" w:hanging="360"/>
+      </w:pPr>
+    </w:lvl>
+    <w:lvl w:ilvl="3">
+      <w:start w:val="1"/>
+      <w:numFmt w:val="decimal"/>
+      <w:lvlText w:val="(%4)"/>
+      <w:lvlJc w:val="left"/>
+      <w:pPr>
+        <w:ind w:left="2880" w:hanging="360"/>
+      </w:pPr>
+    </w:lvl>
+    <w:lvl w:ilvl="4">
+      <w:start w:val="1"/>
+      <w:numFmt w:val="decimal"/>
+      <w:lvlText w:val="(%5)"/>
+      <w:lvlJc w:val="left"/>
+      <w:pPr>
+        <w:ind w:left="3600" w:hanging="360"/>
+      </w:pPr>
+    </w:lvl>
+    <w:lvl w:ilvl="5">
+      <w:start w:val="1"/>
+      <w:numFmt w:val="decimal"/>
+      <w:lvlText w:val="(%6)"/>
+      <w:lvlJc w:val="left"/>
+      <w:pPr>
+        <w:ind w:left="4320" w:hanging="360"/>
+      </w:pPr>
+    </w:lvl>
+    <w:lvl w:ilvl="6">
+      <w:start w:val="1"/>
+      <w:numFmt w:val="decimal"/>
+      <w:lvlText w:val="(%7)"/>
+      <w:lvlJc w:val="left"/>
+      <w:pPr>
+        <w:ind w:left="5040" w:hanging="360"/>
+      </w:pPr>
+    </w:lvl>
+    <w:lvl w:ilvl="7">
+      <w:start w:val="1"/>
+      <w:numFmt w:val="decimal"/>
+      <w:lvlText w:val="(%8)"/>
+      <w:lvlJc w:val="left"/>
+      <w:pPr>
+        <w:ind w:left="5760" w:hanging="360"/>
+      </w:pPr>
+    </w:lvl>
+    <w:lvl w:ilvl="8">
+      <w:start w:val="1"/>
+      <w:numFmt w:val="decimal"/>
+      <w:lvlText w:val="(%9)"/>
+      <w:lvlJc w:val="left"/>
+      <w:pPr>
+        <w:ind w:left="6480" w:hanging="360"/>
+      </w:pPr>
+    </w:lvl>
+  </w:abstractNum>
   <w:abstractNum w:abstractNumId="991">
     <w:nsid w:val="0000A991"/>
     <w:multiLevelType w:val="multilevel"/>
@@ -19973,261 +20815,6 @@
       <w:rPr>
         <w:rFonts w:ascii="Wingdings" w:hAnsi="Wingdings" w:cs="Wingdings" w:hint="default"/>
       </w:rPr>
-    </w:lvl>
-  </w:abstractNum>
-  <w:abstractNum w:abstractNumId="99431">
-    <w:nsid w:val="00A99431"/>
-    <w:multiLevelType w:val="multilevel"/>
-    <w:lvl w:ilvl="0">
-      <w:start w:val="1"/>
-      <w:numFmt w:val="decimal"/>
-      <w:lvlText w:val="(%1)"/>
-      <w:lvlJc w:val="left"/>
-      <w:pPr>
-        <w:ind w:left="720" w:hanging="360"/>
-      </w:pPr>
-    </w:lvl>
-    <w:lvl w:ilvl="1">
-      <w:start w:val="1"/>
-      <w:numFmt w:val="decimal"/>
-      <w:lvlText w:val="(%2)"/>
-      <w:lvlJc w:val="left"/>
-      <w:pPr>
-        <w:ind w:left="1440" w:hanging="360"/>
-      </w:pPr>
-    </w:lvl>
-    <w:lvl w:ilvl="2">
-      <w:start w:val="1"/>
-      <w:numFmt w:val="decimal"/>
-      <w:lvlText w:val="(%3)"/>
-      <w:lvlJc w:val="left"/>
-      <w:pPr>
-        <w:ind w:left="2160" w:hanging="360"/>
-      </w:pPr>
-    </w:lvl>
-    <w:lvl w:ilvl="3">
-      <w:start w:val="1"/>
-      <w:numFmt w:val="decimal"/>
-      <w:lvlText w:val="(%4)"/>
-      <w:lvlJc w:val="left"/>
-      <w:pPr>
-        <w:ind w:left="2880" w:hanging="360"/>
-      </w:pPr>
-    </w:lvl>
-    <w:lvl w:ilvl="4">
-      <w:start w:val="1"/>
-      <w:numFmt w:val="decimal"/>
-      <w:lvlText w:val="(%5)"/>
-      <w:lvlJc w:val="left"/>
-      <w:pPr>
-        <w:ind w:left="3600" w:hanging="360"/>
-      </w:pPr>
-    </w:lvl>
-    <w:lvl w:ilvl="5">
-      <w:start w:val="1"/>
-      <w:numFmt w:val="decimal"/>
-      <w:lvlText w:val="(%6)"/>
-      <w:lvlJc w:val="left"/>
-      <w:pPr>
-        <w:ind w:left="4320" w:hanging="360"/>
-      </w:pPr>
-    </w:lvl>
-    <w:lvl w:ilvl="6">
-      <w:start w:val="1"/>
-      <w:numFmt w:val="decimal"/>
-      <w:lvlText w:val="(%7)"/>
-      <w:lvlJc w:val="left"/>
-      <w:pPr>
-        <w:ind w:left="5040" w:hanging="360"/>
-      </w:pPr>
-    </w:lvl>
-    <w:lvl w:ilvl="7">
-      <w:start w:val="1"/>
-      <w:numFmt w:val="decimal"/>
-      <w:lvlText w:val="(%8)"/>
-      <w:lvlJc w:val="left"/>
-      <w:pPr>
-        <w:ind w:left="5760" w:hanging="360"/>
-      </w:pPr>
-    </w:lvl>
-    <w:lvl w:ilvl="8">
-      <w:start w:val="1"/>
-      <w:numFmt w:val="decimal"/>
-      <w:lvlText w:val="(%9)"/>
-      <w:lvlJc w:val="left"/>
-      <w:pPr>
-        <w:ind w:left="6480" w:hanging="360"/>
-      </w:pPr>
-    </w:lvl>
-  </w:abstractNum>
-  <w:abstractNum w:abstractNumId="99432">
-    <w:nsid w:val="00A99432"/>
-    <w:multiLevelType w:val="multilevel"/>
-    <w:lvl w:ilvl="0">
-      <w:start w:val="2"/>
-      <w:numFmt w:val="decimal"/>
-      <w:lvlText w:val="(%1)"/>
-      <w:lvlJc w:val="left"/>
-      <w:pPr>
-        <w:ind w:left="720" w:hanging="360"/>
-      </w:pPr>
-    </w:lvl>
-    <w:lvl w:ilvl="1">
-      <w:start w:val="2"/>
-      <w:numFmt w:val="decimal"/>
-      <w:lvlText w:val="(%2)"/>
-      <w:lvlJc w:val="left"/>
-      <w:pPr>
-        <w:ind w:left="1440" w:hanging="360"/>
-      </w:pPr>
-    </w:lvl>
-    <w:lvl w:ilvl="2">
-      <w:start w:val="2"/>
-      <w:numFmt w:val="decimal"/>
-      <w:lvlText w:val="(%3)"/>
-      <w:lvlJc w:val="left"/>
-      <w:pPr>
-        <w:ind w:left="2160" w:hanging="360"/>
-      </w:pPr>
-    </w:lvl>
-    <w:lvl w:ilvl="3">
-      <w:start w:val="2"/>
-      <w:numFmt w:val="decimal"/>
-      <w:lvlText w:val="(%4)"/>
-      <w:lvlJc w:val="left"/>
-      <w:pPr>
-        <w:ind w:left="2880" w:hanging="360"/>
-      </w:pPr>
-    </w:lvl>
-    <w:lvl w:ilvl="4">
-      <w:start w:val="2"/>
-      <w:numFmt w:val="decimal"/>
-      <w:lvlText w:val="(%5)"/>
-      <w:lvlJc w:val="left"/>
-      <w:pPr>
-        <w:ind w:left="3600" w:hanging="360"/>
-      </w:pPr>
-    </w:lvl>
-    <w:lvl w:ilvl="5">
-      <w:start w:val="2"/>
-      <w:numFmt w:val="decimal"/>
-      <w:lvlText w:val="(%6)"/>
-      <w:lvlJc w:val="left"/>
-      <w:pPr>
-        <w:ind w:left="4320" w:hanging="360"/>
-      </w:pPr>
-    </w:lvl>
-    <w:lvl w:ilvl="6">
-      <w:start w:val="2"/>
-      <w:numFmt w:val="decimal"/>
-      <w:lvlText w:val="(%7)"/>
-      <w:lvlJc w:val="left"/>
-      <w:pPr>
-        <w:ind w:left="5040" w:hanging="360"/>
-      </w:pPr>
-    </w:lvl>
-    <w:lvl w:ilvl="7">
-      <w:start w:val="2"/>
-      <w:numFmt w:val="decimal"/>
-      <w:lvlText w:val="(%8)"/>
-      <w:lvlJc w:val="left"/>
-      <w:pPr>
-        <w:ind w:left="5760" w:hanging="360"/>
-      </w:pPr>
-    </w:lvl>
-    <w:lvl w:ilvl="8">
-      <w:start w:val="2"/>
-      <w:numFmt w:val="decimal"/>
-      <w:lvlText w:val="(%9)"/>
-      <w:lvlJc w:val="left"/>
-      <w:pPr>
-        <w:ind w:left="6480" w:hanging="360"/>
-      </w:pPr>
-    </w:lvl>
-  </w:abstractNum>
-  <w:abstractNum w:abstractNumId="99433">
-    <w:nsid w:val="00A99433"/>
-    <w:multiLevelType w:val="multilevel"/>
-    <w:lvl w:ilvl="0">
-      <w:start w:val="3"/>
-      <w:numFmt w:val="decimal"/>
-      <w:lvlText w:val="(%1)"/>
-      <w:lvlJc w:val="left"/>
-      <w:pPr>
-        <w:ind w:left="720" w:hanging="360"/>
-      </w:pPr>
-    </w:lvl>
-    <w:lvl w:ilvl="1">
-      <w:start w:val="3"/>
-      <w:numFmt w:val="decimal"/>
-      <w:lvlText w:val="(%2)"/>
-      <w:lvlJc w:val="left"/>
-      <w:pPr>
-        <w:ind w:left="1440" w:hanging="360"/>
-      </w:pPr>
-    </w:lvl>
-    <w:lvl w:ilvl="2">
-      <w:start w:val="3"/>
-      <w:numFmt w:val="decimal"/>
-      <w:lvlText w:val="(%3)"/>
-      <w:lvlJc w:val="left"/>
-      <w:pPr>
-        <w:ind w:left="2160" w:hanging="360"/>
-      </w:pPr>
-    </w:lvl>
-    <w:lvl w:ilvl="3">
-      <w:start w:val="3"/>
-      <w:numFmt w:val="decimal"/>
-      <w:lvlText w:val="(%4)"/>
-      <w:lvlJc w:val="left"/>
-      <w:pPr>
-        <w:ind w:left="2880" w:hanging="360"/>
-      </w:pPr>
-    </w:lvl>
-    <w:lvl w:ilvl="4">
-      <w:start w:val="3"/>
-      <w:numFmt w:val="decimal"/>
-      <w:lvlText w:val="(%5)"/>
-      <w:lvlJc w:val="left"/>
-      <w:pPr>
-        <w:ind w:left="3600" w:hanging="360"/>
-      </w:pPr>
-    </w:lvl>
-    <w:lvl w:ilvl="5">
-      <w:start w:val="3"/>
-      <w:numFmt w:val="decimal"/>
-      <w:lvlText w:val="(%6)"/>
-      <w:lvlJc w:val="left"/>
-      <w:pPr>
-        <w:ind w:left="4320" w:hanging="360"/>
-      </w:pPr>
-    </w:lvl>
-    <w:lvl w:ilvl="6">
-      <w:start w:val="3"/>
-      <w:numFmt w:val="decimal"/>
-      <w:lvlText w:val="(%7)"/>
-      <w:lvlJc w:val="left"/>
-      <w:pPr>
-        <w:ind w:left="5040" w:hanging="360"/>
-      </w:pPr>
-    </w:lvl>
-    <w:lvl w:ilvl="7">
-      <w:start w:val="3"/>
-      <w:numFmt w:val="decimal"/>
-      <w:lvlText w:val="(%8)"/>
-      <w:lvlJc w:val="left"/>
-      <w:pPr>
-        <w:ind w:left="5760" w:hanging="360"/>
-      </w:pPr>
-    </w:lvl>
-    <w:lvl w:ilvl="8">
-      <w:start w:val="3"/>
-      <w:numFmt w:val="decimal"/>
-      <w:lvlText w:val="(%9)"/>
-      <w:lvlJc w:val="left"/>
-      <w:pPr>
-        <w:ind w:left="6480" w:hanging="360"/>
-      </w:pPr>
     </w:lvl>
   </w:abstractNum>
   <w:abstractNum w:abstractNumId="99411">
@@ -20489,12 +21076,6 @@
     <w:abstractNumId w:val="990"/>
   </w:num>
   <w:num w:numId="1001">
-    <w:abstractNumId w:val="991"/>
-  </w:num>
-  <w:num w:numId="1002">
-    <w:abstractNumId w:val="991"/>
-  </w:num>
-  <w:num w:numId="1003">
     <w:abstractNumId w:val="99431"/>
     <w:lvlOverride w:ilvl="0">
       <w:startOverride w:val="1"/>
@@ -20524,64 +21105,70 @@
       <w:startOverride w:val="1"/>
     </w:lvlOverride>
   </w:num>
+  <w:num w:numId="1002">
+    <w:abstractNumId w:val="991"/>
+  </w:num>
+  <w:num w:numId="1003">
+    <w:abstractNumId w:val="991"/>
+  </w:num>
   <w:num w:numId="1004">
-    <w:abstractNumId w:val="99432"/>
+    <w:abstractNumId w:val="99431"/>
     <w:lvlOverride w:ilvl="0">
-      <w:startOverride w:val="2"/>
+      <w:startOverride w:val="1"/>
     </w:lvlOverride>
     <w:lvlOverride w:ilvl="1">
-      <w:startOverride w:val="2"/>
+      <w:startOverride w:val="1"/>
     </w:lvlOverride>
     <w:lvlOverride w:ilvl="2">
-      <w:startOverride w:val="2"/>
+      <w:startOverride w:val="1"/>
     </w:lvlOverride>
     <w:lvlOverride w:ilvl="3">
-      <w:startOverride w:val="2"/>
+      <w:startOverride w:val="1"/>
     </w:lvlOverride>
     <w:lvlOverride w:ilvl="4">
-      <w:startOverride w:val="2"/>
+      <w:startOverride w:val="1"/>
     </w:lvlOverride>
     <w:lvlOverride w:ilvl="5">
-      <w:startOverride w:val="2"/>
+      <w:startOverride w:val="1"/>
     </w:lvlOverride>
     <w:lvlOverride w:ilvl="6">
-      <w:startOverride w:val="2"/>
+      <w:startOverride w:val="1"/>
     </w:lvlOverride>
     <w:lvlOverride w:ilvl="7">
-      <w:startOverride w:val="2"/>
+      <w:startOverride w:val="1"/>
     </w:lvlOverride>
     <w:lvlOverride w:ilvl="8">
-      <w:startOverride w:val="2"/>
+      <w:startOverride w:val="1"/>
     </w:lvlOverride>
   </w:num>
   <w:num w:numId="1005">
-    <w:abstractNumId w:val="99433"/>
+    <w:abstractNumId w:val="99431"/>
     <w:lvlOverride w:ilvl="0">
-      <w:startOverride w:val="3"/>
+      <w:startOverride w:val="1"/>
     </w:lvlOverride>
     <w:lvlOverride w:ilvl="1">
-      <w:startOverride w:val="3"/>
+      <w:startOverride w:val="1"/>
     </w:lvlOverride>
     <w:lvlOverride w:ilvl="2">
-      <w:startOverride w:val="3"/>
+      <w:startOverride w:val="1"/>
     </w:lvlOverride>
     <w:lvlOverride w:ilvl="3">
-      <w:startOverride w:val="3"/>
+      <w:startOverride w:val="1"/>
     </w:lvlOverride>
     <w:lvlOverride w:ilvl="4">
-      <w:startOverride w:val="3"/>
+      <w:startOverride w:val="1"/>
     </w:lvlOverride>
     <w:lvlOverride w:ilvl="5">
-      <w:startOverride w:val="3"/>
+      <w:startOverride w:val="1"/>
     </w:lvlOverride>
     <w:lvlOverride w:ilvl="6">
-      <w:startOverride w:val="3"/>
+      <w:startOverride w:val="1"/>
     </w:lvlOverride>
     <w:lvlOverride w:ilvl="7">
-      <w:startOverride w:val="3"/>
+      <w:startOverride w:val="1"/>
     </w:lvlOverride>
     <w:lvlOverride w:ilvl="8">
-      <w:startOverride w:val="3"/>
+      <w:startOverride w:val="1"/>
     </w:lvlOverride>
   </w:num>
   <w:num w:numId="1006">
@@ -20675,6 +21262,66 @@
     </w:lvlOverride>
   </w:num>
   <w:num w:numId="1009">
+    <w:abstractNumId w:val="99431"/>
+    <w:lvlOverride w:ilvl="0">
+      <w:startOverride w:val="1"/>
+    </w:lvlOverride>
+    <w:lvlOverride w:ilvl="1">
+      <w:startOverride w:val="1"/>
+    </w:lvlOverride>
+    <w:lvlOverride w:ilvl="2">
+      <w:startOverride w:val="1"/>
+    </w:lvlOverride>
+    <w:lvlOverride w:ilvl="3">
+      <w:startOverride w:val="1"/>
+    </w:lvlOverride>
+    <w:lvlOverride w:ilvl="4">
+      <w:startOverride w:val="1"/>
+    </w:lvlOverride>
+    <w:lvlOverride w:ilvl="5">
+      <w:startOverride w:val="1"/>
+    </w:lvlOverride>
+    <w:lvlOverride w:ilvl="6">
+      <w:startOverride w:val="1"/>
+    </w:lvlOverride>
+    <w:lvlOverride w:ilvl="7">
+      <w:startOverride w:val="1"/>
+    </w:lvlOverride>
+    <w:lvlOverride w:ilvl="8">
+      <w:startOverride w:val="1"/>
+    </w:lvlOverride>
+  </w:num>
+  <w:num w:numId="1010">
+    <w:abstractNumId w:val="99431"/>
+    <w:lvlOverride w:ilvl="0">
+      <w:startOverride w:val="1"/>
+    </w:lvlOverride>
+    <w:lvlOverride w:ilvl="1">
+      <w:startOverride w:val="1"/>
+    </w:lvlOverride>
+    <w:lvlOverride w:ilvl="2">
+      <w:startOverride w:val="1"/>
+    </w:lvlOverride>
+    <w:lvlOverride w:ilvl="3">
+      <w:startOverride w:val="1"/>
+    </w:lvlOverride>
+    <w:lvlOverride w:ilvl="4">
+      <w:startOverride w:val="1"/>
+    </w:lvlOverride>
+    <w:lvlOverride w:ilvl="5">
+      <w:startOverride w:val="1"/>
+    </w:lvlOverride>
+    <w:lvlOverride w:ilvl="6">
+      <w:startOverride w:val="1"/>
+    </w:lvlOverride>
+    <w:lvlOverride w:ilvl="7">
+      <w:startOverride w:val="1"/>
+    </w:lvlOverride>
+    <w:lvlOverride w:ilvl="8">
+      <w:startOverride w:val="1"/>
+    </w:lvlOverride>
+  </w:num>
+  <w:num w:numId="1011">
     <w:abstractNumId w:val="99411"/>
     <w:lvlOverride w:ilvl="0">
       <w:startOverride w:val="1"/>
@@ -20704,7 +21351,37 @@
       <w:startOverride w:val="1"/>
     </w:lvlOverride>
   </w:num>
-  <w:num w:numId="1010">
+  <w:num w:numId="1012">
+    <w:abstractNumId w:val="99431"/>
+    <w:lvlOverride w:ilvl="0">
+      <w:startOverride w:val="1"/>
+    </w:lvlOverride>
+    <w:lvlOverride w:ilvl="1">
+      <w:startOverride w:val="1"/>
+    </w:lvlOverride>
+    <w:lvlOverride w:ilvl="2">
+      <w:startOverride w:val="1"/>
+    </w:lvlOverride>
+    <w:lvlOverride w:ilvl="3">
+      <w:startOverride w:val="1"/>
+    </w:lvlOverride>
+    <w:lvlOverride w:ilvl="4">
+      <w:startOverride w:val="1"/>
+    </w:lvlOverride>
+    <w:lvlOverride w:ilvl="5">
+      <w:startOverride w:val="1"/>
+    </w:lvlOverride>
+    <w:lvlOverride w:ilvl="6">
+      <w:startOverride w:val="1"/>
+    </w:lvlOverride>
+    <w:lvlOverride w:ilvl="7">
+      <w:startOverride w:val="1"/>
+    </w:lvlOverride>
+    <w:lvlOverride w:ilvl="8">
+      <w:startOverride w:val="1"/>
+    </w:lvlOverride>
+  </w:num>
+  <w:num w:numId="1013">
     <w:abstractNumId w:val="99431"/>
     <w:lvlOverride w:ilvl="0">
       <w:startOverride w:val="1"/>

--- a/00-首页/题组Word/第一轮·综合套卷/第一轮综合卷06（学生版-打印版）.docx
+++ b/00-首页/题组Word/第一轮·综合套卷/第一轮综合卷06（学生版-打印版）.docx
@@ -564,16 +564,6 @@
         </w:pict>
       </w:r>
     </w:p>
-    <w:p>
-      <w:pPr>
-        <w:spacing w:before="160" w:after="80"/>
-      </w:pPr>
-      <w:r>
-        <w:pict>
-          <v:rect style="width:0;height:1.5pt" o:hralign="center" o:hrstd="t" o:hr="t"/>
-        </w:pict>
-      </w:r>
-    </w:p>
     <w:bookmarkEnd w:id="9"/>
     <w:bookmarkStart w:id="10" w:name="第2题"/>
     <w:p>
@@ -706,16 +696,6 @@
           <w:rFonts w:hint="eastAsia" w:ascii="Times New Roman" w:hAnsi="Times New Roman" w:eastAsia="FangSong" w:cs="Times New Roman"/>
         </w:rPr>
         <w:t xml:space="preserve">均正确</w:t>
-      </w:r>
-    </w:p>
-    <w:p>
-      <w:pPr>
-        <w:spacing w:before="160" w:after="80"/>
-      </w:pPr>
-      <w:r>
-        <w:pict>
-          <v:rect style="width:0;height:1.5pt" o:hralign="center" o:hrstd="t" o:hr="t"/>
-        </w:pict>
       </w:r>
     </w:p>
     <w:p>
@@ -910,16 +890,6 @@
         </w:pict>
       </w:r>
     </w:p>
-    <w:p>
-      <w:pPr>
-        <w:spacing w:before="160" w:after="80"/>
-      </w:pPr>
-      <w:r>
-        <w:pict>
-          <v:rect style="width:0;height:1.5pt" o:hralign="center" o:hrstd="t" o:hr="t"/>
-        </w:pict>
-      </w:r>
-    </w:p>
     <w:bookmarkEnd w:id="11"/>
     <w:bookmarkStart w:id="12" w:name="第4题"/>
     <w:p>
@@ -1078,16 +1048,6 @@
           </m:sub>
         </m:sSub>
       </m:oMath>
-    </w:p>
-    <w:p>
-      <w:pPr>
-        <w:spacing w:before="160" w:after="80"/>
-      </w:pPr>
-      <w:r>
-        <w:pict>
-          <v:rect style="width:0;height:1.5pt" o:hralign="center" o:hrstd="t" o:hr="t"/>
-        </w:pict>
-      </w:r>
     </w:p>
     <w:p>
       <w:pPr>
@@ -2773,16 +2733,6 @@
         </w:pict>
       </w:r>
     </w:p>
-    <w:p>
-      <w:pPr>
-        <w:spacing w:before="160" w:after="80"/>
-      </w:pPr>
-      <w:r>
-        <w:pict>
-          <v:rect style="width:0;height:1.5pt" o:hralign="center" o:hrstd="t" o:hr="t"/>
-        </w:pict>
-      </w:r>
-    </w:p>
     <w:bookmarkEnd w:id="13"/>
     <w:bookmarkStart w:id="14" w:name="第6题"/>
     <w:p>
@@ -3071,16 +3021,6 @@
           <w:rFonts w:ascii="Times New Roman" w:hAnsi="Times New Roman" w:eastAsia="Times New Roman" w:cs="Times New Roman"/>
         </w:rPr>
         <w:t xml:space="preserve">- D. 3n-m</w:t>
-      </w:r>
-    </w:p>
-    <w:p>
-      <w:pPr>
-        <w:spacing w:before="160" w:after="80"/>
-      </w:pPr>
-      <w:r>
-        <w:pict>
-          <v:rect style="width:0;height:1.5pt" o:hralign="center" o:hrstd="t" o:hr="t"/>
-        </w:pict>
       </w:r>
     </w:p>
     <w:p>
@@ -3546,16 +3486,6 @@
         </w:pict>
       </w:r>
     </w:p>
-    <w:p>
-      <w:pPr>
-        <w:spacing w:before="160" w:after="80"/>
-      </w:pPr>
-      <w:r>
-        <w:pict>
-          <v:rect style="width:0;height:1.5pt" o:hralign="center" o:hrstd="t" o:hr="t"/>
-        </w:pict>
-      </w:r>
-    </w:p>
     <w:bookmarkEnd w:id="18"/>
     <w:bookmarkStart w:id="22" w:name="第8题"/>
     <w:p>
@@ -3892,16 +3822,6 @@
         </w:pict>
       </w:r>
     </w:p>
-    <w:p>
-      <w:pPr>
-        <w:spacing w:before="160" w:after="80"/>
-      </w:pPr>
-      <w:r>
-        <w:pict>
-          <v:rect style="width:0;height:1.5pt" o:hralign="center" o:hrstd="t" o:hr="t"/>
-        </w:pict>
-      </w:r>
-    </w:p>
     <w:bookmarkEnd w:id="22"/>
     <w:bookmarkStart w:id="23" w:name="第9题"/>
     <w:p>
@@ -4333,49 +4253,33 @@
       </w:pPr>
       <w:r>
         <w:rPr>
-          <w:rFonts w:hint="eastAsia" w:ascii="Times New Roman" w:hAnsi="Times New Roman" w:eastAsia="FangSong" w:cs="Times New Roman"/>
+          <w:rFonts w:ascii="Times New Roman" w:hAnsi="Times New Roman" w:eastAsia="Times New Roman" w:cs="Times New Roman"/>
           <w:b/>
           <w:bCs/>
         </w:rPr>
-        <w:t xml:space="preserve">小问</w:t>
-      </w:r>
-      <w:r>
-        <w:rPr>
-          <w:rFonts w:ascii="Times New Roman" w:hAnsi="Times New Roman" w:eastAsia="Times New Roman" w:cs="Times New Roman"/>
-          <w:b/>
-          <w:bCs/>
-        </w:rPr>
-        <w:t xml:space="preserve"> </w:t>
-      </w:r>
-      <w:r>
-        <w:rPr>
-          <w:rFonts w:hint="eastAsia" w:ascii="Times New Roman" w:hAnsi="Times New Roman" w:eastAsia="Times New Roman" w:cs="Times New Roman"/>
-          <w:b/>
-          <w:bCs/>
-        </w:rPr>
-        <w:t xml:space="preserve">4-1（3</w:t>
-      </w:r>
-      <w:r>
-        <w:rPr>
-          <w:rFonts w:ascii="Times New Roman" w:hAnsi="Times New Roman" w:eastAsia="Times New Roman" w:cs="Times New Roman"/>
-          <w:b/>
-          <w:bCs/>
-        </w:rPr>
-        <w:t xml:space="preserve"> </w:t>
-      </w:r>
-      <w:r>
-        <w:rPr>
-          <w:rFonts w:hint="eastAsia" w:ascii="Times New Roman" w:hAnsi="Times New Roman" w:eastAsia="FangSong" w:cs="Times New Roman"/>
-          <w:b/>
-          <w:bCs/>
+        <w:t xml:space="preserve">(1)</w:t>
+      </w:r>
+      <w:r>
+        <w:rPr>
+          <w:rFonts w:hint="eastAsia" w:ascii="Times New Roman" w:hAnsi="Times New Roman" w:eastAsia="Times New Roman" w:cs="Times New Roman"/>
+        </w:rPr>
+        <w:t xml:space="preserve">（3</w:t>
+      </w:r>
+      <w:r>
+        <w:rPr>
+          <w:rFonts w:ascii="Times New Roman" w:hAnsi="Times New Roman" w:eastAsia="Times New Roman" w:cs="Times New Roman"/>
+        </w:rPr>
+        <w:t xml:space="preserve"> </w:t>
+      </w:r>
+      <w:r>
+        <w:rPr>
+          <w:rFonts w:hint="eastAsia" w:ascii="Times New Roman" w:hAnsi="Times New Roman" w:eastAsia="FangSong" w:cs="Times New Roman"/>
         </w:rPr>
         <w:t>分</w:t>
       </w:r>
       <w:r>
         <w:rPr>
           <w:rFonts w:hint="eastAsia" w:ascii="Times New Roman" w:hAnsi="Times New Roman" w:eastAsia="Times New Roman" w:cs="Times New Roman"/>
-          <w:b/>
-          <w:bCs/>
         </w:rPr>
         <w:t>）</w:t>
       </w:r>
@@ -4729,49 +4633,33 @@
       </w:pPr>
       <w:r>
         <w:rPr>
-          <w:rFonts w:hint="eastAsia" w:ascii="Times New Roman" w:hAnsi="Times New Roman" w:eastAsia="FangSong" w:cs="Times New Roman"/>
+          <w:rFonts w:ascii="Times New Roman" w:hAnsi="Times New Roman" w:eastAsia="Times New Roman" w:cs="Times New Roman"/>
           <w:b/>
           <w:bCs/>
         </w:rPr>
-        <w:t xml:space="preserve">小问</w:t>
-      </w:r>
-      <w:r>
-        <w:rPr>
-          <w:rFonts w:ascii="Times New Roman" w:hAnsi="Times New Roman" w:eastAsia="Times New Roman" w:cs="Times New Roman"/>
-          <w:b/>
-          <w:bCs/>
-        </w:rPr>
-        <w:t xml:space="preserve"> </w:t>
-      </w:r>
-      <w:r>
-        <w:rPr>
-          <w:rFonts w:hint="eastAsia" w:ascii="Times New Roman" w:hAnsi="Times New Roman" w:eastAsia="Times New Roman" w:cs="Times New Roman"/>
-          <w:b/>
-          <w:bCs/>
-        </w:rPr>
-        <w:t xml:space="preserve">4-2（2</w:t>
-      </w:r>
-      <w:r>
-        <w:rPr>
-          <w:rFonts w:ascii="Times New Roman" w:hAnsi="Times New Roman" w:eastAsia="Times New Roman" w:cs="Times New Roman"/>
-          <w:b/>
-          <w:bCs/>
-        </w:rPr>
-        <w:t xml:space="preserve"> </w:t>
-      </w:r>
-      <w:r>
-        <w:rPr>
-          <w:rFonts w:hint="eastAsia" w:ascii="Times New Roman" w:hAnsi="Times New Roman" w:eastAsia="FangSong" w:cs="Times New Roman"/>
-          <w:b/>
-          <w:bCs/>
+        <w:t xml:space="preserve">(2)</w:t>
+      </w:r>
+      <w:r>
+        <w:rPr>
+          <w:rFonts w:hint="eastAsia" w:ascii="Times New Roman" w:hAnsi="Times New Roman" w:eastAsia="Times New Roman" w:cs="Times New Roman"/>
+        </w:rPr>
+        <w:t xml:space="preserve">（2</w:t>
+      </w:r>
+      <w:r>
+        <w:rPr>
+          <w:rFonts w:ascii="Times New Roman" w:hAnsi="Times New Roman" w:eastAsia="Times New Roman" w:cs="Times New Roman"/>
+        </w:rPr>
+        <w:t xml:space="preserve"> </w:t>
+      </w:r>
+      <w:r>
+        <w:rPr>
+          <w:rFonts w:hint="eastAsia" w:ascii="Times New Roman" w:hAnsi="Times New Roman" w:eastAsia="FangSong" w:cs="Times New Roman"/>
         </w:rPr>
         <w:t>分</w:t>
       </w:r>
       <w:r>
         <w:rPr>
           <w:rFonts w:hint="eastAsia" w:ascii="Times New Roman" w:hAnsi="Times New Roman" w:eastAsia="Times New Roman" w:cs="Times New Roman"/>
-          <w:b/>
-          <w:bCs/>
         </w:rPr>
         <w:t>）</w:t>
       </w:r>
@@ -5398,25 +5286,25 @@
         <w:rPr>
           <w:rFonts w:hint="eastAsia" w:ascii="Times New Roman" w:hAnsi="Times New Roman" w:eastAsia="FangSong" w:cs="Times New Roman"/>
         </w:rPr>
-        <w:t>计算</w:t>
-      </w:r>
-      <w:r>
-        <w:rPr>
-          <w:rFonts w:hint="eastAsia" w:ascii="Times New Roman" w:hAnsi="Times New Roman" w:eastAsia="Times New Roman" w:cs="Times New Roman"/>
-        </w:rPr>
-        <w:t>4-1</w:t>
-      </w:r>
-      <w:r>
-        <w:rPr>
-          <w:rFonts w:hint="eastAsia" w:ascii="Times New Roman" w:hAnsi="Times New Roman" w:eastAsia="FangSong" w:cs="Times New Roman"/>
-        </w:rPr>
-        <w:t>中</w:t>
-      </w:r>
-      <w:r>
-        <w:rPr>
-          <w:rFonts w:hint="eastAsia" w:ascii="Times New Roman" w:hAnsi="Times New Roman" w:eastAsia="Times New Roman" w:cs="Times New Roman"/>
-        </w:rPr>
-        <w:t>EDTA</w:t>
+        <w:t>计算第</w:t>
+      </w:r>
+      <w:r>
+        <w:rPr>
+          <w:rFonts w:ascii="Times New Roman" w:hAnsi="Times New Roman" w:eastAsia="Times New Roman" w:cs="Times New Roman"/>
+        </w:rPr>
+        <w:t xml:space="preserve"> (1) </w:t>
+      </w:r>
+      <w:r>
+        <w:rPr>
+          <w:rFonts w:hint="eastAsia" w:ascii="Times New Roman" w:hAnsi="Times New Roman" w:eastAsia="FangSong" w:cs="Times New Roman"/>
+        </w:rPr>
+        <w:t xml:space="preserve">问中</w:t>
+      </w:r>
+      <w:r>
+        <w:rPr>
+          <w:rFonts w:ascii="Times New Roman" w:hAnsi="Times New Roman" w:eastAsia="Times New Roman" w:cs="Times New Roman"/>
+        </w:rPr>
+        <w:t xml:space="preserve"> EDTA </w:t>
       </w:r>
       <w:r>
         <w:rPr>
@@ -5438,145 +5326,113 @@
       </w:pPr>
       <w:r>
         <w:rPr>
-          <w:rFonts w:hint="eastAsia" w:ascii="Times New Roman" w:hAnsi="Times New Roman" w:eastAsia="FangSong" w:cs="Times New Roman"/>
+          <w:rFonts w:ascii="Times New Roman" w:hAnsi="Times New Roman" w:eastAsia="Times New Roman" w:cs="Times New Roman"/>
           <w:b/>
           <w:bCs/>
         </w:rPr>
-        <w:t xml:space="preserve">小问</w:t>
-      </w:r>
+        <w:t xml:space="preserve">(3)</w:t>
+      </w:r>
+      <w:r>
+        <w:rPr>
+          <w:rFonts w:hint="eastAsia" w:ascii="Times New Roman" w:hAnsi="Times New Roman" w:eastAsia="Times New Roman" w:cs="Times New Roman"/>
+        </w:rPr>
+        <w:t xml:space="preserve">（2</w:t>
+      </w:r>
+      <w:r>
+        <w:rPr>
+          <w:rFonts w:ascii="Times New Roman" w:hAnsi="Times New Roman" w:eastAsia="Times New Roman" w:cs="Times New Roman"/>
+        </w:rPr>
+        <w:t xml:space="preserve"> </w:t>
+      </w:r>
+      <w:r>
+        <w:rPr>
+          <w:rFonts w:hint="eastAsia" w:ascii="Times New Roman" w:hAnsi="Times New Roman" w:eastAsia="FangSong" w:cs="Times New Roman"/>
+        </w:rPr>
+        <w:t>分</w:t>
+      </w:r>
+      <w:r>
+        <w:rPr>
+          <w:rFonts w:hint="eastAsia" w:ascii="Times New Roman" w:hAnsi="Times New Roman" w:eastAsia="Times New Roman" w:cs="Times New Roman"/>
+        </w:rPr>
+        <w:t>）</w:t>
+      </w:r>
+      <w:r>
+        <w:rPr>
+          <w:rFonts w:ascii="Times New Roman" w:hAnsi="Times New Roman" w:eastAsia="Times New Roman" w:cs="Times New Roman"/>
+        </w:rPr>
+        <w:t xml:space="preserve"> </w:t>
+      </w:r>
+      <w:r>
+        <w:rPr>
+          <w:rFonts w:hint="eastAsia" w:ascii="Times New Roman" w:hAnsi="Times New Roman" w:eastAsia="FangSong" w:cs="Times New Roman"/>
+        </w:rPr>
+        <w:t xml:space="preserve">请计算该催化剂中</w:t>
+      </w:r>
+      <w:r>
+        <w:rPr>
+          <w:rFonts w:ascii="Times New Roman" w:hAnsi="Times New Roman" w:eastAsia="Times New Roman" w:cs="Times New Roman"/>
+        </w:rPr>
+        <w:t xml:space="preserve"> Fe </w:t>
+      </w:r>
+      <w:r>
+        <w:rPr>
+          <w:rFonts w:hint="eastAsia" w:ascii="Times New Roman" w:hAnsi="Times New Roman" w:eastAsia="FangSong" w:cs="Times New Roman"/>
+        </w:rPr>
+        <w:t xml:space="preserve">和</w:t>
+      </w:r>
+      <w:r>
+        <w:rPr>
+          <w:rFonts w:ascii="Times New Roman" w:hAnsi="Times New Roman" w:eastAsia="Times New Roman" w:cs="Times New Roman"/>
+        </w:rPr>
+        <w:t xml:space="preserve"> Mo </w:t>
+      </w:r>
+      <w:r>
+        <w:rPr>
+          <w:rFonts w:hint="eastAsia" w:ascii="Times New Roman" w:hAnsi="Times New Roman" w:eastAsia="FangSong" w:cs="Times New Roman"/>
+        </w:rPr>
+        <w:t>的原子个数之比</w:t>
+      </w:r>
+      <w:r>
+        <w:rPr>
+          <w:rFonts w:hint="eastAsia" w:ascii="Times New Roman" w:hAnsi="Times New Roman" w:eastAsia="Times New Roman" w:cs="Times New Roman"/>
+        </w:rPr>
+        <w:t>。</w:t>
+      </w:r>
+    </w:p>
+    <w:p>
+      <w:pPr>
+        <w:pStyle w:val="BodyText"/>
+        <w:ind w:firstLine="420"/>
+      </w:pPr>
       <w:r>
         <w:rPr>
           <w:rFonts w:ascii="Times New Roman" w:hAnsi="Times New Roman" w:eastAsia="Times New Roman" w:cs="Times New Roman"/>
           <w:b/>
           <w:bCs/>
         </w:rPr>
-        <w:t xml:space="preserve"> </w:t>
-      </w:r>
-      <w:r>
-        <w:rPr>
-          <w:rFonts w:hint="eastAsia" w:ascii="Times New Roman" w:hAnsi="Times New Roman" w:eastAsia="Times New Roman" w:cs="Times New Roman"/>
-          <w:b/>
-          <w:bCs/>
-        </w:rPr>
-        <w:t xml:space="preserve">4-3（2</w:t>
-      </w:r>
-      <w:r>
-        <w:rPr>
-          <w:rFonts w:ascii="Times New Roman" w:hAnsi="Times New Roman" w:eastAsia="Times New Roman" w:cs="Times New Roman"/>
-          <w:b/>
-          <w:bCs/>
-        </w:rPr>
-        <w:t xml:space="preserve"> </w:t>
-      </w:r>
-      <w:r>
-        <w:rPr>
-          <w:rFonts w:hint="eastAsia" w:ascii="Times New Roman" w:hAnsi="Times New Roman" w:eastAsia="FangSong" w:cs="Times New Roman"/>
-          <w:b/>
-          <w:bCs/>
+        <w:t xml:space="preserve">(4)</w:t>
+      </w:r>
+      <w:r>
+        <w:rPr>
+          <w:rFonts w:hint="eastAsia" w:ascii="Times New Roman" w:hAnsi="Times New Roman" w:eastAsia="Times New Roman" w:cs="Times New Roman"/>
+        </w:rPr>
+        <w:t xml:space="preserve">（1</w:t>
+      </w:r>
+      <w:r>
+        <w:rPr>
+          <w:rFonts w:ascii="Times New Roman" w:hAnsi="Times New Roman" w:eastAsia="Times New Roman" w:cs="Times New Roman"/>
+        </w:rPr>
+        <w:t xml:space="preserve"> </w:t>
+      </w:r>
+      <w:r>
+        <w:rPr>
+          <w:rFonts w:hint="eastAsia" w:ascii="Times New Roman" w:hAnsi="Times New Roman" w:eastAsia="FangSong" w:cs="Times New Roman"/>
         </w:rPr>
         <w:t>分</w:t>
       </w:r>
       <w:r>
         <w:rPr>
           <w:rFonts w:hint="eastAsia" w:ascii="Times New Roman" w:hAnsi="Times New Roman" w:eastAsia="Times New Roman" w:cs="Times New Roman"/>
-          <w:b/>
-          <w:bCs/>
-        </w:rPr>
-        <w:t>）</w:t>
-      </w:r>
-      <w:r>
-        <w:rPr>
-          <w:rFonts w:ascii="Times New Roman" w:hAnsi="Times New Roman" w:eastAsia="Times New Roman" w:cs="Times New Roman"/>
-        </w:rPr>
-        <w:t xml:space="preserve"> </w:t>
-      </w:r>
-      <w:r>
-        <w:rPr>
-          <w:rFonts w:hint="eastAsia" w:ascii="Times New Roman" w:hAnsi="Times New Roman" w:eastAsia="FangSong" w:cs="Times New Roman"/>
-        </w:rPr>
-        <w:t xml:space="preserve">请计算该催化剂中</w:t>
-      </w:r>
-      <w:r>
-        <w:rPr>
-          <w:rFonts w:ascii="Times New Roman" w:hAnsi="Times New Roman" w:eastAsia="Times New Roman" w:cs="Times New Roman"/>
-        </w:rPr>
-        <w:t xml:space="preserve"> Fe </w:t>
-      </w:r>
-      <w:r>
-        <w:rPr>
-          <w:rFonts w:hint="eastAsia" w:ascii="Times New Roman" w:hAnsi="Times New Roman" w:eastAsia="FangSong" w:cs="Times New Roman"/>
-        </w:rPr>
-        <w:t xml:space="preserve">和</w:t>
-      </w:r>
-      <w:r>
-        <w:rPr>
-          <w:rFonts w:ascii="Times New Roman" w:hAnsi="Times New Roman" w:eastAsia="Times New Roman" w:cs="Times New Roman"/>
-        </w:rPr>
-        <w:t xml:space="preserve"> Mo </w:t>
-      </w:r>
-      <w:r>
-        <w:rPr>
-          <w:rFonts w:hint="eastAsia" w:ascii="Times New Roman" w:hAnsi="Times New Roman" w:eastAsia="FangSong" w:cs="Times New Roman"/>
-        </w:rPr>
-        <w:t>的原子个数之比</w:t>
-      </w:r>
-      <w:r>
-        <w:rPr>
-          <w:rFonts w:hint="eastAsia" w:ascii="Times New Roman" w:hAnsi="Times New Roman" w:eastAsia="Times New Roman" w:cs="Times New Roman"/>
-        </w:rPr>
-        <w:t>。</w:t>
-      </w:r>
-    </w:p>
-    <w:p>
-      <w:pPr>
-        <w:pStyle w:val="BodyText"/>
-        <w:ind w:firstLine="420"/>
-      </w:pPr>
-      <w:r>
-        <w:rPr>
-          <w:rFonts w:hint="eastAsia" w:ascii="Times New Roman" w:hAnsi="Times New Roman" w:eastAsia="FangSong" w:cs="Times New Roman"/>
-          <w:b/>
-          <w:bCs/>
-        </w:rPr>
-        <w:t xml:space="preserve">小问</w:t>
-      </w:r>
-      <w:r>
-        <w:rPr>
-          <w:rFonts w:ascii="Times New Roman" w:hAnsi="Times New Roman" w:eastAsia="Times New Roman" w:cs="Times New Roman"/>
-          <w:b/>
-          <w:bCs/>
-        </w:rPr>
-        <w:t xml:space="preserve"> </w:t>
-      </w:r>
-      <w:r>
-        <w:rPr>
-          <w:rFonts w:hint="eastAsia" w:ascii="Times New Roman" w:hAnsi="Times New Roman" w:eastAsia="Times New Roman" w:cs="Times New Roman"/>
-          <w:b/>
-          <w:bCs/>
-        </w:rPr>
-        <w:t xml:space="preserve">4-4（1</w:t>
-      </w:r>
-      <w:r>
-        <w:rPr>
-          <w:rFonts w:ascii="Times New Roman" w:hAnsi="Times New Roman" w:eastAsia="Times New Roman" w:cs="Times New Roman"/>
-          <w:b/>
-          <w:bCs/>
-        </w:rPr>
-        <w:t xml:space="preserve"> </w:t>
-      </w:r>
-      <w:r>
-        <w:rPr>
-          <w:rFonts w:hint="eastAsia" w:ascii="Times New Roman" w:hAnsi="Times New Roman" w:eastAsia="FangSong" w:cs="Times New Roman"/>
-          <w:b/>
-          <w:bCs/>
-        </w:rPr>
-        <w:t>分</w:t>
-      </w:r>
-      <w:r>
-        <w:rPr>
-          <w:rFonts w:hint="eastAsia" w:ascii="Times New Roman" w:hAnsi="Times New Roman" w:eastAsia="Times New Roman" w:cs="Times New Roman"/>
-          <w:b/>
-          <w:bCs/>
         </w:rPr>
         <w:t>）</w:t>
       </w:r>
@@ -5832,16 +5688,6 @@
         </w:pict>
       </w:r>
     </w:p>
-    <w:p>
-      <w:pPr>
-        <w:spacing w:before="160" w:after="80"/>
-      </w:pPr>
-      <w:r>
-        <w:pict>
-          <v:rect style="width:0;height:1.5pt" o:hralign="center" o:hrstd="t" o:hr="t"/>
-        </w:pict>
-      </w:r>
-    </w:p>
     <w:bookmarkEnd w:id="23"/>
     <w:bookmarkStart w:id="24" w:name="第10题"/>
     <w:p>
@@ -7262,16 +7108,6 @@
         </w:pict>
       </w:r>
     </w:p>
-    <w:p>
-      <w:pPr>
-        <w:spacing w:before="160" w:after="80"/>
-      </w:pPr>
-      <w:r>
-        <w:pict>
-          <v:rect style="width:0;height:1.5pt" o:hralign="center" o:hrstd="t" o:hr="t"/>
-        </w:pict>
-      </w:r>
-    </w:p>
     <w:bookmarkEnd w:id="24"/>
     <w:bookmarkStart w:id="25" w:name="第11题"/>
     <w:p>
@@ -8013,16 +7849,6 @@
         </w:pict>
       </w:r>
     </w:p>
-    <w:p>
-      <w:pPr>
-        <w:spacing w:before="160" w:after="80"/>
-      </w:pPr>
-      <w:r>
-        <w:pict>
-          <v:rect style="width:0;height:1.5pt" o:hralign="center" o:hrstd="t" o:hr="t"/>
-        </w:pict>
-      </w:r>
-    </w:p>
     <w:bookmarkEnd w:id="25"/>
     <w:bookmarkStart w:id="26" w:name="第12题"/>
     <w:p>
@@ -8161,16 +7987,6 @@
           <w:rFonts w:hint="eastAsia" w:ascii="Times New Roman" w:hAnsi="Times New Roman" w:eastAsia="Times New Roman" w:cs="Times New Roman"/>
         </w:rPr>
         <w:t>。</w:t>
-      </w:r>
-    </w:p>
-    <w:p>
-      <w:pPr>
-        <w:spacing w:before="160" w:after="80"/>
-      </w:pPr>
-      <w:r>
-        <w:pict>
-          <v:rect style="width:0;height:1.5pt" o:hralign="center" o:hrstd="t" o:hr="t"/>
-        </w:pict>
       </w:r>
     </w:p>
     <w:p>
@@ -9257,16 +9073,6 @@
           <w:rFonts w:hint="eastAsia" w:ascii="Times New Roman" w:hAnsi="Times New Roman" w:eastAsia="Times New Roman" w:cs="Times New Roman"/>
         </w:rPr>
         <w:t>。</w:t>
-      </w:r>
-    </w:p>
-    <w:p>
-      <w:pPr>
-        <w:spacing w:before="160" w:after="80"/>
-      </w:pPr>
-      <w:r>
-        <w:pict>
-          <v:rect style="width:0;height:1.5pt" o:hralign="center" o:hrstd="t" o:hr="t"/>
-        </w:pict>
       </w:r>
     </w:p>
     <w:p>
@@ -9668,16 +9474,6 @@
         </w:pict>
       </w:r>
     </w:p>
-    <w:p>
-      <w:pPr>
-        <w:spacing w:before="160" w:after="80"/>
-      </w:pPr>
-      <w:r>
-        <w:pict>
-          <v:rect style="width:0;height:1.5pt" o:hralign="center" o:hrstd="t" o:hr="t"/>
-        </w:pict>
-      </w:r>
-    </w:p>
     <w:bookmarkEnd w:id="31"/>
     <w:bookmarkStart w:id="35" w:name="第15题"/>
     <w:p>
@@ -10317,16 +10113,6 @@
           <w:rFonts w:hint="eastAsia" w:ascii="Times New Roman" w:hAnsi="Times New Roman" w:eastAsia="Times New Roman" w:cs="Times New Roman"/>
         </w:rPr>
         <w:t>。</w:t>
-      </w:r>
-    </w:p>
-    <w:p>
-      <w:pPr>
-        <w:spacing w:before="160" w:after="80"/>
-      </w:pPr>
-      <w:r>
-        <w:pict>
-          <v:rect style="width:0;height:1.5pt" o:hralign="center" o:hrstd="t" o:hr="t"/>
-        </w:pict>
       </w:r>
     </w:p>
     <w:p>
@@ -14480,16 +14266,6 @@
         </w:pict>
       </w:r>
     </w:p>
-    <w:p>
-      <w:pPr>
-        <w:spacing w:before="160" w:after="80"/>
-      </w:pPr>
-      <w:r>
-        <w:pict>
-          <v:rect style="width:0;height:1.5pt" o:hralign="center" o:hrstd="t" o:hr="t"/>
-        </w:pict>
-      </w:r>
-    </w:p>
     <w:bookmarkEnd w:id="37"/>
     <w:bookmarkStart w:id="38" w:name="第18题"/>
     <w:p>
@@ -15123,16 +14899,6 @@
         </w:pict>
       </w:r>
     </w:p>
-    <w:p>
-      <w:pPr>
-        <w:spacing w:before="160" w:after="80"/>
-      </w:pPr>
-      <w:r>
-        <w:pict>
-          <v:rect style="width:0;height:1.5pt" o:hralign="center" o:hrstd="t" o:hr="t"/>
-        </w:pict>
-      </w:r>
-    </w:p>
     <w:bookmarkEnd w:id="38"/>
     <w:bookmarkStart w:id="39" w:name="第19题"/>
     <w:p>
@@ -15199,16 +14965,6 @@
           <w:rFonts w:hint="eastAsia" w:ascii="Times New Roman" w:hAnsi="Times New Roman" w:eastAsia="Times New Roman" w:cs="Times New Roman"/>
         </w:rPr>
         <w:t>。</w:t>
-      </w:r>
-    </w:p>
-    <w:p>
-      <w:pPr>
-        <w:spacing w:before="160" w:after="80"/>
-      </w:pPr>
-      <w:r>
-        <w:pict>
-          <v:rect style="width:0;height:1.5pt" o:hralign="center" o:hrstd="t" o:hr="t"/>
-        </w:pict>
       </w:r>
     </w:p>
     <w:p>
@@ -15503,16 +15259,6 @@
         </w:pict>
       </w:r>
     </w:p>
-    <w:p>
-      <w:pPr>
-        <w:spacing w:before="160" w:after="80"/>
-      </w:pPr>
-      <w:r>
-        <w:pict>
-          <v:rect style="width:0;height:1.5pt" o:hralign="center" o:hrstd="t" o:hr="t"/>
-        </w:pict>
-      </w:r>
-    </w:p>
     <w:bookmarkEnd w:id="40"/>
     <w:bookmarkStart w:id="41" w:name="第21题"/>
     <w:p>
@@ -16026,16 +15772,6 @@
         </w:pict>
       </w:r>
     </w:p>
-    <w:p>
-      <w:pPr>
-        <w:spacing w:before="160" w:after="80"/>
-      </w:pPr>
-      <w:r>
-        <w:pict>
-          <v:rect style="width:0;height:1.5pt" o:hralign="center" o:hrstd="t" o:hr="t"/>
-        </w:pict>
-      </w:r>
-    </w:p>
     <w:bookmarkEnd w:id="41"/>
     <w:bookmarkStart w:id="42" w:name="第22题"/>
     <w:p>
@@ -16252,16 +15988,6 @@
           <w:rFonts w:hint="eastAsia" w:ascii="Times New Roman" w:hAnsi="Times New Roman" w:eastAsia="FangSong" w:cs="Times New Roman"/>
         </w:rPr>
         <w:t xml:space="preserve">无法求</w:t>
-      </w:r>
-    </w:p>
-    <w:p>
-      <w:pPr>
-        <w:spacing w:before="160" w:after="80"/>
-      </w:pPr>
-      <w:r>
-        <w:pict>
-          <v:rect style="width:0;height:1.5pt" o:hralign="center" o:hrstd="t" o:hr="t"/>
-        </w:pict>
       </w:r>
     </w:p>
     <w:p>
@@ -16963,16 +16689,6 @@
           <w:rFonts w:hint="eastAsia" w:ascii="Times New Roman" w:hAnsi="Times New Roman" w:eastAsia="Times New Roman" w:cs="Times New Roman"/>
         </w:rPr>
         <w:t>。</w:t>
-      </w:r>
-    </w:p>
-    <w:p>
-      <w:pPr>
-        <w:spacing w:before="160" w:after="80"/>
-      </w:pPr>
-      <w:r>
-        <w:pict>
-          <v:rect style="width:0;height:1.5pt" o:hralign="center" o:hrstd="t" o:hr="t"/>
-        </w:pict>
       </w:r>
     </w:p>
     <w:p>
@@ -17813,16 +17529,6 @@
           <w:rFonts w:ascii="Times New Roman" w:hAnsi="Times New Roman" w:eastAsia="Times New Roman" w:cs="Times New Roman"/>
         </w:rPr>
         <w:t xml:space="preserve"> ΔG’。</w:t>
-      </w:r>
-    </w:p>
-    <w:p>
-      <w:pPr>
-        <w:spacing w:before="160" w:after="80"/>
-      </w:pPr>
-      <w:r>
-        <w:pict>
-          <v:rect style="width:0;height:1.5pt" o:hralign="center" o:hrstd="t" o:hr="t"/>
-        </w:pict>
       </w:r>
     </w:p>
     <w:p>
@@ -18594,16 +18300,6 @@
         </w:pict>
       </w:r>
     </w:p>
-    <w:p>
-      <w:pPr>
-        <w:spacing w:before="160" w:after="80"/>
-      </w:pPr>
-      <w:r>
-        <w:pict>
-          <v:rect style="width:0;height:1.5pt" o:hralign="center" o:hrstd="t" o:hr="t"/>
-        </w:pict>
-      </w:r>
-    </w:p>
     <w:bookmarkEnd w:id="51"/>
     <w:bookmarkStart w:id="52" w:name="第26题"/>
     <w:p>
@@ -20377,16 +20073,6 @@
           <w:rFonts w:hint="eastAsia" w:ascii="Times New Roman" w:hAnsi="Times New Roman" w:eastAsia="Times New Roman" w:cs="Times New Roman"/>
         </w:rPr>
         <w:t>。</w:t>
-      </w:r>
-    </w:p>
-    <w:p>
-      <w:pPr>
-        <w:spacing w:before="160" w:after="80"/>
-      </w:pPr>
-      <w:r>
-        <w:pict>
-          <v:rect style="width:0;height:1.5pt" o:hralign="center" o:hrstd="t" o:hr="t"/>
-        </w:pict>
       </w:r>
     </w:p>
     <w:p>
